--- a/flow/20230914_vu_template/drafts/2024-06-u/15-СБ-Амоса.docx
+++ b/flow/20230914_vu_template/drafts/2024-06-u/15-СБ-Амоса.docx
@@ -4302,24 +4302,99 @@
     </w:p>
     <w:p>
       <w:pPr>
-        <w:spacing w:after="120"/>
-        <w:jc w:val="both"/>
-        <w:rPr>
-          <w:rFonts w:ascii="Times New Roman" w:hAnsi="Times New Roman"/>
-          <w:sz w:val="24"/>
-          <w:szCs w:val="24"/>
-        </w:rPr>
-      </w:pPr>
-      <w:r>
-        <w:rPr>
-          <w:rFonts w:ascii="Times New Roman" w:hAnsi="Times New Roman"/>
-          <w:i/>
-          <w:color w:val="FF0000"/>
-          <w:sz w:val="24"/>
-          <w:szCs w:val="24"/>
-        </w:rPr>
-        <w:t xml:space="preserve">(г. 4, </w:t>
-      </w:r>
+        <w:pStyle w:val="a"/>
+      </w:pPr>
+      <w:r>
+        <w:rPr>
+          <w:rFonts w:ascii="Times New Roman" w:hAnsi="Times New Roman"/>
+          <w:i/>
+          <w:color w:val="FF0000"/>
+          <w:sz w:val="24"/>
+        </w:rPr>
+        <w:t>(г. 4, подібний: Покликаний був ти):</w:t>
+      </w:r>
+      <w:r>
+        <w:rPr>
+          <w:rFonts w:ascii="Times New Roman" w:hAnsi="Times New Roman"/>
+          <w:sz w:val="24"/>
+        </w:rPr>
+        <w:t xml:space="preserve"> Прийнявши чистим умом відблиск* богоначального сяйва* і ставши провісником та проповідником Божих слів* і божеським пророком,* ти був устами, якими ворушив Дух Божий,* і звістив те, що він тобі об'явив.* Ти проголосив усім народам майбутнє спасіння* і незнищиме царство Христа.* Його моли, всечесний </w:t>
+      </w:r>
+      <w:r>
+        <w:rPr>
+          <w:rFonts w:ascii="Times New Roman" w:hAnsi="Times New Roman"/>
+          <w:i w:val="0"/>
+          <w:color w:val="000000"/>
+          <w:sz w:val="24"/>
+          <w:highlight w:val="yellow"/>
+        </w:rPr>
+        <w:t>(ім’я</w:t>
+      </w:r>
+      <w:r>
+        <w:rPr>
+          <w:rFonts w:ascii="Times New Roman" w:hAnsi="Times New Roman"/>
+          <w:i/>
+          <w:color w:val="FF0000"/>
+          <w:sz w:val="24"/>
+        </w:rPr>
+        <w:t>,</w:t>
+      </w:r>
+      <w:r>
+        <w:rPr>
+          <w:rFonts w:ascii="Times New Roman" w:hAnsi="Times New Roman"/>
+          <w:i/>
+          <w:color w:val="FF0000"/>
+          <w:sz w:val="24"/>
+        </w:rPr>
+        <w:t>)</w:t>
+      </w:r>
+      <w:r>
+        <w:rPr>
+          <w:rFonts w:ascii="Times New Roman" w:hAnsi="Times New Roman"/>
+          <w:sz w:val="24"/>
+        </w:rPr>
+        <w:t>,* щоб спас та просвітив душі наші.</w:t>
+      </w:r>
+    </w:p>
+    <w:p>
+      <w:pPr>
+        <w:spacing w:after="120"/>
+        <w:jc w:val="center"/>
+        <w:rPr>
+          <w:rFonts w:ascii="Times New Roman" w:hAnsi="Times New Roman"/>
+          <w:b/>
+          <w:i/>
+          <w:color w:val="FF0000"/>
+          <w:sz w:val="24"/>
+          <w:szCs w:val="24"/>
+          <w:lang w:val="uk-UA"/>
+        </w:rPr>
+      </w:pPr>
+      <w:r>
+        <w:rPr>
+          <w:rFonts w:ascii="Times New Roman" w:hAnsi="Times New Roman"/>
+          <w:b/>
+          <w:i/>
+          <w:color w:val="FF0000"/>
+          <w:sz w:val="24"/>
+          <w:szCs w:val="24"/>
+          <w:lang w:val="uk-UA"/>
+        </w:rPr>
+        <w:t>Псалом 116</w:t>
+      </w:r>
+    </w:p>
+    <w:p>
+      <w:pPr>
+        <w:spacing w:after="120"/>
+        <w:jc w:val="both"/>
+        <w:rPr>
+          <w:rFonts w:ascii="Times New Roman" w:hAnsi="Times New Roman"/>
+          <w:sz w:val="24"/>
+          <w:szCs w:val="24"/>
+          <w:u w:val="single"/>
+          <w:lang w:val="uk-UA"/>
+        </w:rPr>
+      </w:pPr>
       <w:proofErr w:type="spellStart"/>
       <w:r>
         <w:rPr>
@@ -4328,8 +4403,9 @@
           <w:color w:val="FF0000"/>
           <w:sz w:val="24"/>
           <w:szCs w:val="24"/>
-        </w:rPr>
-        <w:t>подібний</w:t>
+          <w:lang w:val="uk-UA"/>
+        </w:rPr>
+        <w:t>Стих</w:t>
       </w:r>
       <w:proofErr w:type="spellEnd"/>
       <w:r>
@@ -4339,1901 +4415,229 @@
           <w:color w:val="FF0000"/>
           <w:sz w:val="24"/>
           <w:szCs w:val="24"/>
-        </w:rPr>
-        <w:t xml:space="preserve">: </w:t>
+          <w:lang w:val="uk-UA"/>
+        </w:rPr>
+        <w:t>:</w:t>
+      </w:r>
+      <w:r>
+        <w:rPr>
+          <w:rFonts w:ascii="Times New Roman" w:hAnsi="Times New Roman"/>
+          <w:i/>
+          <w:sz w:val="24"/>
+          <w:szCs w:val="24"/>
+          <w:lang w:val="uk-UA"/>
+        </w:rPr>
+        <w:t xml:space="preserve"> </w:t>
       </w:r>
       <w:proofErr w:type="spellStart"/>
       <w:r>
         <w:rPr>
           <w:rFonts w:ascii="Times New Roman" w:hAnsi="Times New Roman"/>
-          <w:i/>
-          <w:color w:val="FF0000"/>
-          <w:sz w:val="24"/>
-          <w:szCs w:val="24"/>
-        </w:rPr>
-        <w:t>Як</w:t>
+          <w:sz w:val="24"/>
+          <w:szCs w:val="24"/>
+          <w:u w:val="single"/>
+          <w:lang w:val="uk-UA"/>
+        </w:rPr>
+        <w:t>Хваліте</w:t>
       </w:r>
       <w:proofErr w:type="spellEnd"/>
       <w:r>
         <w:rPr>
           <w:rFonts w:ascii="Times New Roman" w:hAnsi="Times New Roman"/>
-          <w:i/>
-          <w:color w:val="FF0000"/>
-          <w:sz w:val="24"/>
-          <w:szCs w:val="24"/>
+          <w:sz w:val="24"/>
+          <w:szCs w:val="24"/>
+          <w:u w:val="single"/>
+          <w:lang w:val="uk-UA"/>
+        </w:rPr>
+        <w:t xml:space="preserve"> Господа всі народи!* Прославляйте його всі люди!</w:t>
+      </w:r>
+    </w:p>
+    <w:p>
+      <w:pPr>
+        <w:pStyle w:val="a"/>
+      </w:pPr>
+      <w:r>
+        <w:rPr>
+          <w:rFonts w:ascii="Times New Roman" w:hAnsi="Times New Roman"/>
+          <w:sz w:val="24"/>
+        </w:rPr>
+        <w:t xml:space="preserve">Осяяний достойним боговидінням* та відзначений пророчою мовою* і благодаттю, богонатхненний </w:t>
+      </w:r>
+      <w:r>
+        <w:rPr>
+          <w:rFonts w:ascii="Times New Roman" w:hAnsi="Times New Roman"/>
+          <w:i w:val="0"/>
+          <w:color w:val="000000"/>
+          <w:sz w:val="24"/>
+          <w:highlight w:val="yellow"/>
+        </w:rPr>
+        <w:t>Єлисея</w:t>
+      </w:r>
+      <w:r>
+        <w:rPr>
+          <w:rFonts w:ascii="Times New Roman" w:hAnsi="Times New Roman"/>
+          <w:sz w:val="24"/>
+        </w:rPr>
+        <w:t>!* Ти вдостоївся божественного блаженства* та здобув нині оце довір'я* і ласку в Преблагого,* щоб молитися за тих, які тебе з вірою почитають* і вихваляють як чесного і Богом посланого благовісника,* щоб визволити з бід* і спасти душі наші.</w:t>
+      </w:r>
+    </w:p>
+    <w:p>
+      <w:pPr>
+        <w:spacing w:after="120"/>
+        <w:jc w:val="both"/>
+        <w:rPr>
+          <w:rFonts w:ascii="Times New Roman" w:hAnsi="Times New Roman"/>
+          <w:sz w:val="24"/>
+          <w:szCs w:val="24"/>
+          <w:u w:val="single"/>
+          <w:lang w:val="uk-UA"/>
+        </w:rPr>
+      </w:pPr>
+      <w:proofErr w:type="spellStart"/>
+      <w:r>
+        <w:rPr>
+          <w:rFonts w:ascii="Times New Roman" w:hAnsi="Times New Roman"/>
+          <w:i/>
+          <w:color w:val="FF0000"/>
+          <w:sz w:val="24"/>
+          <w:szCs w:val="24"/>
+          <w:lang w:val="uk-UA"/>
+        </w:rPr>
+        <w:t>Стих</w:t>
+      </w:r>
+      <w:proofErr w:type="spellEnd"/>
+      <w:r>
+        <w:rPr>
+          <w:rFonts w:ascii="Times New Roman" w:hAnsi="Times New Roman"/>
+          <w:i/>
+          <w:color w:val="FF0000"/>
+          <w:sz w:val="24"/>
+          <w:szCs w:val="24"/>
+          <w:lang w:val="uk-UA"/>
+        </w:rPr>
+        <w:t>:</w:t>
+      </w:r>
+      <w:r>
+        <w:rPr>
+          <w:rFonts w:ascii="Times New Roman" w:hAnsi="Times New Roman"/>
+          <w:i/>
+          <w:sz w:val="24"/>
+          <w:szCs w:val="24"/>
+          <w:lang w:val="uk-UA"/>
         </w:rPr>
         <w:t xml:space="preserve"> </w:t>
       </w:r>
-      <w:proofErr w:type="spellStart"/>
-      <w:r>
-        <w:rPr>
-          <w:rFonts w:ascii="Times New Roman" w:hAnsi="Times New Roman"/>
-          <w:i/>
-          <w:color w:val="FF0000"/>
-          <w:sz w:val="24"/>
-          <w:szCs w:val="24"/>
-        </w:rPr>
-        <w:t>хороброго</w:t>
-      </w:r>
-      <w:proofErr w:type="spellEnd"/>
-      <w:r>
-        <w:rPr>
-          <w:rFonts w:ascii="Times New Roman" w:hAnsi="Times New Roman"/>
-          <w:i/>
-          <w:color w:val="FF0000"/>
-          <w:sz w:val="24"/>
-          <w:szCs w:val="24"/>
-        </w:rPr>
-        <w:t>):</w:t>
-      </w:r>
-      <w:r>
-        <w:rPr>
-          <w:rFonts w:ascii="Times New Roman" w:hAnsi="Times New Roman"/>
-          <w:color w:val="FF0000"/>
-          <w:sz w:val="24"/>
-          <w:szCs w:val="24"/>
+      <w:r>
+        <w:rPr>
+          <w:rFonts w:ascii="Times New Roman" w:hAnsi="Times New Roman"/>
+          <w:sz w:val="24"/>
+          <w:szCs w:val="24"/>
+          <w:u w:val="single"/>
+          <w:lang w:val="uk-UA"/>
+        </w:rPr>
+        <w:t>Велике бо до нас його милосердя, і вірність Господа повіки.</w:t>
+      </w:r>
+    </w:p>
+    <w:p>
+      <w:pPr>
+        <w:pStyle w:val="a"/>
+      </w:pPr>
+      <w:r>
+        <w:rPr>
+          <w:rFonts w:ascii="Times New Roman" w:hAnsi="Times New Roman"/>
+          <w:sz w:val="24"/>
+        </w:rPr>
+        <w:t xml:space="preserve">Твого пророка </w:t>
+      </w:r>
+      <w:r>
+        <w:rPr>
+          <w:rFonts w:ascii="Times New Roman" w:hAnsi="Times New Roman"/>
+          <w:i w:val="0"/>
+          <w:color w:val="000000"/>
+          <w:sz w:val="24"/>
+          <w:highlight w:val="yellow"/>
+        </w:rPr>
+        <w:t>Єлисея</w:t>
+      </w:r>
+      <w:r>
+        <w:rPr>
+          <w:rFonts w:ascii="Times New Roman" w:hAnsi="Times New Roman"/>
+          <w:sz w:val="24"/>
+        </w:rPr>
+        <w:t xml:space="preserve"> появив ти, Безсмертний,* немов духовну хмарину, що справді виточує воду життя вічного.* Ти послав його щедро і дарував пресвятого Духа,* єдиносущного тобі Отцю Вседержителеві* і твоєму Синові,* що засіяв з твого єства,* і через нього звістив спасенний прихід Христа Бога нашого.* Моли його, щоб спас* і просвітив душі наші.</w:t>
+      </w:r>
+    </w:p>
+    <w:p>
+      <w:pPr>
+        <w:pStyle w:val="a"/>
+      </w:pPr>
+      <w:r>
+        <w:rPr>
+          <w:rFonts w:ascii="Times New Roman" w:hAnsi="Times New Roman"/>
+          <w:b/>
+          <w:sz w:val="24"/>
+        </w:rPr>
+        <w:t xml:space="preserve">Слава </w:t>
+      </w:r>
+      <w:r>
+        <w:rPr>
+          <w:rFonts w:ascii="Times New Roman" w:hAnsi="Times New Roman"/>
+          <w:i/>
+          <w:color w:val="FF0000"/>
+          <w:sz w:val="24"/>
+        </w:rPr>
+        <w:t xml:space="preserve">(г. 4): </w:t>
+      </w:r>
+      <w:r>
+        <w:rPr>
+          <w:rFonts w:ascii="Times New Roman" w:hAnsi="Times New Roman"/>
+          <w:sz w:val="24"/>
+        </w:rPr>
+        <w:t xml:space="preserve">Радіючи в Господі Бозі, Спасі твоїм,* богомовний, славний пророче </w:t>
+      </w:r>
+      <w:r>
+        <w:rPr>
+          <w:rFonts w:ascii="Times New Roman" w:hAnsi="Times New Roman"/>
+          <w:i w:val="0"/>
+          <w:color w:val="000000"/>
+          <w:sz w:val="24"/>
+          <w:highlight w:val="yellow"/>
+        </w:rPr>
+        <w:t>Єлисея</w:t>
+      </w:r>
+      <w:r>
+        <w:rPr>
+          <w:rFonts w:ascii="Times New Roman" w:hAnsi="Times New Roman"/>
+          <w:sz w:val="24"/>
+        </w:rPr>
+        <w:t>,* і в ньому веселившись, ти прийняв з потойбічного сіяння промінне світло* і був духовно просвітлений богодійним світлом.* Тому своїми молитвами визволи від бід і напастей тих,* що з вірою вчиняють твою всесвітлу пам'ять.</w:t>
+      </w:r>
+    </w:p>
+    <w:p>
+      <w:pPr>
+        <w:spacing w:after="120"/>
+      </w:pPr>
+      <w:r>
+        <w:rPr>
+          <w:rFonts w:ascii="Times New Roman" w:hAnsi="Times New Roman"/>
+          <w:b/>
+          <w:sz w:val="24"/>
+        </w:rPr>
+        <w:t>І нині</w:t>
+      </w:r>
+      <w:r>
+        <w:rPr>
+          <w:rFonts w:ascii="Times New Roman" w:hAnsi="Times New Roman"/>
+          <w:sz w:val="24"/>
         </w:rPr>
         <w:t xml:space="preserve"> </w:t>
       </w:r>
-      <w:proofErr w:type="spellStart"/>
-      <w:r>
-        <w:rPr>
-          <w:rFonts w:ascii="Times New Roman" w:hAnsi="Times New Roman"/>
-          <w:sz w:val="24"/>
-          <w:szCs w:val="24"/>
-        </w:rPr>
-        <w:t>Ти</w:t>
-      </w:r>
-      <w:proofErr w:type="spellEnd"/>
-      <w:r>
-        <w:rPr>
-          <w:rFonts w:ascii="Times New Roman" w:hAnsi="Times New Roman"/>
-          <w:sz w:val="24"/>
-          <w:szCs w:val="24"/>
-        </w:rPr>
-        <w:t xml:space="preserve">, </w:t>
-      </w:r>
-      <w:proofErr w:type="spellStart"/>
-      <w:r>
-        <w:rPr>
-          <w:rFonts w:ascii="Times New Roman" w:hAnsi="Times New Roman"/>
-          <w:sz w:val="24"/>
-          <w:szCs w:val="24"/>
-        </w:rPr>
-        <w:t>Славний</w:t>
-      </w:r>
-      <w:proofErr w:type="spellEnd"/>
-      <w:r>
-        <w:rPr>
-          <w:rFonts w:ascii="Times New Roman" w:hAnsi="Times New Roman"/>
-          <w:sz w:val="24"/>
-          <w:szCs w:val="24"/>
-        </w:rPr>
-        <w:t xml:space="preserve">, </w:t>
-      </w:r>
-      <w:proofErr w:type="spellStart"/>
-      <w:r>
-        <w:rPr>
-          <w:rFonts w:ascii="Times New Roman" w:hAnsi="Times New Roman"/>
-          <w:sz w:val="24"/>
-          <w:szCs w:val="24"/>
-        </w:rPr>
-        <w:t>зодягнувся</w:t>
-      </w:r>
-      <w:proofErr w:type="spellEnd"/>
-      <w:r>
-        <w:rPr>
-          <w:rFonts w:ascii="Times New Roman" w:hAnsi="Times New Roman"/>
-          <w:sz w:val="24"/>
-          <w:szCs w:val="24"/>
-        </w:rPr>
-        <w:t xml:space="preserve">* у </w:t>
-      </w:r>
-      <w:proofErr w:type="spellStart"/>
-      <w:r>
-        <w:rPr>
-          <w:rFonts w:ascii="Times New Roman" w:hAnsi="Times New Roman"/>
-          <w:sz w:val="24"/>
-          <w:szCs w:val="24"/>
-        </w:rPr>
-        <w:t>багряницю</w:t>
-      </w:r>
-      <w:proofErr w:type="spellEnd"/>
-      <w:r>
-        <w:rPr>
-          <w:rFonts w:ascii="Times New Roman" w:hAnsi="Times New Roman"/>
-          <w:sz w:val="24"/>
-          <w:szCs w:val="24"/>
-        </w:rPr>
-        <w:t xml:space="preserve">, </w:t>
-      </w:r>
-      <w:proofErr w:type="spellStart"/>
-      <w:r>
-        <w:rPr>
-          <w:rFonts w:ascii="Times New Roman" w:hAnsi="Times New Roman"/>
-          <w:sz w:val="24"/>
-          <w:szCs w:val="24"/>
-        </w:rPr>
-        <w:t>обагрену</w:t>
-      </w:r>
-      <w:proofErr w:type="spellEnd"/>
-      <w:r>
-        <w:rPr>
-          <w:rFonts w:ascii="Times New Roman" w:hAnsi="Times New Roman"/>
-          <w:sz w:val="24"/>
-          <w:szCs w:val="24"/>
-        </w:rPr>
-        <w:t xml:space="preserve"> </w:t>
-      </w:r>
-      <w:proofErr w:type="spellStart"/>
-      <w:r>
-        <w:rPr>
-          <w:rFonts w:ascii="Times New Roman" w:hAnsi="Times New Roman"/>
-          <w:sz w:val="24"/>
-          <w:szCs w:val="24"/>
-        </w:rPr>
-        <w:t>кров'ю</w:t>
-      </w:r>
-      <w:proofErr w:type="spellEnd"/>
-      <w:r>
-        <w:rPr>
-          <w:rFonts w:ascii="Times New Roman" w:hAnsi="Times New Roman"/>
-          <w:sz w:val="24"/>
-          <w:szCs w:val="24"/>
-        </w:rPr>
-        <w:t xml:space="preserve"> </w:t>
-      </w:r>
-      <w:proofErr w:type="spellStart"/>
-      <w:r>
-        <w:rPr>
-          <w:rFonts w:ascii="Times New Roman" w:hAnsi="Times New Roman"/>
-          <w:sz w:val="24"/>
-          <w:szCs w:val="24"/>
-        </w:rPr>
-        <w:t>твого</w:t>
-      </w:r>
-      <w:proofErr w:type="spellEnd"/>
-      <w:r>
-        <w:rPr>
-          <w:rFonts w:ascii="Times New Roman" w:hAnsi="Times New Roman"/>
-          <w:sz w:val="24"/>
-          <w:szCs w:val="24"/>
-        </w:rPr>
-        <w:t xml:space="preserve"> </w:t>
-      </w:r>
-      <w:proofErr w:type="spellStart"/>
-      <w:r>
-        <w:rPr>
-          <w:rFonts w:ascii="Times New Roman" w:hAnsi="Times New Roman"/>
-          <w:sz w:val="24"/>
-          <w:szCs w:val="24"/>
-        </w:rPr>
-        <w:t>тіла</w:t>
-      </w:r>
-      <w:proofErr w:type="spellEnd"/>
-      <w:r>
-        <w:rPr>
-          <w:rFonts w:ascii="Times New Roman" w:hAnsi="Times New Roman"/>
-          <w:sz w:val="24"/>
-          <w:szCs w:val="24"/>
-        </w:rPr>
-        <w:t xml:space="preserve">,* </w:t>
-      </w:r>
-      <w:proofErr w:type="spellStart"/>
-      <w:r>
-        <w:rPr>
-          <w:rFonts w:ascii="Times New Roman" w:hAnsi="Times New Roman"/>
-          <w:sz w:val="24"/>
-          <w:szCs w:val="24"/>
-        </w:rPr>
-        <w:t>тобто</w:t>
-      </w:r>
-      <w:proofErr w:type="spellEnd"/>
-      <w:r>
-        <w:rPr>
-          <w:rFonts w:ascii="Times New Roman" w:hAnsi="Times New Roman"/>
-          <w:sz w:val="24"/>
-          <w:szCs w:val="24"/>
-        </w:rPr>
-        <w:t xml:space="preserve"> </w:t>
-      </w:r>
-      <w:proofErr w:type="spellStart"/>
-      <w:r>
-        <w:rPr>
-          <w:rFonts w:ascii="Times New Roman" w:hAnsi="Times New Roman"/>
-          <w:sz w:val="24"/>
-          <w:szCs w:val="24"/>
-        </w:rPr>
-        <w:t>божественною</w:t>
-      </w:r>
-      <w:proofErr w:type="spellEnd"/>
-      <w:r>
-        <w:rPr>
-          <w:rFonts w:ascii="Times New Roman" w:hAnsi="Times New Roman"/>
-          <w:sz w:val="24"/>
-          <w:szCs w:val="24"/>
-        </w:rPr>
-        <w:t xml:space="preserve"> </w:t>
-      </w:r>
-      <w:proofErr w:type="spellStart"/>
-      <w:r>
-        <w:rPr>
-          <w:rFonts w:ascii="Times New Roman" w:hAnsi="Times New Roman"/>
-          <w:sz w:val="24"/>
-          <w:szCs w:val="24"/>
-        </w:rPr>
-        <w:t>благодаттю</w:t>
-      </w:r>
-      <w:proofErr w:type="spellEnd"/>
-      <w:r>
-        <w:rPr>
-          <w:rFonts w:ascii="Times New Roman" w:hAnsi="Times New Roman"/>
-          <w:sz w:val="24"/>
-          <w:szCs w:val="24"/>
-        </w:rPr>
-        <w:t xml:space="preserve">,* і </w:t>
-      </w:r>
-      <w:proofErr w:type="spellStart"/>
-      <w:r>
-        <w:rPr>
-          <w:rFonts w:ascii="Times New Roman" w:hAnsi="Times New Roman"/>
-          <w:sz w:val="24"/>
-          <w:szCs w:val="24"/>
-        </w:rPr>
-        <w:t>голову</w:t>
-      </w:r>
-      <w:proofErr w:type="spellEnd"/>
-      <w:r>
-        <w:rPr>
-          <w:rFonts w:ascii="Times New Roman" w:hAnsi="Times New Roman"/>
-          <w:sz w:val="24"/>
-          <w:szCs w:val="24"/>
-        </w:rPr>
-        <w:t xml:space="preserve"> </w:t>
-      </w:r>
-      <w:proofErr w:type="spellStart"/>
-      <w:r>
-        <w:rPr>
-          <w:rFonts w:ascii="Times New Roman" w:hAnsi="Times New Roman"/>
-          <w:sz w:val="24"/>
-          <w:szCs w:val="24"/>
-        </w:rPr>
-        <w:t>свою</w:t>
-      </w:r>
-      <w:proofErr w:type="spellEnd"/>
-      <w:r>
-        <w:rPr>
-          <w:rFonts w:ascii="Times New Roman" w:hAnsi="Times New Roman"/>
-          <w:sz w:val="24"/>
-          <w:szCs w:val="24"/>
-        </w:rPr>
-        <w:t xml:space="preserve"> </w:t>
-      </w:r>
-      <w:proofErr w:type="spellStart"/>
-      <w:r>
-        <w:rPr>
-          <w:rFonts w:ascii="Times New Roman" w:hAnsi="Times New Roman"/>
-          <w:sz w:val="24"/>
-          <w:szCs w:val="24"/>
-        </w:rPr>
-        <w:t>ти</w:t>
-      </w:r>
-      <w:proofErr w:type="spellEnd"/>
-      <w:r>
-        <w:rPr>
-          <w:rFonts w:ascii="Times New Roman" w:hAnsi="Times New Roman"/>
-          <w:sz w:val="24"/>
-          <w:szCs w:val="24"/>
-        </w:rPr>
-        <w:t xml:space="preserve"> </w:t>
-      </w:r>
-      <w:proofErr w:type="spellStart"/>
-      <w:r>
-        <w:rPr>
-          <w:rFonts w:ascii="Times New Roman" w:hAnsi="Times New Roman"/>
-          <w:sz w:val="24"/>
-          <w:szCs w:val="24"/>
-        </w:rPr>
-        <w:t>прикрасив</w:t>
-      </w:r>
-      <w:proofErr w:type="spellEnd"/>
-      <w:r>
-        <w:rPr>
-          <w:rFonts w:ascii="Times New Roman" w:hAnsi="Times New Roman"/>
-          <w:sz w:val="24"/>
-          <w:szCs w:val="24"/>
-        </w:rPr>
-        <w:t xml:space="preserve">* </w:t>
-      </w:r>
-      <w:proofErr w:type="spellStart"/>
-      <w:r>
-        <w:rPr>
-          <w:rFonts w:ascii="Times New Roman" w:hAnsi="Times New Roman"/>
-          <w:sz w:val="24"/>
-          <w:szCs w:val="24"/>
-        </w:rPr>
-        <w:t>вінком</w:t>
-      </w:r>
-      <w:proofErr w:type="spellEnd"/>
-      <w:r>
-        <w:rPr>
-          <w:rFonts w:ascii="Times New Roman" w:hAnsi="Times New Roman"/>
-          <w:sz w:val="24"/>
-          <w:szCs w:val="24"/>
-        </w:rPr>
-        <w:t xml:space="preserve"> </w:t>
-      </w:r>
-      <w:proofErr w:type="spellStart"/>
-      <w:r>
-        <w:rPr>
-          <w:rFonts w:ascii="Times New Roman" w:hAnsi="Times New Roman"/>
-          <w:sz w:val="24"/>
-          <w:szCs w:val="24"/>
-        </w:rPr>
-        <w:t>життя</w:t>
-      </w:r>
-      <w:proofErr w:type="spellEnd"/>
-      <w:r>
-        <w:rPr>
-          <w:rFonts w:ascii="Times New Roman" w:hAnsi="Times New Roman"/>
-          <w:sz w:val="24"/>
-          <w:szCs w:val="24"/>
-        </w:rPr>
-        <w:t xml:space="preserve"> нетлінного.* </w:t>
-      </w:r>
-      <w:proofErr w:type="spellStart"/>
-      <w:r>
-        <w:rPr>
-          <w:rFonts w:ascii="Times New Roman" w:hAnsi="Times New Roman"/>
-          <w:sz w:val="24"/>
-          <w:szCs w:val="24"/>
-        </w:rPr>
-        <w:t>Несучи</w:t>
-      </w:r>
-      <w:proofErr w:type="spellEnd"/>
-      <w:r>
-        <w:rPr>
-          <w:rFonts w:ascii="Times New Roman" w:hAnsi="Times New Roman"/>
-          <w:sz w:val="24"/>
-          <w:szCs w:val="24"/>
-        </w:rPr>
-        <w:t xml:space="preserve"> в </w:t>
-      </w:r>
-      <w:proofErr w:type="spellStart"/>
-      <w:r>
-        <w:rPr>
-          <w:rFonts w:ascii="Times New Roman" w:hAnsi="Times New Roman"/>
-          <w:sz w:val="24"/>
-          <w:szCs w:val="24"/>
-        </w:rPr>
-        <w:t>правиці</w:t>
-      </w:r>
-      <w:proofErr w:type="spellEnd"/>
-      <w:r>
-        <w:rPr>
-          <w:rFonts w:ascii="Times New Roman" w:hAnsi="Times New Roman"/>
-          <w:sz w:val="24"/>
-          <w:szCs w:val="24"/>
-        </w:rPr>
-        <w:t xml:space="preserve">, </w:t>
-      </w:r>
-      <w:proofErr w:type="spellStart"/>
-      <w:r>
-        <w:rPr>
-          <w:rFonts w:ascii="Times New Roman" w:hAnsi="Times New Roman"/>
-          <w:sz w:val="24"/>
-          <w:szCs w:val="24"/>
-        </w:rPr>
-        <w:t>немов</w:t>
-      </w:r>
-      <w:proofErr w:type="spellEnd"/>
-      <w:r>
-        <w:rPr>
-          <w:rFonts w:ascii="Times New Roman" w:hAnsi="Times New Roman"/>
-          <w:sz w:val="24"/>
-          <w:szCs w:val="24"/>
-        </w:rPr>
-        <w:t xml:space="preserve"> </w:t>
-      </w:r>
-      <w:proofErr w:type="spellStart"/>
-      <w:r>
-        <w:rPr>
-          <w:rFonts w:ascii="Times New Roman" w:hAnsi="Times New Roman"/>
-          <w:sz w:val="24"/>
-          <w:szCs w:val="24"/>
-        </w:rPr>
-        <w:t>берло</w:t>
-      </w:r>
-      <w:proofErr w:type="spellEnd"/>
-      <w:r>
-        <w:rPr>
-          <w:rFonts w:ascii="Times New Roman" w:hAnsi="Times New Roman"/>
-          <w:sz w:val="24"/>
-          <w:szCs w:val="24"/>
-        </w:rPr>
-        <w:t xml:space="preserve">,* </w:t>
-      </w:r>
-      <w:proofErr w:type="spellStart"/>
-      <w:r>
-        <w:rPr>
-          <w:rFonts w:ascii="Times New Roman" w:hAnsi="Times New Roman"/>
-          <w:sz w:val="24"/>
-          <w:szCs w:val="24"/>
-        </w:rPr>
-        <w:t>хресне</w:t>
-      </w:r>
-      <w:proofErr w:type="spellEnd"/>
-      <w:r>
-        <w:rPr>
-          <w:rFonts w:ascii="Times New Roman" w:hAnsi="Times New Roman"/>
-          <w:sz w:val="24"/>
-          <w:szCs w:val="24"/>
-        </w:rPr>
-        <w:t xml:space="preserve"> </w:t>
-      </w:r>
-      <w:proofErr w:type="spellStart"/>
-      <w:r>
-        <w:rPr>
-          <w:rFonts w:ascii="Times New Roman" w:hAnsi="Times New Roman"/>
-          <w:sz w:val="24"/>
-          <w:szCs w:val="24"/>
-        </w:rPr>
-        <w:t>переможне</w:t>
-      </w:r>
-      <w:proofErr w:type="spellEnd"/>
-      <w:r>
-        <w:rPr>
-          <w:rFonts w:ascii="Times New Roman" w:hAnsi="Times New Roman"/>
-          <w:sz w:val="24"/>
-          <w:szCs w:val="24"/>
-        </w:rPr>
-        <w:t xml:space="preserve"> </w:t>
-      </w:r>
-      <w:proofErr w:type="spellStart"/>
-      <w:r>
-        <w:rPr>
-          <w:rFonts w:ascii="Times New Roman" w:hAnsi="Times New Roman"/>
-          <w:sz w:val="24"/>
-          <w:szCs w:val="24"/>
-        </w:rPr>
-        <w:t>знамення</w:t>
-      </w:r>
-      <w:proofErr w:type="spellEnd"/>
-      <w:r>
-        <w:rPr>
-          <w:rFonts w:ascii="Times New Roman" w:hAnsi="Times New Roman"/>
-          <w:sz w:val="24"/>
-          <w:szCs w:val="24"/>
-        </w:rPr>
-        <w:t xml:space="preserve">,* </w:t>
-      </w:r>
-      <w:proofErr w:type="spellStart"/>
-      <w:r>
-        <w:rPr>
-          <w:rFonts w:ascii="Times New Roman" w:hAnsi="Times New Roman"/>
-          <w:sz w:val="24"/>
-          <w:szCs w:val="24"/>
-        </w:rPr>
-        <w:t>всемудрий</w:t>
-      </w:r>
-      <w:proofErr w:type="spellEnd"/>
-      <w:r>
-        <w:rPr>
-          <w:rFonts w:ascii="Times New Roman" w:hAnsi="Times New Roman"/>
-          <w:sz w:val="24"/>
-          <w:szCs w:val="24"/>
-        </w:rPr>
-        <w:t xml:space="preserve"> </w:t>
-      </w:r>
-      <w:proofErr w:type="spellStart"/>
-      <w:r>
-        <w:rPr>
-          <w:rFonts w:ascii="Times New Roman" w:hAnsi="Times New Roman"/>
-          <w:sz w:val="24"/>
-          <w:szCs w:val="24"/>
-        </w:rPr>
-        <w:t>Мученику</w:t>
-      </w:r>
-      <w:proofErr w:type="spellEnd"/>
-      <w:r>
-        <w:rPr>
-          <w:rFonts w:ascii="Times New Roman" w:hAnsi="Times New Roman"/>
-          <w:sz w:val="24"/>
-          <w:szCs w:val="24"/>
-        </w:rPr>
-        <w:t xml:space="preserve">,* </w:t>
-      </w:r>
-      <w:proofErr w:type="spellStart"/>
-      <w:r>
-        <w:rPr>
-          <w:rFonts w:ascii="Times New Roman" w:hAnsi="Times New Roman"/>
-          <w:sz w:val="24"/>
-          <w:szCs w:val="24"/>
-        </w:rPr>
-        <w:t>царюєш</w:t>
-      </w:r>
-      <w:proofErr w:type="spellEnd"/>
-      <w:r>
-        <w:rPr>
-          <w:rFonts w:ascii="Times New Roman" w:hAnsi="Times New Roman"/>
-          <w:sz w:val="24"/>
-          <w:szCs w:val="24"/>
-        </w:rPr>
-        <w:t xml:space="preserve"> з </w:t>
-      </w:r>
-      <w:proofErr w:type="spellStart"/>
-      <w:r>
-        <w:rPr>
-          <w:rFonts w:ascii="Times New Roman" w:hAnsi="Times New Roman"/>
-          <w:sz w:val="24"/>
-          <w:szCs w:val="24"/>
-        </w:rPr>
-        <w:t>Христом</w:t>
-      </w:r>
-      <w:proofErr w:type="spellEnd"/>
-      <w:r>
-        <w:rPr>
-          <w:rFonts w:ascii="Times New Roman" w:hAnsi="Times New Roman"/>
-          <w:sz w:val="24"/>
-          <w:szCs w:val="24"/>
-        </w:rPr>
-        <w:t xml:space="preserve">, </w:t>
-      </w:r>
-      <w:proofErr w:type="spellStart"/>
-      <w:r>
-        <w:rPr>
-          <w:rFonts w:ascii="Times New Roman" w:hAnsi="Times New Roman"/>
-          <w:sz w:val="24"/>
-          <w:szCs w:val="24"/>
-        </w:rPr>
-        <w:t>постійно</w:t>
-      </w:r>
-      <w:proofErr w:type="spellEnd"/>
-      <w:r>
-        <w:rPr>
-          <w:rFonts w:ascii="Times New Roman" w:hAnsi="Times New Roman"/>
-          <w:sz w:val="24"/>
-          <w:szCs w:val="24"/>
-        </w:rPr>
-        <w:t xml:space="preserve"> </w:t>
-      </w:r>
-      <w:proofErr w:type="spellStart"/>
-      <w:r>
-        <w:rPr>
-          <w:rFonts w:ascii="Times New Roman" w:hAnsi="Times New Roman"/>
-          <w:sz w:val="24"/>
-          <w:szCs w:val="24"/>
-        </w:rPr>
-        <w:t>радіючи</w:t>
-      </w:r>
-      <w:proofErr w:type="spellEnd"/>
-      <w:r>
-        <w:rPr>
-          <w:rFonts w:ascii="Times New Roman" w:hAnsi="Times New Roman"/>
-          <w:sz w:val="24"/>
-          <w:szCs w:val="24"/>
-        </w:rPr>
-        <w:t>.</w:t>
-      </w:r>
-    </w:p>
-    <w:p>
-      <w:pPr>
-        <w:spacing w:after="120"/>
-        <w:jc w:val="center"/>
-        <w:rPr>
-          <w:rFonts w:ascii="Times New Roman" w:hAnsi="Times New Roman"/>
-          <w:b/>
-          <w:i/>
-          <w:color w:val="FF0000"/>
-          <w:sz w:val="24"/>
-          <w:szCs w:val="24"/>
-          <w:lang w:val="uk-UA"/>
-        </w:rPr>
-      </w:pPr>
-      <w:r>
-        <w:rPr>
-          <w:rFonts w:ascii="Times New Roman" w:hAnsi="Times New Roman"/>
-          <w:b/>
-          <w:i/>
-          <w:color w:val="FF0000"/>
-          <w:sz w:val="24"/>
-          <w:szCs w:val="24"/>
-          <w:lang w:val="uk-UA"/>
-        </w:rPr>
-        <w:t>Псалом 116</w:t>
-      </w:r>
-    </w:p>
-    <w:p>
-      <w:pPr>
-        <w:spacing w:after="120"/>
-        <w:jc w:val="both"/>
-        <w:rPr>
-          <w:rFonts w:ascii="Times New Roman" w:hAnsi="Times New Roman"/>
-          <w:sz w:val="24"/>
-          <w:szCs w:val="24"/>
-          <w:u w:val="single"/>
-          <w:lang w:val="uk-UA"/>
-        </w:rPr>
-      </w:pPr>
-      <w:proofErr w:type="spellStart"/>
-      <w:r>
-        <w:rPr>
-          <w:rFonts w:ascii="Times New Roman" w:hAnsi="Times New Roman"/>
-          <w:i/>
-          <w:color w:val="FF0000"/>
-          <w:sz w:val="24"/>
-          <w:szCs w:val="24"/>
-          <w:lang w:val="uk-UA"/>
-        </w:rPr>
-        <w:t>Стих</w:t>
-      </w:r>
-      <w:proofErr w:type="spellEnd"/>
-      <w:r>
-        <w:rPr>
-          <w:rFonts w:ascii="Times New Roman" w:hAnsi="Times New Roman"/>
-          <w:i/>
-          <w:color w:val="FF0000"/>
-          <w:sz w:val="24"/>
-          <w:szCs w:val="24"/>
-          <w:lang w:val="uk-UA"/>
-        </w:rPr>
-        <w:t>:</w:t>
-      </w:r>
-      <w:r>
-        <w:rPr>
-          <w:rFonts w:ascii="Times New Roman" w:hAnsi="Times New Roman"/>
-          <w:i/>
-          <w:sz w:val="24"/>
-          <w:szCs w:val="24"/>
-          <w:lang w:val="uk-UA"/>
-        </w:rPr>
-        <w:t xml:space="preserve"> </w:t>
-      </w:r>
-      <w:proofErr w:type="spellStart"/>
-      <w:r>
-        <w:rPr>
-          <w:rFonts w:ascii="Times New Roman" w:hAnsi="Times New Roman"/>
-          <w:sz w:val="24"/>
-          <w:szCs w:val="24"/>
-          <w:u w:val="single"/>
-          <w:lang w:val="uk-UA"/>
-        </w:rPr>
-        <w:t>Хваліте</w:t>
-      </w:r>
-      <w:proofErr w:type="spellEnd"/>
-      <w:r>
-        <w:rPr>
-          <w:rFonts w:ascii="Times New Roman" w:hAnsi="Times New Roman"/>
-          <w:sz w:val="24"/>
-          <w:szCs w:val="24"/>
-          <w:u w:val="single"/>
-          <w:lang w:val="uk-UA"/>
-        </w:rPr>
-        <w:t xml:space="preserve"> Господа всі народи!* Прославляйте його всі люди!</w:t>
-      </w:r>
-    </w:p>
-    <w:p>
-      <w:pPr>
-        <w:spacing w:after="120"/>
-        <w:jc w:val="both"/>
-        <w:rPr>
-          <w:rFonts w:ascii="Times New Roman" w:hAnsi="Times New Roman"/>
-          <w:sz w:val="24"/>
-          <w:szCs w:val="24"/>
-        </w:rPr>
-      </w:pPr>
-      <w:proofErr w:type="spellStart"/>
-      <w:r>
-        <w:rPr>
-          <w:rFonts w:ascii="Times New Roman" w:hAnsi="Times New Roman"/>
-          <w:sz w:val="24"/>
-          <w:szCs w:val="24"/>
-        </w:rPr>
-        <w:t>Ти</w:t>
-      </w:r>
-      <w:proofErr w:type="spellEnd"/>
-      <w:r>
-        <w:rPr>
-          <w:rFonts w:ascii="Times New Roman" w:hAnsi="Times New Roman"/>
-          <w:sz w:val="24"/>
-          <w:szCs w:val="24"/>
-        </w:rPr>
-        <w:t xml:space="preserve">, </w:t>
-      </w:r>
-      <w:proofErr w:type="spellStart"/>
-      <w:r>
-        <w:rPr>
-          <w:rFonts w:ascii="Times New Roman" w:hAnsi="Times New Roman"/>
-          <w:sz w:val="24"/>
-          <w:szCs w:val="24"/>
-        </w:rPr>
-        <w:t>Славний</w:t>
-      </w:r>
-      <w:proofErr w:type="spellEnd"/>
-      <w:r>
-        <w:rPr>
-          <w:rFonts w:ascii="Times New Roman" w:hAnsi="Times New Roman"/>
-          <w:sz w:val="24"/>
-          <w:szCs w:val="24"/>
-        </w:rPr>
-        <w:t xml:space="preserve">, </w:t>
-      </w:r>
-      <w:proofErr w:type="spellStart"/>
-      <w:r>
-        <w:rPr>
-          <w:rFonts w:ascii="Times New Roman" w:hAnsi="Times New Roman"/>
-          <w:sz w:val="24"/>
-          <w:szCs w:val="24"/>
-        </w:rPr>
-        <w:t>був</w:t>
-      </w:r>
-      <w:proofErr w:type="spellEnd"/>
-      <w:r>
-        <w:rPr>
-          <w:rFonts w:ascii="Times New Roman" w:hAnsi="Times New Roman"/>
-          <w:sz w:val="24"/>
-          <w:szCs w:val="24"/>
-        </w:rPr>
-        <w:t xml:space="preserve"> </w:t>
-      </w:r>
-      <w:proofErr w:type="spellStart"/>
-      <w:r>
-        <w:rPr>
-          <w:rFonts w:ascii="Times New Roman" w:hAnsi="Times New Roman"/>
-          <w:sz w:val="24"/>
-          <w:szCs w:val="24"/>
-        </w:rPr>
-        <w:t>знаний</w:t>
-      </w:r>
-      <w:proofErr w:type="spellEnd"/>
-      <w:r>
-        <w:rPr>
-          <w:rFonts w:ascii="Times New Roman" w:hAnsi="Times New Roman"/>
-          <w:sz w:val="24"/>
-          <w:szCs w:val="24"/>
-        </w:rPr>
-        <w:t xml:space="preserve">* </w:t>
-      </w:r>
-      <w:proofErr w:type="spellStart"/>
-      <w:r>
-        <w:rPr>
-          <w:rFonts w:ascii="Times New Roman" w:hAnsi="Times New Roman"/>
-          <w:sz w:val="24"/>
-          <w:szCs w:val="24"/>
-        </w:rPr>
-        <w:t>як</w:t>
-      </w:r>
-      <w:proofErr w:type="spellEnd"/>
-      <w:r>
-        <w:rPr>
-          <w:rFonts w:ascii="Times New Roman" w:hAnsi="Times New Roman"/>
-          <w:sz w:val="24"/>
-          <w:szCs w:val="24"/>
-        </w:rPr>
-        <w:t xml:space="preserve"> </w:t>
-      </w:r>
-      <w:proofErr w:type="spellStart"/>
-      <w:r>
-        <w:rPr>
-          <w:rFonts w:ascii="Times New Roman" w:hAnsi="Times New Roman"/>
-          <w:sz w:val="24"/>
-          <w:szCs w:val="24"/>
-        </w:rPr>
-        <w:t>непереможний</w:t>
-      </w:r>
-      <w:proofErr w:type="spellEnd"/>
-      <w:r>
-        <w:rPr>
-          <w:rFonts w:ascii="Times New Roman" w:hAnsi="Times New Roman"/>
-          <w:sz w:val="24"/>
-          <w:szCs w:val="24"/>
-        </w:rPr>
-        <w:t xml:space="preserve"> воїн.* </w:t>
-      </w:r>
-      <w:proofErr w:type="spellStart"/>
-      <w:r>
-        <w:rPr>
-          <w:rFonts w:ascii="Times New Roman" w:hAnsi="Times New Roman"/>
-          <w:sz w:val="24"/>
-          <w:szCs w:val="24"/>
-        </w:rPr>
-        <w:t>Озброєний</w:t>
-      </w:r>
-      <w:proofErr w:type="spellEnd"/>
-      <w:r>
-        <w:rPr>
-          <w:rFonts w:ascii="Times New Roman" w:hAnsi="Times New Roman"/>
-          <w:sz w:val="24"/>
-          <w:szCs w:val="24"/>
-        </w:rPr>
-        <w:t xml:space="preserve"> </w:t>
-      </w:r>
-      <w:proofErr w:type="spellStart"/>
-      <w:r>
-        <w:rPr>
-          <w:rFonts w:ascii="Times New Roman" w:hAnsi="Times New Roman"/>
-          <w:sz w:val="24"/>
-          <w:szCs w:val="24"/>
-        </w:rPr>
-        <w:t>хресним</w:t>
-      </w:r>
-      <w:proofErr w:type="spellEnd"/>
-      <w:r>
-        <w:rPr>
-          <w:rFonts w:ascii="Times New Roman" w:hAnsi="Times New Roman"/>
-          <w:sz w:val="24"/>
-          <w:szCs w:val="24"/>
-        </w:rPr>
-        <w:t xml:space="preserve"> </w:t>
-      </w:r>
-      <w:proofErr w:type="spellStart"/>
-      <w:r>
-        <w:rPr>
-          <w:rFonts w:ascii="Times New Roman" w:hAnsi="Times New Roman"/>
-          <w:sz w:val="24"/>
-          <w:szCs w:val="24"/>
-        </w:rPr>
-        <w:t>знаряддям</w:t>
-      </w:r>
-      <w:proofErr w:type="spellEnd"/>
-      <w:r>
-        <w:rPr>
-          <w:rFonts w:ascii="Times New Roman" w:hAnsi="Times New Roman"/>
-          <w:sz w:val="24"/>
-          <w:szCs w:val="24"/>
-        </w:rPr>
-        <w:t xml:space="preserve">,* </w:t>
-      </w:r>
-      <w:proofErr w:type="spellStart"/>
-      <w:r>
-        <w:rPr>
-          <w:rFonts w:ascii="Times New Roman" w:hAnsi="Times New Roman"/>
-          <w:sz w:val="24"/>
-          <w:szCs w:val="24"/>
-        </w:rPr>
-        <w:t>ти</w:t>
-      </w:r>
-      <w:proofErr w:type="spellEnd"/>
-      <w:r>
-        <w:rPr>
-          <w:rFonts w:ascii="Times New Roman" w:hAnsi="Times New Roman"/>
-          <w:sz w:val="24"/>
-          <w:szCs w:val="24"/>
-        </w:rPr>
-        <w:t xml:space="preserve"> </w:t>
-      </w:r>
-      <w:proofErr w:type="spellStart"/>
-      <w:r>
-        <w:rPr>
-          <w:rFonts w:ascii="Times New Roman" w:hAnsi="Times New Roman"/>
-          <w:sz w:val="24"/>
-          <w:szCs w:val="24"/>
-        </w:rPr>
-        <w:t>вийшов</w:t>
-      </w:r>
-      <w:proofErr w:type="spellEnd"/>
-      <w:r>
-        <w:rPr>
-          <w:rFonts w:ascii="Times New Roman" w:hAnsi="Times New Roman"/>
-          <w:sz w:val="24"/>
-          <w:szCs w:val="24"/>
-        </w:rPr>
-        <w:t xml:space="preserve"> </w:t>
-      </w:r>
-      <w:proofErr w:type="spellStart"/>
-      <w:r>
-        <w:rPr>
-          <w:rFonts w:ascii="Times New Roman" w:hAnsi="Times New Roman"/>
-          <w:sz w:val="24"/>
-          <w:szCs w:val="24"/>
-        </w:rPr>
-        <w:t>на</w:t>
-      </w:r>
-      <w:proofErr w:type="spellEnd"/>
-      <w:r>
-        <w:rPr>
-          <w:rFonts w:ascii="Times New Roman" w:hAnsi="Times New Roman"/>
-          <w:sz w:val="24"/>
-          <w:szCs w:val="24"/>
-        </w:rPr>
-        <w:t xml:space="preserve"> </w:t>
-      </w:r>
-      <w:proofErr w:type="spellStart"/>
-      <w:r>
-        <w:rPr>
-          <w:rFonts w:ascii="Times New Roman" w:hAnsi="Times New Roman"/>
-          <w:sz w:val="24"/>
-          <w:szCs w:val="24"/>
-        </w:rPr>
-        <w:t>боротьбу</w:t>
-      </w:r>
-      <w:proofErr w:type="spellEnd"/>
-      <w:r>
-        <w:rPr>
-          <w:rFonts w:ascii="Times New Roman" w:hAnsi="Times New Roman"/>
-          <w:sz w:val="24"/>
-          <w:szCs w:val="24"/>
-        </w:rPr>
-        <w:t xml:space="preserve">* з </w:t>
-      </w:r>
-      <w:proofErr w:type="spellStart"/>
-      <w:r>
-        <w:rPr>
-          <w:rFonts w:ascii="Times New Roman" w:hAnsi="Times New Roman"/>
-          <w:sz w:val="24"/>
-          <w:szCs w:val="24"/>
-        </w:rPr>
-        <w:t>ворожою</w:t>
-      </w:r>
-      <w:proofErr w:type="spellEnd"/>
-      <w:r>
-        <w:rPr>
-          <w:rFonts w:ascii="Times New Roman" w:hAnsi="Times New Roman"/>
-          <w:sz w:val="24"/>
-          <w:szCs w:val="24"/>
-        </w:rPr>
-        <w:t xml:space="preserve"> </w:t>
-      </w:r>
-      <w:proofErr w:type="spellStart"/>
-      <w:r>
-        <w:rPr>
-          <w:rFonts w:ascii="Times New Roman" w:hAnsi="Times New Roman"/>
-          <w:sz w:val="24"/>
-          <w:szCs w:val="24"/>
-        </w:rPr>
-        <w:t>силою</w:t>
-      </w:r>
-      <w:proofErr w:type="spellEnd"/>
-      <w:r>
-        <w:rPr>
-          <w:rFonts w:ascii="Times New Roman" w:hAnsi="Times New Roman"/>
-          <w:sz w:val="24"/>
-          <w:szCs w:val="24"/>
-        </w:rPr>
-        <w:t xml:space="preserve">* і </w:t>
-      </w:r>
-      <w:proofErr w:type="spellStart"/>
-      <w:r>
-        <w:rPr>
-          <w:rFonts w:ascii="Times New Roman" w:hAnsi="Times New Roman"/>
-          <w:sz w:val="24"/>
-          <w:szCs w:val="24"/>
-        </w:rPr>
-        <w:t>переміг</w:t>
-      </w:r>
-      <w:proofErr w:type="spellEnd"/>
-      <w:r>
-        <w:rPr>
-          <w:rFonts w:ascii="Times New Roman" w:hAnsi="Times New Roman"/>
-          <w:sz w:val="24"/>
-          <w:szCs w:val="24"/>
-        </w:rPr>
-        <w:t xml:space="preserve"> </w:t>
-      </w:r>
-      <w:proofErr w:type="spellStart"/>
-      <w:r>
-        <w:rPr>
-          <w:rFonts w:ascii="Times New Roman" w:hAnsi="Times New Roman"/>
-          <w:sz w:val="24"/>
-          <w:szCs w:val="24"/>
-        </w:rPr>
-        <w:t>її</w:t>
-      </w:r>
-      <w:proofErr w:type="spellEnd"/>
-      <w:r>
-        <w:rPr>
-          <w:rFonts w:ascii="Times New Roman" w:hAnsi="Times New Roman"/>
-          <w:sz w:val="24"/>
-          <w:szCs w:val="24"/>
-        </w:rPr>
-        <w:t xml:space="preserve">, </w:t>
-      </w:r>
-      <w:proofErr w:type="spellStart"/>
-      <w:r>
-        <w:rPr>
-          <w:rFonts w:ascii="Times New Roman" w:hAnsi="Times New Roman"/>
-          <w:sz w:val="24"/>
-          <w:szCs w:val="24"/>
-        </w:rPr>
-        <w:t>Славний</w:t>
-      </w:r>
-      <w:proofErr w:type="spellEnd"/>
-      <w:r>
-        <w:rPr>
-          <w:rFonts w:ascii="Times New Roman" w:hAnsi="Times New Roman"/>
-          <w:sz w:val="24"/>
-          <w:szCs w:val="24"/>
-        </w:rPr>
-        <w:t xml:space="preserve">, в </w:t>
-      </w:r>
-      <w:proofErr w:type="spellStart"/>
-      <w:r>
-        <w:rPr>
-          <w:rFonts w:ascii="Times New Roman" w:hAnsi="Times New Roman"/>
-          <w:sz w:val="24"/>
-          <w:szCs w:val="24"/>
-        </w:rPr>
-        <w:t>бою</w:t>
-      </w:r>
-      <w:proofErr w:type="spellEnd"/>
-      <w:r>
-        <w:rPr>
-          <w:rFonts w:ascii="Times New Roman" w:hAnsi="Times New Roman"/>
-          <w:sz w:val="24"/>
-          <w:szCs w:val="24"/>
-        </w:rPr>
-        <w:t xml:space="preserve">* </w:t>
-      </w:r>
-      <w:proofErr w:type="spellStart"/>
-      <w:r>
-        <w:rPr>
-          <w:rFonts w:ascii="Times New Roman" w:hAnsi="Times New Roman"/>
-          <w:sz w:val="24"/>
-          <w:szCs w:val="24"/>
-        </w:rPr>
-        <w:t>та</w:t>
-      </w:r>
-      <w:proofErr w:type="spellEnd"/>
-      <w:r>
-        <w:rPr>
-          <w:rFonts w:ascii="Times New Roman" w:hAnsi="Times New Roman"/>
-          <w:sz w:val="24"/>
-          <w:szCs w:val="24"/>
-        </w:rPr>
-        <w:t xml:space="preserve"> й </w:t>
-      </w:r>
-      <w:proofErr w:type="spellStart"/>
-      <w:r>
-        <w:rPr>
-          <w:rFonts w:ascii="Times New Roman" w:hAnsi="Times New Roman"/>
-          <w:sz w:val="24"/>
-          <w:szCs w:val="24"/>
-        </w:rPr>
-        <w:t>прийняв</w:t>
-      </w:r>
-      <w:proofErr w:type="spellEnd"/>
-      <w:r>
-        <w:rPr>
-          <w:rFonts w:ascii="Times New Roman" w:hAnsi="Times New Roman"/>
-          <w:sz w:val="24"/>
-          <w:szCs w:val="24"/>
-        </w:rPr>
-        <w:t xml:space="preserve"> </w:t>
-      </w:r>
-      <w:proofErr w:type="spellStart"/>
-      <w:r>
-        <w:rPr>
-          <w:rFonts w:ascii="Times New Roman" w:hAnsi="Times New Roman"/>
-          <w:sz w:val="24"/>
-          <w:szCs w:val="24"/>
-        </w:rPr>
-        <w:t>вінок</w:t>
-      </w:r>
-      <w:proofErr w:type="spellEnd"/>
-      <w:r>
-        <w:rPr>
-          <w:rFonts w:ascii="Times New Roman" w:hAnsi="Times New Roman"/>
-          <w:sz w:val="24"/>
-          <w:szCs w:val="24"/>
-        </w:rPr>
-        <w:t xml:space="preserve"> </w:t>
-      </w:r>
-      <w:proofErr w:type="spellStart"/>
-      <w:r>
-        <w:rPr>
-          <w:rFonts w:ascii="Times New Roman" w:hAnsi="Times New Roman"/>
-          <w:sz w:val="24"/>
-          <w:szCs w:val="24"/>
-        </w:rPr>
-        <w:t>перемоги</w:t>
-      </w:r>
-      <w:proofErr w:type="spellEnd"/>
-      <w:r>
-        <w:rPr>
-          <w:rFonts w:ascii="Times New Roman" w:hAnsi="Times New Roman"/>
-          <w:sz w:val="24"/>
-          <w:szCs w:val="24"/>
-        </w:rPr>
-        <w:t xml:space="preserve">* </w:t>
-      </w:r>
-      <w:proofErr w:type="spellStart"/>
-      <w:r>
-        <w:rPr>
-          <w:rFonts w:ascii="Times New Roman" w:hAnsi="Times New Roman"/>
-          <w:sz w:val="24"/>
-          <w:szCs w:val="24"/>
-        </w:rPr>
-        <w:t>від</w:t>
-      </w:r>
-      <w:proofErr w:type="spellEnd"/>
-      <w:r>
-        <w:rPr>
-          <w:rFonts w:ascii="Times New Roman" w:hAnsi="Times New Roman"/>
-          <w:sz w:val="24"/>
-          <w:szCs w:val="24"/>
-        </w:rPr>
-        <w:t xml:space="preserve"> </w:t>
-      </w:r>
-      <w:proofErr w:type="spellStart"/>
-      <w:r>
-        <w:rPr>
-          <w:rFonts w:ascii="Times New Roman" w:hAnsi="Times New Roman"/>
-          <w:sz w:val="24"/>
-          <w:szCs w:val="24"/>
-        </w:rPr>
-        <w:t>єдиного</w:t>
-      </w:r>
-      <w:proofErr w:type="spellEnd"/>
-      <w:r>
-        <w:rPr>
-          <w:rFonts w:ascii="Times New Roman" w:hAnsi="Times New Roman"/>
-          <w:sz w:val="24"/>
-          <w:szCs w:val="24"/>
-        </w:rPr>
-        <w:t xml:space="preserve"> </w:t>
-      </w:r>
-      <w:proofErr w:type="spellStart"/>
-      <w:r>
-        <w:rPr>
-          <w:rFonts w:ascii="Times New Roman" w:hAnsi="Times New Roman"/>
-          <w:sz w:val="24"/>
-          <w:szCs w:val="24"/>
-        </w:rPr>
-        <w:t>Переможця</w:t>
-      </w:r>
-      <w:proofErr w:type="spellEnd"/>
-      <w:r>
-        <w:rPr>
-          <w:rFonts w:ascii="Times New Roman" w:hAnsi="Times New Roman"/>
-          <w:sz w:val="24"/>
-          <w:szCs w:val="24"/>
-        </w:rPr>
-        <w:t xml:space="preserve"> і </w:t>
-      </w:r>
-      <w:proofErr w:type="spellStart"/>
-      <w:r>
-        <w:rPr>
-          <w:rFonts w:ascii="Times New Roman" w:hAnsi="Times New Roman"/>
-          <w:sz w:val="24"/>
-          <w:szCs w:val="24"/>
-        </w:rPr>
-        <w:t>Владики</w:t>
-      </w:r>
-      <w:proofErr w:type="spellEnd"/>
-      <w:r>
-        <w:rPr>
-          <w:rFonts w:ascii="Times New Roman" w:hAnsi="Times New Roman"/>
-          <w:sz w:val="24"/>
-          <w:szCs w:val="24"/>
-        </w:rPr>
-        <w:t xml:space="preserve">,* </w:t>
-      </w:r>
-      <w:proofErr w:type="spellStart"/>
-      <w:r>
-        <w:rPr>
-          <w:rFonts w:ascii="Times New Roman" w:hAnsi="Times New Roman"/>
-          <w:sz w:val="24"/>
-          <w:szCs w:val="24"/>
-        </w:rPr>
-        <w:t>що</w:t>
-      </w:r>
-      <w:proofErr w:type="spellEnd"/>
-      <w:r>
-        <w:rPr>
-          <w:rFonts w:ascii="Times New Roman" w:hAnsi="Times New Roman"/>
-          <w:sz w:val="24"/>
-          <w:szCs w:val="24"/>
-        </w:rPr>
-        <w:t xml:space="preserve"> </w:t>
-      </w:r>
-      <w:proofErr w:type="spellStart"/>
-      <w:r>
-        <w:rPr>
-          <w:rFonts w:ascii="Times New Roman" w:hAnsi="Times New Roman"/>
-          <w:sz w:val="24"/>
-          <w:szCs w:val="24"/>
-        </w:rPr>
-        <w:t>повсякчасно</w:t>
-      </w:r>
-      <w:proofErr w:type="spellEnd"/>
-      <w:r>
-        <w:rPr>
-          <w:rFonts w:ascii="Times New Roman" w:hAnsi="Times New Roman"/>
-          <w:sz w:val="24"/>
-          <w:szCs w:val="24"/>
-        </w:rPr>
-        <w:t xml:space="preserve"> </w:t>
-      </w:r>
-      <w:proofErr w:type="spellStart"/>
-      <w:r>
-        <w:rPr>
-          <w:rFonts w:ascii="Times New Roman" w:hAnsi="Times New Roman"/>
-          <w:sz w:val="24"/>
-          <w:szCs w:val="24"/>
-        </w:rPr>
-        <w:t>царює</w:t>
-      </w:r>
-      <w:proofErr w:type="spellEnd"/>
-      <w:r>
-        <w:rPr>
-          <w:rFonts w:ascii="Times New Roman" w:hAnsi="Times New Roman"/>
-          <w:sz w:val="24"/>
-          <w:szCs w:val="24"/>
-        </w:rPr>
-        <w:t>.</w:t>
-      </w:r>
-    </w:p>
-    <w:p>
-      <w:pPr>
-        <w:spacing w:after="120"/>
-        <w:jc w:val="both"/>
-        <w:rPr>
-          <w:rFonts w:ascii="Times New Roman" w:hAnsi="Times New Roman"/>
-          <w:sz w:val="24"/>
-          <w:szCs w:val="24"/>
-          <w:u w:val="single"/>
-          <w:lang w:val="uk-UA"/>
-        </w:rPr>
-      </w:pPr>
-      <w:proofErr w:type="spellStart"/>
-      <w:r>
-        <w:rPr>
-          <w:rFonts w:ascii="Times New Roman" w:hAnsi="Times New Roman"/>
-          <w:i/>
-          <w:color w:val="FF0000"/>
-          <w:sz w:val="24"/>
-          <w:szCs w:val="24"/>
-          <w:lang w:val="uk-UA"/>
-        </w:rPr>
-        <w:t>Стих</w:t>
-      </w:r>
-      <w:proofErr w:type="spellEnd"/>
-      <w:r>
-        <w:rPr>
-          <w:rFonts w:ascii="Times New Roman" w:hAnsi="Times New Roman"/>
-          <w:i/>
-          <w:color w:val="FF0000"/>
-          <w:sz w:val="24"/>
-          <w:szCs w:val="24"/>
-          <w:lang w:val="uk-UA"/>
-        </w:rPr>
-        <w:t>:</w:t>
-      </w:r>
-      <w:r>
-        <w:rPr>
-          <w:rFonts w:ascii="Times New Roman" w:hAnsi="Times New Roman"/>
-          <w:i/>
-          <w:sz w:val="24"/>
-          <w:szCs w:val="24"/>
-          <w:lang w:val="uk-UA"/>
-        </w:rPr>
-        <w:t xml:space="preserve"> </w:t>
-      </w:r>
-      <w:r>
-        <w:rPr>
-          <w:rFonts w:ascii="Times New Roman" w:hAnsi="Times New Roman"/>
-          <w:sz w:val="24"/>
-          <w:szCs w:val="24"/>
-          <w:u w:val="single"/>
-          <w:lang w:val="uk-UA"/>
-        </w:rPr>
-        <w:t>Велике бо до нас його милосердя, і вірність Господа повіки.</w:t>
-      </w:r>
-    </w:p>
-    <w:p>
-      <w:pPr>
-        <w:spacing w:after="120"/>
-        <w:jc w:val="both"/>
-        <w:rPr>
-          <w:rFonts w:ascii="Times New Roman" w:hAnsi="Times New Roman"/>
-          <w:sz w:val="24"/>
-          <w:szCs w:val="24"/>
-        </w:rPr>
-      </w:pPr>
-      <w:proofErr w:type="spellStart"/>
-      <w:r>
-        <w:rPr>
-          <w:rFonts w:ascii="Times New Roman" w:hAnsi="Times New Roman"/>
-          <w:sz w:val="24"/>
-          <w:szCs w:val="24"/>
-        </w:rPr>
-        <w:t>Твоїми</w:t>
-      </w:r>
-      <w:proofErr w:type="spellEnd"/>
-      <w:r>
-        <w:rPr>
-          <w:rFonts w:ascii="Times New Roman" w:hAnsi="Times New Roman"/>
-          <w:sz w:val="24"/>
-          <w:szCs w:val="24"/>
-        </w:rPr>
-        <w:t xml:space="preserve"> </w:t>
-      </w:r>
-      <w:proofErr w:type="spellStart"/>
-      <w:r>
-        <w:rPr>
-          <w:rFonts w:ascii="Times New Roman" w:hAnsi="Times New Roman"/>
-          <w:sz w:val="24"/>
-          <w:szCs w:val="24"/>
-        </w:rPr>
-        <w:t>світлими</w:t>
-      </w:r>
-      <w:proofErr w:type="spellEnd"/>
-      <w:r>
-        <w:rPr>
-          <w:rFonts w:ascii="Times New Roman" w:hAnsi="Times New Roman"/>
-          <w:sz w:val="24"/>
-          <w:szCs w:val="24"/>
-        </w:rPr>
-        <w:t xml:space="preserve"> </w:t>
-      </w:r>
-      <w:proofErr w:type="spellStart"/>
-      <w:r>
-        <w:rPr>
-          <w:rFonts w:ascii="Times New Roman" w:hAnsi="Times New Roman"/>
-          <w:sz w:val="24"/>
-          <w:szCs w:val="24"/>
-        </w:rPr>
-        <w:t>стражданнями</w:t>
-      </w:r>
-      <w:proofErr w:type="spellEnd"/>
-      <w:r>
-        <w:rPr>
-          <w:rFonts w:ascii="Times New Roman" w:hAnsi="Times New Roman"/>
-          <w:sz w:val="24"/>
-          <w:szCs w:val="24"/>
-        </w:rPr>
-        <w:t xml:space="preserve">* </w:t>
-      </w:r>
-      <w:proofErr w:type="spellStart"/>
-      <w:r>
-        <w:rPr>
-          <w:rFonts w:ascii="Times New Roman" w:hAnsi="Times New Roman"/>
-          <w:sz w:val="24"/>
-          <w:szCs w:val="24"/>
-        </w:rPr>
-        <w:t>ти</w:t>
-      </w:r>
-      <w:proofErr w:type="spellEnd"/>
-      <w:r>
-        <w:rPr>
-          <w:rFonts w:ascii="Times New Roman" w:hAnsi="Times New Roman"/>
-          <w:sz w:val="24"/>
-          <w:szCs w:val="24"/>
-        </w:rPr>
-        <w:t xml:space="preserve">, </w:t>
-      </w:r>
-      <w:proofErr w:type="spellStart"/>
-      <w:r>
-        <w:rPr>
-          <w:rFonts w:ascii="Times New Roman" w:hAnsi="Times New Roman"/>
-          <w:sz w:val="24"/>
-          <w:szCs w:val="24"/>
-        </w:rPr>
-        <w:t>славний</w:t>
-      </w:r>
-      <w:proofErr w:type="spellEnd"/>
-      <w:r>
-        <w:rPr>
-          <w:rFonts w:ascii="Times New Roman" w:hAnsi="Times New Roman"/>
-          <w:sz w:val="24"/>
-          <w:szCs w:val="24"/>
-        </w:rPr>
-        <w:t xml:space="preserve"> </w:t>
-      </w:r>
-      <w:proofErr w:type="spellStart"/>
-      <w:r>
-        <w:rPr>
-          <w:rFonts w:ascii="Times New Roman" w:hAnsi="Times New Roman"/>
-          <w:sz w:val="24"/>
-          <w:szCs w:val="24"/>
-        </w:rPr>
-        <w:t>страждальнику</w:t>
-      </w:r>
-      <w:proofErr w:type="spellEnd"/>
-      <w:r>
-        <w:rPr>
-          <w:rFonts w:ascii="Times New Roman" w:hAnsi="Times New Roman"/>
-          <w:sz w:val="24"/>
-          <w:szCs w:val="24"/>
-        </w:rPr>
-        <w:t xml:space="preserve"> </w:t>
-      </w:r>
-      <w:proofErr w:type="spellStart"/>
-      <w:r>
-        <w:rPr>
-          <w:rFonts w:ascii="Times New Roman" w:hAnsi="Times New Roman"/>
-          <w:i/>
-          <w:color w:val="FF0000"/>
-          <w:sz w:val="24"/>
-          <w:szCs w:val="24"/>
-          <w:lang w:val="uk-UA"/>
-        </w:rPr>
-        <w:t>Ісидоре</w:t>
-      </w:r>
-      <w:proofErr w:type="spellEnd"/>
-      <w:r>
-        <w:rPr>
-          <w:rFonts w:ascii="Times New Roman" w:hAnsi="Times New Roman"/>
-          <w:sz w:val="24"/>
-          <w:szCs w:val="24"/>
-        </w:rPr>
-        <w:t xml:space="preserve">* </w:t>
-      </w:r>
-      <w:proofErr w:type="spellStart"/>
-      <w:r>
-        <w:rPr>
-          <w:rFonts w:ascii="Times New Roman" w:hAnsi="Times New Roman"/>
-          <w:sz w:val="24"/>
-          <w:szCs w:val="24"/>
-        </w:rPr>
-        <w:t>відобразив</w:t>
-      </w:r>
-      <w:proofErr w:type="spellEnd"/>
-      <w:r>
-        <w:rPr>
-          <w:rFonts w:ascii="Times New Roman" w:hAnsi="Times New Roman"/>
-          <w:sz w:val="24"/>
-          <w:szCs w:val="24"/>
-        </w:rPr>
-        <w:t xml:space="preserve"> </w:t>
-      </w:r>
-      <w:proofErr w:type="spellStart"/>
-      <w:r>
-        <w:rPr>
-          <w:rFonts w:ascii="Times New Roman" w:hAnsi="Times New Roman"/>
-          <w:sz w:val="24"/>
-          <w:szCs w:val="24"/>
-        </w:rPr>
-        <w:t>пречисті</w:t>
-      </w:r>
-      <w:proofErr w:type="spellEnd"/>
-      <w:r>
-        <w:rPr>
-          <w:rFonts w:ascii="Times New Roman" w:hAnsi="Times New Roman"/>
-          <w:sz w:val="24"/>
-          <w:szCs w:val="24"/>
-        </w:rPr>
-        <w:t xml:space="preserve"> </w:t>
-      </w:r>
-      <w:proofErr w:type="spellStart"/>
-      <w:r>
-        <w:rPr>
-          <w:rFonts w:ascii="Times New Roman" w:hAnsi="Times New Roman"/>
-          <w:sz w:val="24"/>
-          <w:szCs w:val="24"/>
-        </w:rPr>
-        <w:t>страждання</w:t>
-      </w:r>
-      <w:proofErr w:type="spellEnd"/>
-      <w:r>
-        <w:rPr>
-          <w:rFonts w:ascii="Times New Roman" w:hAnsi="Times New Roman"/>
-          <w:sz w:val="24"/>
-          <w:szCs w:val="24"/>
-        </w:rPr>
-        <w:t xml:space="preserve">* і </w:t>
-      </w:r>
-      <w:proofErr w:type="spellStart"/>
-      <w:r>
-        <w:rPr>
-          <w:rFonts w:ascii="Times New Roman" w:hAnsi="Times New Roman"/>
-          <w:sz w:val="24"/>
-          <w:szCs w:val="24"/>
-        </w:rPr>
-        <w:t>явився</w:t>
-      </w:r>
-      <w:proofErr w:type="spellEnd"/>
-      <w:r>
-        <w:rPr>
-          <w:rFonts w:ascii="Times New Roman" w:hAnsi="Times New Roman"/>
-          <w:sz w:val="24"/>
-          <w:szCs w:val="24"/>
-        </w:rPr>
-        <w:t xml:space="preserve"> </w:t>
-      </w:r>
-      <w:proofErr w:type="spellStart"/>
-      <w:r>
-        <w:rPr>
-          <w:rFonts w:ascii="Times New Roman" w:hAnsi="Times New Roman"/>
-          <w:sz w:val="24"/>
-          <w:szCs w:val="24"/>
-        </w:rPr>
-        <w:t>переможцем</w:t>
-      </w:r>
-      <w:proofErr w:type="spellEnd"/>
-      <w:r>
-        <w:rPr>
-          <w:rFonts w:ascii="Times New Roman" w:hAnsi="Times New Roman"/>
-          <w:sz w:val="24"/>
-          <w:szCs w:val="24"/>
-        </w:rPr>
-        <w:t xml:space="preserve">* </w:t>
-      </w:r>
-      <w:proofErr w:type="spellStart"/>
-      <w:r>
-        <w:rPr>
-          <w:rFonts w:ascii="Times New Roman" w:hAnsi="Times New Roman"/>
-          <w:sz w:val="24"/>
-          <w:szCs w:val="24"/>
-        </w:rPr>
-        <w:t>та</w:t>
-      </w:r>
-      <w:proofErr w:type="spellEnd"/>
-      <w:r>
-        <w:rPr>
-          <w:rFonts w:ascii="Times New Roman" w:hAnsi="Times New Roman"/>
-          <w:sz w:val="24"/>
-          <w:szCs w:val="24"/>
-        </w:rPr>
-        <w:t xml:space="preserve"> й </w:t>
-      </w:r>
-      <w:proofErr w:type="spellStart"/>
-      <w:r>
-        <w:rPr>
-          <w:rFonts w:ascii="Times New Roman" w:hAnsi="Times New Roman"/>
-          <w:sz w:val="24"/>
-          <w:szCs w:val="24"/>
-        </w:rPr>
-        <w:t>живеш</w:t>
-      </w:r>
-      <w:proofErr w:type="spellEnd"/>
-      <w:r>
-        <w:rPr>
-          <w:rFonts w:ascii="Times New Roman" w:hAnsi="Times New Roman"/>
-          <w:sz w:val="24"/>
-          <w:szCs w:val="24"/>
-        </w:rPr>
-        <w:t xml:space="preserve">, </w:t>
-      </w:r>
-      <w:proofErr w:type="spellStart"/>
-      <w:r>
-        <w:rPr>
-          <w:rFonts w:ascii="Times New Roman" w:hAnsi="Times New Roman"/>
-          <w:sz w:val="24"/>
-          <w:szCs w:val="24"/>
-        </w:rPr>
-        <w:t>Страстотерпче</w:t>
-      </w:r>
-      <w:proofErr w:type="spellEnd"/>
-      <w:r>
-        <w:rPr>
-          <w:rFonts w:ascii="Times New Roman" w:hAnsi="Times New Roman"/>
-          <w:sz w:val="24"/>
-          <w:szCs w:val="24"/>
-        </w:rPr>
-        <w:t xml:space="preserve">, </w:t>
-      </w:r>
-      <w:proofErr w:type="spellStart"/>
-      <w:r>
-        <w:rPr>
-          <w:rFonts w:ascii="Times New Roman" w:hAnsi="Times New Roman"/>
-          <w:sz w:val="24"/>
-          <w:szCs w:val="24"/>
-        </w:rPr>
-        <w:t>радіючи</w:t>
-      </w:r>
-      <w:proofErr w:type="spellEnd"/>
-      <w:r>
-        <w:rPr>
-          <w:rFonts w:ascii="Times New Roman" w:hAnsi="Times New Roman"/>
-          <w:sz w:val="24"/>
-          <w:szCs w:val="24"/>
-        </w:rPr>
-        <w:t xml:space="preserve">,* з </w:t>
-      </w:r>
-      <w:proofErr w:type="spellStart"/>
-      <w:r>
-        <w:rPr>
-          <w:rFonts w:ascii="Times New Roman" w:hAnsi="Times New Roman"/>
-          <w:sz w:val="24"/>
-          <w:szCs w:val="24"/>
-        </w:rPr>
-        <w:t>усіма</w:t>
-      </w:r>
-      <w:proofErr w:type="spellEnd"/>
-      <w:r>
-        <w:rPr>
-          <w:rFonts w:ascii="Times New Roman" w:hAnsi="Times New Roman"/>
-          <w:sz w:val="24"/>
-          <w:szCs w:val="24"/>
-        </w:rPr>
-        <w:t xml:space="preserve"> в </w:t>
-      </w:r>
-      <w:proofErr w:type="spellStart"/>
-      <w:r>
-        <w:rPr>
-          <w:rFonts w:ascii="Times New Roman" w:hAnsi="Times New Roman"/>
-          <w:sz w:val="24"/>
-          <w:szCs w:val="24"/>
-        </w:rPr>
-        <w:t>небесній</w:t>
-      </w:r>
-      <w:proofErr w:type="spellEnd"/>
-      <w:r>
-        <w:rPr>
-          <w:rFonts w:ascii="Times New Roman" w:hAnsi="Times New Roman"/>
-          <w:sz w:val="24"/>
-          <w:szCs w:val="24"/>
-        </w:rPr>
-        <w:t xml:space="preserve"> </w:t>
-      </w:r>
-      <w:proofErr w:type="spellStart"/>
-      <w:r>
-        <w:rPr>
-          <w:rFonts w:ascii="Times New Roman" w:hAnsi="Times New Roman"/>
-          <w:sz w:val="24"/>
-          <w:szCs w:val="24"/>
-        </w:rPr>
-        <w:t>столиці</w:t>
-      </w:r>
-      <w:proofErr w:type="spellEnd"/>
-      <w:r>
-        <w:rPr>
-          <w:rFonts w:ascii="Times New Roman" w:hAnsi="Times New Roman"/>
-          <w:sz w:val="24"/>
-          <w:szCs w:val="24"/>
-        </w:rPr>
-        <w:t xml:space="preserve">,* </w:t>
-      </w:r>
-      <w:proofErr w:type="spellStart"/>
-      <w:r>
-        <w:rPr>
-          <w:rFonts w:ascii="Times New Roman" w:hAnsi="Times New Roman"/>
-          <w:sz w:val="24"/>
-          <w:szCs w:val="24"/>
-        </w:rPr>
-        <w:t>обожений</w:t>
-      </w:r>
-      <w:proofErr w:type="spellEnd"/>
-      <w:r>
-        <w:rPr>
-          <w:rFonts w:ascii="Times New Roman" w:hAnsi="Times New Roman"/>
-          <w:sz w:val="24"/>
-          <w:szCs w:val="24"/>
-        </w:rPr>
-        <w:t xml:space="preserve"> </w:t>
-      </w:r>
-      <w:proofErr w:type="spellStart"/>
-      <w:r>
-        <w:rPr>
-          <w:rFonts w:ascii="Times New Roman" w:hAnsi="Times New Roman"/>
-          <w:sz w:val="24"/>
-          <w:szCs w:val="24"/>
-        </w:rPr>
-        <w:t>участю</w:t>
-      </w:r>
-      <w:proofErr w:type="spellEnd"/>
-      <w:r>
-        <w:rPr>
-          <w:rFonts w:ascii="Times New Roman" w:hAnsi="Times New Roman"/>
-          <w:sz w:val="24"/>
-          <w:szCs w:val="24"/>
-        </w:rPr>
-        <w:t xml:space="preserve"> у </w:t>
-      </w:r>
-      <w:proofErr w:type="spellStart"/>
-      <w:r>
-        <w:rPr>
-          <w:rFonts w:ascii="Times New Roman" w:hAnsi="Times New Roman"/>
-          <w:sz w:val="24"/>
-          <w:szCs w:val="24"/>
-        </w:rPr>
-        <w:t>Божому</w:t>
-      </w:r>
-      <w:proofErr w:type="spellEnd"/>
-      <w:r>
-        <w:rPr>
-          <w:rFonts w:ascii="Times New Roman" w:hAnsi="Times New Roman"/>
-          <w:sz w:val="24"/>
-          <w:szCs w:val="24"/>
-        </w:rPr>
-        <w:t xml:space="preserve"> </w:t>
-      </w:r>
-      <w:proofErr w:type="spellStart"/>
-      <w:r>
-        <w:rPr>
-          <w:rFonts w:ascii="Times New Roman" w:hAnsi="Times New Roman"/>
-          <w:sz w:val="24"/>
-          <w:szCs w:val="24"/>
-        </w:rPr>
-        <w:t>житті</w:t>
-      </w:r>
-      <w:proofErr w:type="spellEnd"/>
-      <w:r>
-        <w:rPr>
-          <w:rFonts w:ascii="Times New Roman" w:hAnsi="Times New Roman"/>
-          <w:sz w:val="24"/>
-          <w:szCs w:val="24"/>
-        </w:rPr>
-        <w:t xml:space="preserve">;* </w:t>
-      </w:r>
-      <w:proofErr w:type="spellStart"/>
-      <w:r>
-        <w:rPr>
-          <w:rFonts w:ascii="Times New Roman" w:hAnsi="Times New Roman"/>
-          <w:sz w:val="24"/>
-          <w:szCs w:val="24"/>
-        </w:rPr>
-        <w:t>тому</w:t>
-      </w:r>
-      <w:proofErr w:type="spellEnd"/>
-      <w:r>
-        <w:rPr>
-          <w:rFonts w:ascii="Times New Roman" w:hAnsi="Times New Roman"/>
-          <w:sz w:val="24"/>
-          <w:szCs w:val="24"/>
-        </w:rPr>
-        <w:t xml:space="preserve"> й </w:t>
-      </w:r>
-      <w:proofErr w:type="spellStart"/>
-      <w:r>
-        <w:rPr>
-          <w:rFonts w:ascii="Times New Roman" w:hAnsi="Times New Roman"/>
-          <w:sz w:val="24"/>
-          <w:szCs w:val="24"/>
-        </w:rPr>
-        <w:t>ми</w:t>
-      </w:r>
-      <w:proofErr w:type="spellEnd"/>
-      <w:r>
-        <w:rPr>
-          <w:rFonts w:ascii="Times New Roman" w:hAnsi="Times New Roman"/>
-          <w:sz w:val="24"/>
-          <w:szCs w:val="24"/>
-        </w:rPr>
-        <w:t xml:space="preserve"> </w:t>
-      </w:r>
-      <w:proofErr w:type="spellStart"/>
-      <w:r>
-        <w:rPr>
-          <w:rFonts w:ascii="Times New Roman" w:hAnsi="Times New Roman"/>
-          <w:sz w:val="24"/>
-          <w:szCs w:val="24"/>
-        </w:rPr>
-        <w:t>звершуємо</w:t>
-      </w:r>
-      <w:proofErr w:type="spellEnd"/>
-      <w:r>
-        <w:rPr>
-          <w:rFonts w:ascii="Times New Roman" w:hAnsi="Times New Roman"/>
-          <w:sz w:val="24"/>
-          <w:szCs w:val="24"/>
-        </w:rPr>
-        <w:t xml:space="preserve">* </w:t>
-      </w:r>
-      <w:proofErr w:type="spellStart"/>
-      <w:r>
-        <w:rPr>
-          <w:rFonts w:ascii="Times New Roman" w:hAnsi="Times New Roman"/>
-          <w:sz w:val="24"/>
-          <w:szCs w:val="24"/>
-        </w:rPr>
-        <w:t>твоє</w:t>
-      </w:r>
-      <w:proofErr w:type="spellEnd"/>
-      <w:r>
-        <w:rPr>
-          <w:rFonts w:ascii="Times New Roman" w:hAnsi="Times New Roman"/>
-          <w:sz w:val="24"/>
-          <w:szCs w:val="24"/>
-        </w:rPr>
-        <w:t xml:space="preserve"> </w:t>
-      </w:r>
-      <w:proofErr w:type="spellStart"/>
-      <w:r>
-        <w:rPr>
-          <w:rFonts w:ascii="Times New Roman" w:hAnsi="Times New Roman"/>
-          <w:sz w:val="24"/>
-          <w:szCs w:val="24"/>
-        </w:rPr>
-        <w:t>визначне</w:t>
-      </w:r>
-      <w:proofErr w:type="spellEnd"/>
-      <w:r>
-        <w:rPr>
-          <w:rFonts w:ascii="Times New Roman" w:hAnsi="Times New Roman"/>
-          <w:sz w:val="24"/>
-          <w:szCs w:val="24"/>
-        </w:rPr>
-        <w:t xml:space="preserve"> і </w:t>
-      </w:r>
-      <w:proofErr w:type="spellStart"/>
-      <w:r>
-        <w:rPr>
-          <w:rFonts w:ascii="Times New Roman" w:hAnsi="Times New Roman"/>
-          <w:sz w:val="24"/>
-          <w:szCs w:val="24"/>
-        </w:rPr>
-        <w:t>святе</w:t>
-      </w:r>
-      <w:proofErr w:type="spellEnd"/>
-      <w:r>
-        <w:rPr>
-          <w:rFonts w:ascii="Times New Roman" w:hAnsi="Times New Roman"/>
-          <w:sz w:val="24"/>
-          <w:szCs w:val="24"/>
-        </w:rPr>
-        <w:t xml:space="preserve"> </w:t>
-      </w:r>
-      <w:proofErr w:type="spellStart"/>
-      <w:r>
-        <w:rPr>
-          <w:rFonts w:ascii="Times New Roman" w:hAnsi="Times New Roman"/>
-          <w:sz w:val="24"/>
-          <w:szCs w:val="24"/>
-        </w:rPr>
-        <w:t>торжество</w:t>
-      </w:r>
-      <w:proofErr w:type="spellEnd"/>
-      <w:r>
-        <w:rPr>
-          <w:rFonts w:ascii="Times New Roman" w:hAnsi="Times New Roman"/>
-          <w:sz w:val="24"/>
-          <w:szCs w:val="24"/>
-        </w:rPr>
-        <w:t>.</w:t>
-      </w:r>
-    </w:p>
-    <w:p>
-      <w:pPr>
-        <w:spacing w:after="120"/>
-        <w:jc w:val="both"/>
-        <w:rPr>
-          <w:rFonts w:ascii="Times New Roman" w:hAnsi="Times New Roman"/>
-          <w:i/>
-          <w:color w:val="FF0000"/>
-          <w:sz w:val="24"/>
-          <w:szCs w:val="24"/>
-          <w:lang w:val="uk-UA"/>
-        </w:rPr>
-      </w:pPr>
-      <w:r>
-        <w:rPr>
-          <w:rFonts w:ascii="Times New Roman" w:hAnsi="Times New Roman"/>
-          <w:b/>
-          <w:sz w:val="24"/>
-          <w:szCs w:val="24"/>
-          <w:lang w:val="uk-UA"/>
-        </w:rPr>
-        <w:t>Слава: І нині</w:t>
-      </w:r>
-      <w:r>
-        <w:rPr>
-          <w:rFonts w:ascii="Times New Roman" w:hAnsi="Times New Roman"/>
-          <w:sz w:val="24"/>
-          <w:szCs w:val="24"/>
-          <w:lang w:val="uk-UA"/>
-        </w:rPr>
-        <w:t xml:space="preserve"> </w:t>
-      </w:r>
-      <w:r>
-        <w:rPr>
-          <w:rFonts w:ascii="Times New Roman" w:hAnsi="Times New Roman"/>
-          <w:i/>
-          <w:color w:val="FF0000"/>
-          <w:sz w:val="24"/>
-          <w:szCs w:val="24"/>
-          <w:lang w:val="uk-UA"/>
+      <w:r>
+        <w:rPr>
+          <w:rFonts w:ascii="Times New Roman" w:hAnsi="Times New Roman"/>
+          <w:i/>
+          <w:color w:val="FF0000"/>
+          <w:sz w:val="24"/>
         </w:rPr>
         <w:t>(догмат, г. 5):</w:t>
       </w:r>
@@ -6241,83 +4645,51 @@
         <w:rPr>
           <w:rFonts w:ascii="Times New Roman" w:hAnsi="Times New Roman"/>
           <w:sz w:val="24"/>
-          <w:szCs w:val="24"/>
-          <w:lang w:val="uk-UA"/>
         </w:rPr>
         <w:t xml:space="preserve"> Колись-то, в Червонім морі,* записано образ непорочної Вседіви.* Там Мойсей – </w:t>
       </w:r>
-      <w:proofErr w:type="spellStart"/>
-      <w:r>
-        <w:rPr>
-          <w:rFonts w:ascii="Times New Roman" w:hAnsi="Times New Roman"/>
-          <w:sz w:val="24"/>
-          <w:szCs w:val="24"/>
-          <w:lang w:val="uk-UA"/>
+      <w:r>
+        <w:rPr>
+          <w:rFonts w:ascii="Times New Roman" w:hAnsi="Times New Roman"/>
+          <w:sz w:val="24"/>
         </w:rPr>
         <w:t>ділитель</w:t>
       </w:r>
-      <w:proofErr w:type="spellEnd"/>
-      <w:r>
-        <w:rPr>
-          <w:rFonts w:ascii="Times New Roman" w:hAnsi="Times New Roman"/>
-          <w:sz w:val="24"/>
-          <w:szCs w:val="24"/>
-          <w:lang w:val="uk-UA"/>
+      <w:r>
+        <w:rPr>
+          <w:rFonts w:ascii="Times New Roman" w:hAnsi="Times New Roman"/>
+          <w:sz w:val="24"/>
         </w:rPr>
         <w:t xml:space="preserve"> води,* а тут Гавриїл − служитель чуда.* Тоді Ізраїль ішов глибинами, немов по суші,* нині ж Діва Христа зродила </w:t>
       </w:r>
-      <w:proofErr w:type="spellStart"/>
-      <w:r>
-        <w:rPr>
-          <w:rFonts w:ascii="Times New Roman" w:hAnsi="Times New Roman"/>
-          <w:sz w:val="24"/>
-          <w:szCs w:val="24"/>
-          <w:lang w:val="uk-UA"/>
+      <w:r>
+        <w:rPr>
+          <w:rFonts w:ascii="Times New Roman" w:hAnsi="Times New Roman"/>
+          <w:sz w:val="24"/>
         </w:rPr>
         <w:t>безсіменно</w:t>
       </w:r>
-      <w:proofErr w:type="spellEnd"/>
-      <w:r>
-        <w:rPr>
-          <w:rFonts w:ascii="Times New Roman" w:hAnsi="Times New Roman"/>
-          <w:sz w:val="24"/>
-          <w:szCs w:val="24"/>
-          <w:lang w:val="uk-UA"/>
+      <w:r>
+        <w:rPr>
+          <w:rFonts w:ascii="Times New Roman" w:hAnsi="Times New Roman"/>
+          <w:sz w:val="24"/>
         </w:rPr>
         <w:t xml:space="preserve">;* море по переході </w:t>
       </w:r>
-      <w:proofErr w:type="spellStart"/>
-      <w:r>
-        <w:rPr>
-          <w:rFonts w:ascii="Times New Roman" w:hAnsi="Times New Roman"/>
-          <w:sz w:val="24"/>
-          <w:szCs w:val="24"/>
-          <w:lang w:val="uk-UA"/>
+      <w:r>
+        <w:rPr>
+          <w:rFonts w:ascii="Times New Roman" w:hAnsi="Times New Roman"/>
+          <w:sz w:val="24"/>
         </w:rPr>
         <w:t>Ізраїля</w:t>
       </w:r>
-      <w:proofErr w:type="spellEnd"/>
-      <w:r>
-        <w:rPr>
-          <w:rFonts w:ascii="Times New Roman" w:hAnsi="Times New Roman"/>
-          <w:sz w:val="24"/>
-          <w:szCs w:val="24"/>
-          <w:lang w:val="uk-UA"/>
+      <w:r>
+        <w:rPr>
+          <w:rFonts w:ascii="Times New Roman" w:hAnsi="Times New Roman"/>
+          <w:sz w:val="24"/>
         </w:rPr>
         <w:t xml:space="preserve"> лишилось непрохідне,* а Непорочна після народження Еммануїла зосталась нетлінною.* Боже вічний і предвічний, що появився людиною, помилуй нас!</w:t>
       </w:r>
-    </w:p>
-    <w:p>
-      <w:pPr>
-        <w:spacing w:after="120"/>
-        <w:jc w:val="both"/>
-        <w:rPr>
-          <w:rFonts w:ascii="Times New Roman" w:hAnsi="Times New Roman"/>
-          <w:sz w:val="24"/>
-          <w:szCs w:val="24"/>
-          <w:lang w:val="uk-UA"/>
-        </w:rPr>
-      </w:pPr>
     </w:p>
     <w:p>
       <w:pPr>

--- a/flow/20230914_vu_template/drafts/2024-06-u/15-СБ-Амоса.docx
+++ b/flow/20230914_vu_template/drafts/2024-06-u/15-СБ-Амоса.docx
@@ -3,22 +3,104 @@
 <w:document xmlns:wpc="http://schemas.microsoft.com/office/word/2010/wordprocessingCanvas" xmlns:cx="http://schemas.microsoft.com/office/drawing/2014/chartex" xmlns:cx1="http://schemas.microsoft.com/office/drawing/2015/9/8/chartex" xmlns:cx2="http://schemas.microsoft.com/office/drawing/2015/10/21/chartex" xmlns:cx3="http://schemas.microsoft.com/office/drawing/2016/5/9/chartex" xmlns:cx4="http://schemas.microsoft.com/office/drawing/2016/5/10/chartex" xmlns:cx5="http://schemas.microsoft.com/office/drawing/2016/5/11/chartex" xmlns:cx6="http://schemas.microsoft.com/office/drawing/2016/5/12/chartex" xmlns:cx7="http://schemas.microsoft.com/office/drawing/2016/5/13/chartex" xmlns:cx8="http://schemas.microsoft.com/office/drawing/2016/5/14/chartex" xmlns:mc="http://schemas.openxmlformats.org/markup-compatibility/2006" xmlns:aink="http://schemas.microsoft.com/office/drawing/2016/ink" xmlns:am3d="http://schemas.microsoft.com/office/drawing/2017/model3d" xmlns:o="urn:schemas-microsoft-com:office:office" xmlns:oel="http://schemas.microsoft.com/office/2019/extlst" xmlns:r="http://schemas.openxmlformats.org/officeDocument/2006/relationships" xmlns:m="http://schemas.openxmlformats.org/officeDocument/2006/math" xmlns:v="urn:schemas-microsoft-com:vml" xmlns:wp14="http://schemas.microsoft.com/office/word/2010/wordprocessingDrawing" xmlns:wp="http://schemas.openxmlformats.org/drawingml/2006/wordprocessingDrawing" xmlns:w10="urn:schemas-microsoft-com:office:word" xmlns:w="http://schemas.openxmlformats.org/wordprocessingml/2006/main" xmlns:w14="http://schemas.microsoft.com/office/word/2010/wordml" xmlns:w15="http://schemas.microsoft.com/office/word/2012/wordml" xmlns:w16cex="http://schemas.microsoft.com/office/word/2018/wordml/cex" xmlns:w16cid="http://schemas.microsoft.com/office/word/2016/wordml/cid" xmlns:w16="http://schemas.microsoft.com/office/word/2018/wordml" xmlns:w16du="http://schemas.microsoft.com/office/word/2023/wordml/word16du" xmlns:w16sdtdh="http://schemas.microsoft.com/office/word/2020/wordml/sdtdatahash" xmlns:w16se="http://schemas.microsoft.com/office/word/2015/wordml/symex" xmlns:wpg="http://schemas.microsoft.com/office/word/2010/wordprocessingGroup" xmlns:wpi="http://schemas.microsoft.com/office/word/2010/wordprocessingInk" xmlns:wne="http://schemas.microsoft.com/office/word/2006/wordml" xmlns:wps="http://schemas.microsoft.com/office/word/2010/wordprocessingShape" mc:Ignorable="w14 w15 w16se w16cid w16 w16cex w16sdtdh wp14">
   <w:body>
     <w:p>
-      <w:r>
-        <w:rPr>
-          <w:rFonts w:ascii="Times New Roman" w:hAnsi="Times New Roman"/>
-          <w:b/>
-          <w:sz w:val="24"/>
-        </w:rPr>
-        <w:t>Червень 15, Субота</w:t>
-      </w:r>
-    </w:p>
-    <w:p>
-      <w:r>
-        <w:rPr>
-          <w:rFonts w:ascii="Times New Roman" w:hAnsi="Times New Roman"/>
-          <w:sz w:val="24"/>
-        </w:rPr>
-        <w:t>Св. прор. Амоса Прп. Єроніма, пресвіт. Стридонського</w:t>
+      <w:pPr>
+        <w:spacing w:after="120"/>
+        <w:rPr>
+          <w:rFonts w:ascii="Times New Roman" w:hAnsi="Times New Roman"/>
+          <w:sz w:val="24"/>
+          <w:szCs w:val="24"/>
+          <w:lang w:val="uk-UA"/>
+        </w:rPr>
+      </w:pPr>
+      <w:proofErr w:type="spellStart"/>
+      <w:r>
+        <w:rPr>
+          <w:rFonts w:ascii="Times New Roman" w:eastAsia="Arial" w:hAnsi="Times New Roman"/>
+          <w:color w:val="000000"/>
+          <w:sz w:val="24"/>
+          <w:szCs w:val="24"/>
+        </w:rPr>
+        <w:t>Травень</w:t>
+      </w:r>
+      <w:proofErr w:type="spellEnd"/>
+      <w:r>
+        <w:rPr>
+          <w:rFonts w:ascii="Times New Roman" w:eastAsia="Arial" w:hAnsi="Times New Roman"/>
+          <w:color w:val="000000"/>
+          <w:sz w:val="24"/>
+          <w:szCs w:val="24"/>
+        </w:rPr>
+        <w:t xml:space="preserve"> 27 </w:t>
+      </w:r>
+      <w:proofErr w:type="spellStart"/>
+      <w:r>
+        <w:rPr>
+          <w:rFonts w:ascii="Times New Roman" w:eastAsia="Arial" w:hAnsi="Times New Roman"/>
+          <w:color w:val="000000"/>
+          <w:sz w:val="24"/>
+          <w:szCs w:val="24"/>
+        </w:rPr>
+        <w:t>Субота</w:t>
+      </w:r>
+      <w:proofErr w:type="spellEnd"/>
+      <w:r>
+        <w:rPr>
+          <w:rFonts w:ascii="Times New Roman" w:eastAsia="Arial" w:hAnsi="Times New Roman"/>
+          <w:color w:val="000000"/>
+          <w:sz w:val="24"/>
+          <w:szCs w:val="24"/>
+        </w:rPr>
+        <w:br/>
+        <w:t xml:space="preserve">27 (14) Св. </w:t>
+      </w:r>
+      <w:proofErr w:type="spellStart"/>
+      <w:r>
+        <w:rPr>
+          <w:rFonts w:ascii="Times New Roman" w:eastAsia="Arial" w:hAnsi="Times New Roman"/>
+          <w:color w:val="000000"/>
+          <w:sz w:val="24"/>
+          <w:szCs w:val="24"/>
+        </w:rPr>
+        <w:t>мч</w:t>
+      </w:r>
+      <w:proofErr w:type="spellEnd"/>
+      <w:r>
+        <w:rPr>
+          <w:rFonts w:ascii="Times New Roman" w:eastAsia="Arial" w:hAnsi="Times New Roman"/>
+          <w:color w:val="000000"/>
+          <w:sz w:val="24"/>
+          <w:szCs w:val="24"/>
+        </w:rPr>
+        <w:t xml:space="preserve">. </w:t>
+      </w:r>
+      <w:proofErr w:type="spellStart"/>
+      <w:r>
+        <w:rPr>
+          <w:rFonts w:ascii="Times New Roman" w:eastAsia="Arial" w:hAnsi="Times New Roman"/>
+          <w:color w:val="000000"/>
+          <w:sz w:val="24"/>
+          <w:szCs w:val="24"/>
+        </w:rPr>
+        <w:t>Ісидора</w:t>
+      </w:r>
+      <w:proofErr w:type="spellEnd"/>
+      <w:r>
+        <w:rPr>
+          <w:rFonts w:ascii="Times New Roman" w:eastAsia="Arial" w:hAnsi="Times New Roman"/>
+          <w:color w:val="000000"/>
+          <w:sz w:val="24"/>
+          <w:szCs w:val="24"/>
+        </w:rPr>
+        <w:t>.</w:t>
+      </w:r>
+      <w:r>
+        <w:rPr>
+          <w:rFonts w:ascii="Times New Roman" w:eastAsia="Arial" w:hAnsi="Times New Roman"/>
+          <w:color w:val="000000"/>
+          <w:sz w:val="24"/>
+          <w:szCs w:val="24"/>
+        </w:rPr>
+        <w:br/>
       </w:r>
     </w:p>
     <w:p>
@@ -54,17 +136,49 @@
         <w:rPr>
           <w:rFonts w:ascii="Times New Roman" w:hAnsi="Times New Roman"/>
           <w:i/>
-          <w:color w:val="FF4400"/>
-          <w:sz w:val="24"/>
+          <w:color w:val="FF0000"/>
+          <w:sz w:val="24"/>
+          <w:szCs w:val="24"/>
+          <w:lang w:val="uk-UA"/>
         </w:rPr>
         <w:t>Священик:</w:t>
       </w:r>
       <w:r>
         <w:rPr>
           <w:rFonts w:ascii="Times New Roman" w:hAnsi="Times New Roman"/>
-          <w:sz w:val="24"/>
-        </w:rPr>
-        <w:t xml:space="preserve"> Благословенний Бог наш завжди, нині і повсякчас, і на віки віків.</w:t>
+          <w:color w:val="FF0000"/>
+          <w:sz w:val="24"/>
+          <w:szCs w:val="24"/>
+          <w:lang w:val="uk-UA"/>
+        </w:rPr>
+        <w:t xml:space="preserve"> </w:t>
+      </w:r>
+      <w:r>
+        <w:rPr>
+          <w:rFonts w:ascii="Times New Roman" w:hAnsi="Times New Roman"/>
+          <w:sz w:val="24"/>
+          <w:szCs w:val="24"/>
+          <w:lang w:val="uk-UA"/>
+        </w:rPr>
+        <w:t xml:space="preserve">Благословенний Бог наш завжди, нині і повсякчас, і на </w:t>
+      </w:r>
+      <w:r>
+        <w:rPr>
+          <w:rFonts w:ascii="Times New Roman" w:hAnsi="Times New Roman"/>
+          <w:sz w:val="24"/>
+          <w:szCs w:val="24"/>
+          <w:lang w:val="uk-UA"/>
+        </w:rPr>
+        <w:t>віки віків</w:t>
+      </w:r>
+      <w:r>
+        <w:rPr>
+          <w:rFonts w:ascii="Times New Roman" w:hAnsi="Times New Roman"/>
+          <w:sz w:val="24"/>
+          <w:szCs w:val="24"/>
+          <w:lang w:val="uk-UA"/>
+        </w:rPr>
+        <w:t>.</w:t>
       </w:r>
     </w:p>
     <w:p>
@@ -357,8 +471,10 @@
         <w:rPr>
           <w:rFonts w:ascii="Times New Roman" w:hAnsi="Times New Roman"/>
           <w:i/>
-          <w:color w:val="FF4400"/>
-          <w:sz w:val="24"/>
+          <w:color w:val="FF0000"/>
+          <w:sz w:val="24"/>
+          <w:szCs w:val="24"/>
+          <w:lang w:val="uk-UA"/>
         </w:rPr>
         <w:t>Священик:</w:t>
       </w:r>
@@ -366,8 +482,28 @@
         <w:rPr>
           <w:rFonts w:ascii="Times New Roman" w:hAnsi="Times New Roman"/>
           <w:sz w:val="24"/>
-        </w:rPr>
-        <w:t xml:space="preserve"> Бо твоє є царство, і сила, і слава, Отця, і Сина, і Святого Духа, нині і повсякчас, і на віки віків.</w:t>
+          <w:szCs w:val="24"/>
+          <w:lang w:val="uk-UA"/>
+        </w:rPr>
+        <w:t xml:space="preserve"> Бо твоє є царство, і сила, і слава, Отця, і Сина, і Святого Духа, нині і повсякчас, і на </w:t>
+      </w:r>
+      <w:r>
+        <w:rPr>
+          <w:rFonts w:ascii="Times New Roman" w:hAnsi="Times New Roman"/>
+          <w:sz w:val="24"/>
+          <w:szCs w:val="24"/>
+          <w:lang w:val="uk-UA"/>
+        </w:rPr>
+        <w:t>віки віків</w:t>
+      </w:r>
+      <w:r>
+        <w:rPr>
+          <w:rFonts w:ascii="Times New Roman" w:hAnsi="Times New Roman"/>
+          <w:sz w:val="24"/>
+          <w:szCs w:val="24"/>
+          <w:lang w:val="uk-UA"/>
+        </w:rPr>
+        <w:t>.</w:t>
       </w:r>
     </w:p>
     <w:p>
@@ -3095,8 +3231,10 @@
         <w:rPr>
           <w:rFonts w:ascii="Times New Roman" w:hAnsi="Times New Roman"/>
           <w:i/>
-          <w:color w:val="FF4400"/>
-          <w:sz w:val="24"/>
+          <w:color w:val="FF0000"/>
+          <w:sz w:val="24"/>
+          <w:szCs w:val="24"/>
+          <w:lang w:val="uk-UA"/>
         </w:rPr>
         <w:t>Священик:</w:t>
       </w:r>
@@ -3104,6 +3242,8 @@
         <w:rPr>
           <w:rFonts w:ascii="Times New Roman" w:hAnsi="Times New Roman"/>
           <w:sz w:val="24"/>
+          <w:szCs w:val="24"/>
+          <w:lang w:val="uk-UA"/>
         </w:rPr>
         <w:t xml:space="preserve"> Бо тобі належить усяка слава, честь і поклоніння, Отцю, і Сину, і Святому Духові, нині і повсякчас, і на віки віків.</w:t>
       </w:r>
@@ -4302,58 +4442,638 @@
     </w:p>
     <w:p>
       <w:pPr>
-        <w:pStyle w:val="a"/>
-      </w:pPr>
-      <w:r>
-        <w:rPr>
-          <w:rFonts w:ascii="Times New Roman" w:hAnsi="Times New Roman"/>
-          <w:i/>
-          <w:color w:val="FF0000"/>
-          <w:sz w:val="24"/>
-        </w:rPr>
-        <w:t>(г. 4, подібний: Покликаний був ти):</w:t>
-      </w:r>
-      <w:r>
-        <w:rPr>
-          <w:rFonts w:ascii="Times New Roman" w:hAnsi="Times New Roman"/>
-          <w:sz w:val="24"/>
-        </w:rPr>
-        <w:t xml:space="preserve"> Прийнявши чистим умом відблиск* богоначального сяйва* і ставши провісником та проповідником Божих слів* і божеським пророком,* ти був устами, якими ворушив Дух Божий,* і звістив те, що він тобі об'явив.* Ти проголосив усім народам майбутнє спасіння* і незнищиме царство Христа.* Його моли, всечесний </w:t>
-      </w:r>
-      <w:r>
-        <w:rPr>
-          <w:rFonts w:ascii="Times New Roman" w:hAnsi="Times New Roman"/>
-          <w:i w:val="0"/>
-          <w:color w:val="000000"/>
-          <w:sz w:val="24"/>
-          <w:highlight w:val="yellow"/>
-        </w:rPr>
-        <w:t>(ім’я</w:t>
-      </w:r>
-      <w:r>
-        <w:rPr>
-          <w:rFonts w:ascii="Times New Roman" w:hAnsi="Times New Roman"/>
-          <w:i/>
-          <w:color w:val="FF0000"/>
-          <w:sz w:val="24"/>
-        </w:rPr>
-        <w:t>,</w:t>
-      </w:r>
-      <w:r>
-        <w:rPr>
-          <w:rFonts w:ascii="Times New Roman" w:hAnsi="Times New Roman"/>
-          <w:i/>
-          <w:color w:val="FF0000"/>
-          <w:sz w:val="24"/>
-        </w:rPr>
-        <w:t>)</w:t>
-      </w:r>
-      <w:r>
-        <w:rPr>
-          <w:rFonts w:ascii="Times New Roman" w:hAnsi="Times New Roman"/>
-          <w:sz w:val="24"/>
-        </w:rPr>
-        <w:t>,* щоб спас та просвітив душі наші.</w:t>
+        <w:spacing w:after="120"/>
+        <w:jc w:val="both"/>
+        <w:rPr>
+          <w:rFonts w:ascii="Times New Roman" w:hAnsi="Times New Roman"/>
+          <w:sz w:val="24"/>
+          <w:szCs w:val="24"/>
+        </w:rPr>
+      </w:pPr>
+      <w:r>
+        <w:rPr>
+          <w:rFonts w:ascii="Times New Roman" w:hAnsi="Times New Roman"/>
+          <w:i/>
+          <w:color w:val="FF0000"/>
+          <w:sz w:val="24"/>
+          <w:szCs w:val="24"/>
+        </w:rPr>
+        <w:t xml:space="preserve">(г. 4, </w:t>
+      </w:r>
+      <w:proofErr w:type="spellStart"/>
+      <w:r>
+        <w:rPr>
+          <w:rFonts w:ascii="Times New Roman" w:hAnsi="Times New Roman"/>
+          <w:i/>
+          <w:color w:val="FF0000"/>
+          <w:sz w:val="24"/>
+          <w:szCs w:val="24"/>
+        </w:rPr>
+        <w:t>подібний</w:t>
+      </w:r>
+      <w:proofErr w:type="spellEnd"/>
+      <w:r>
+        <w:rPr>
+          <w:rFonts w:ascii="Times New Roman" w:hAnsi="Times New Roman"/>
+          <w:i/>
+          <w:color w:val="FF0000"/>
+          <w:sz w:val="24"/>
+          <w:szCs w:val="24"/>
+        </w:rPr>
+        <w:t xml:space="preserve">: </w:t>
+      </w:r>
+      <w:proofErr w:type="spellStart"/>
+      <w:r>
+        <w:rPr>
+          <w:rFonts w:ascii="Times New Roman" w:hAnsi="Times New Roman"/>
+          <w:i/>
+          <w:color w:val="FF0000"/>
+          <w:sz w:val="24"/>
+          <w:szCs w:val="24"/>
+        </w:rPr>
+        <w:t>Як</w:t>
+      </w:r>
+      <w:proofErr w:type="spellEnd"/>
+      <w:r>
+        <w:rPr>
+          <w:rFonts w:ascii="Times New Roman" w:hAnsi="Times New Roman"/>
+          <w:i/>
+          <w:color w:val="FF0000"/>
+          <w:sz w:val="24"/>
+          <w:szCs w:val="24"/>
+        </w:rPr>
+        <w:t xml:space="preserve"> </w:t>
+      </w:r>
+      <w:proofErr w:type="spellStart"/>
+      <w:r>
+        <w:rPr>
+          <w:rFonts w:ascii="Times New Roman" w:hAnsi="Times New Roman"/>
+          <w:i/>
+          <w:color w:val="FF0000"/>
+          <w:sz w:val="24"/>
+          <w:szCs w:val="24"/>
+        </w:rPr>
+        <w:t>хороброго</w:t>
+      </w:r>
+      <w:proofErr w:type="spellEnd"/>
+      <w:r>
+        <w:rPr>
+          <w:rFonts w:ascii="Times New Roman" w:hAnsi="Times New Roman"/>
+          <w:i/>
+          <w:color w:val="FF0000"/>
+          <w:sz w:val="24"/>
+          <w:szCs w:val="24"/>
+        </w:rPr>
+        <w:t>):</w:t>
+      </w:r>
+      <w:r>
+        <w:rPr>
+          <w:rFonts w:ascii="Times New Roman" w:hAnsi="Times New Roman"/>
+          <w:color w:val="FF0000"/>
+          <w:sz w:val="24"/>
+          <w:szCs w:val="24"/>
+        </w:rPr>
+        <w:t xml:space="preserve"> </w:t>
+      </w:r>
+      <w:proofErr w:type="spellStart"/>
+      <w:r>
+        <w:rPr>
+          <w:rFonts w:ascii="Times New Roman" w:hAnsi="Times New Roman"/>
+          <w:sz w:val="24"/>
+          <w:szCs w:val="24"/>
+        </w:rPr>
+        <w:t>Ти</w:t>
+      </w:r>
+      <w:proofErr w:type="spellEnd"/>
+      <w:r>
+        <w:rPr>
+          <w:rFonts w:ascii="Times New Roman" w:hAnsi="Times New Roman"/>
+          <w:sz w:val="24"/>
+          <w:szCs w:val="24"/>
+        </w:rPr>
+        <w:t xml:space="preserve">, </w:t>
+      </w:r>
+      <w:proofErr w:type="spellStart"/>
+      <w:r>
+        <w:rPr>
+          <w:rFonts w:ascii="Times New Roman" w:hAnsi="Times New Roman"/>
+          <w:sz w:val="24"/>
+          <w:szCs w:val="24"/>
+        </w:rPr>
+        <w:t>Славний</w:t>
+      </w:r>
+      <w:proofErr w:type="spellEnd"/>
+      <w:r>
+        <w:rPr>
+          <w:rFonts w:ascii="Times New Roman" w:hAnsi="Times New Roman"/>
+          <w:sz w:val="24"/>
+          <w:szCs w:val="24"/>
+        </w:rPr>
+        <w:t xml:space="preserve">, </w:t>
+      </w:r>
+      <w:proofErr w:type="spellStart"/>
+      <w:r>
+        <w:rPr>
+          <w:rFonts w:ascii="Times New Roman" w:hAnsi="Times New Roman"/>
+          <w:sz w:val="24"/>
+          <w:szCs w:val="24"/>
+        </w:rPr>
+        <w:t>зодягнувся</w:t>
+      </w:r>
+      <w:proofErr w:type="spellEnd"/>
+      <w:r>
+        <w:rPr>
+          <w:rFonts w:ascii="Times New Roman" w:hAnsi="Times New Roman"/>
+          <w:sz w:val="24"/>
+          <w:szCs w:val="24"/>
+        </w:rPr>
+        <w:t xml:space="preserve">* у </w:t>
+      </w:r>
+      <w:proofErr w:type="spellStart"/>
+      <w:r>
+        <w:rPr>
+          <w:rFonts w:ascii="Times New Roman" w:hAnsi="Times New Roman"/>
+          <w:sz w:val="24"/>
+          <w:szCs w:val="24"/>
+        </w:rPr>
+        <w:t>багряницю</w:t>
+      </w:r>
+      <w:proofErr w:type="spellEnd"/>
+      <w:r>
+        <w:rPr>
+          <w:rFonts w:ascii="Times New Roman" w:hAnsi="Times New Roman"/>
+          <w:sz w:val="24"/>
+          <w:szCs w:val="24"/>
+        </w:rPr>
+        <w:t xml:space="preserve">, </w:t>
+      </w:r>
+      <w:proofErr w:type="spellStart"/>
+      <w:r>
+        <w:rPr>
+          <w:rFonts w:ascii="Times New Roman" w:hAnsi="Times New Roman"/>
+          <w:sz w:val="24"/>
+          <w:szCs w:val="24"/>
+        </w:rPr>
+        <w:t>обагрену</w:t>
+      </w:r>
+      <w:proofErr w:type="spellEnd"/>
+      <w:r>
+        <w:rPr>
+          <w:rFonts w:ascii="Times New Roman" w:hAnsi="Times New Roman"/>
+          <w:sz w:val="24"/>
+          <w:szCs w:val="24"/>
+        </w:rPr>
+        <w:t xml:space="preserve"> </w:t>
+      </w:r>
+      <w:proofErr w:type="spellStart"/>
+      <w:r>
+        <w:rPr>
+          <w:rFonts w:ascii="Times New Roman" w:hAnsi="Times New Roman"/>
+          <w:sz w:val="24"/>
+          <w:szCs w:val="24"/>
+        </w:rPr>
+        <w:t>кров'ю</w:t>
+      </w:r>
+      <w:proofErr w:type="spellEnd"/>
+      <w:r>
+        <w:rPr>
+          <w:rFonts w:ascii="Times New Roman" w:hAnsi="Times New Roman"/>
+          <w:sz w:val="24"/>
+          <w:szCs w:val="24"/>
+        </w:rPr>
+        <w:t xml:space="preserve"> </w:t>
+      </w:r>
+      <w:proofErr w:type="spellStart"/>
+      <w:r>
+        <w:rPr>
+          <w:rFonts w:ascii="Times New Roman" w:hAnsi="Times New Roman"/>
+          <w:sz w:val="24"/>
+          <w:szCs w:val="24"/>
+        </w:rPr>
+        <w:t>твого</w:t>
+      </w:r>
+      <w:proofErr w:type="spellEnd"/>
+      <w:r>
+        <w:rPr>
+          <w:rFonts w:ascii="Times New Roman" w:hAnsi="Times New Roman"/>
+          <w:sz w:val="24"/>
+          <w:szCs w:val="24"/>
+        </w:rPr>
+        <w:t xml:space="preserve"> </w:t>
+      </w:r>
+      <w:proofErr w:type="spellStart"/>
+      <w:r>
+        <w:rPr>
+          <w:rFonts w:ascii="Times New Roman" w:hAnsi="Times New Roman"/>
+          <w:sz w:val="24"/>
+          <w:szCs w:val="24"/>
+        </w:rPr>
+        <w:t>тіла</w:t>
+      </w:r>
+      <w:proofErr w:type="spellEnd"/>
+      <w:r>
+        <w:rPr>
+          <w:rFonts w:ascii="Times New Roman" w:hAnsi="Times New Roman"/>
+          <w:sz w:val="24"/>
+          <w:szCs w:val="24"/>
+        </w:rPr>
+        <w:t xml:space="preserve">,* </w:t>
+      </w:r>
+      <w:proofErr w:type="spellStart"/>
+      <w:r>
+        <w:rPr>
+          <w:rFonts w:ascii="Times New Roman" w:hAnsi="Times New Roman"/>
+          <w:sz w:val="24"/>
+          <w:szCs w:val="24"/>
+        </w:rPr>
+        <w:t>тобто</w:t>
+      </w:r>
+      <w:proofErr w:type="spellEnd"/>
+      <w:r>
+        <w:rPr>
+          <w:rFonts w:ascii="Times New Roman" w:hAnsi="Times New Roman"/>
+          <w:sz w:val="24"/>
+          <w:szCs w:val="24"/>
+        </w:rPr>
+        <w:t xml:space="preserve"> </w:t>
+      </w:r>
+      <w:proofErr w:type="spellStart"/>
+      <w:r>
+        <w:rPr>
+          <w:rFonts w:ascii="Times New Roman" w:hAnsi="Times New Roman"/>
+          <w:sz w:val="24"/>
+          <w:szCs w:val="24"/>
+        </w:rPr>
+        <w:t>божественною</w:t>
+      </w:r>
+      <w:proofErr w:type="spellEnd"/>
+      <w:r>
+        <w:rPr>
+          <w:rFonts w:ascii="Times New Roman" w:hAnsi="Times New Roman"/>
+          <w:sz w:val="24"/>
+          <w:szCs w:val="24"/>
+        </w:rPr>
+        <w:t xml:space="preserve"> </w:t>
+      </w:r>
+      <w:proofErr w:type="spellStart"/>
+      <w:r>
+        <w:rPr>
+          <w:rFonts w:ascii="Times New Roman" w:hAnsi="Times New Roman"/>
+          <w:sz w:val="24"/>
+          <w:szCs w:val="24"/>
+        </w:rPr>
+        <w:t>благодаттю</w:t>
+      </w:r>
+      <w:proofErr w:type="spellEnd"/>
+      <w:r>
+        <w:rPr>
+          <w:rFonts w:ascii="Times New Roman" w:hAnsi="Times New Roman"/>
+          <w:sz w:val="24"/>
+          <w:szCs w:val="24"/>
+        </w:rPr>
+        <w:t xml:space="preserve">,* і </w:t>
+      </w:r>
+      <w:proofErr w:type="spellStart"/>
+      <w:r>
+        <w:rPr>
+          <w:rFonts w:ascii="Times New Roman" w:hAnsi="Times New Roman"/>
+          <w:sz w:val="24"/>
+          <w:szCs w:val="24"/>
+        </w:rPr>
+        <w:t>голову</w:t>
+      </w:r>
+      <w:proofErr w:type="spellEnd"/>
+      <w:r>
+        <w:rPr>
+          <w:rFonts w:ascii="Times New Roman" w:hAnsi="Times New Roman"/>
+          <w:sz w:val="24"/>
+          <w:szCs w:val="24"/>
+        </w:rPr>
+        <w:t xml:space="preserve"> </w:t>
+      </w:r>
+      <w:proofErr w:type="spellStart"/>
+      <w:r>
+        <w:rPr>
+          <w:rFonts w:ascii="Times New Roman" w:hAnsi="Times New Roman"/>
+          <w:sz w:val="24"/>
+          <w:szCs w:val="24"/>
+        </w:rPr>
+        <w:t>свою</w:t>
+      </w:r>
+      <w:proofErr w:type="spellEnd"/>
+      <w:r>
+        <w:rPr>
+          <w:rFonts w:ascii="Times New Roman" w:hAnsi="Times New Roman"/>
+          <w:sz w:val="24"/>
+          <w:szCs w:val="24"/>
+        </w:rPr>
+        <w:t xml:space="preserve"> </w:t>
+      </w:r>
+      <w:proofErr w:type="spellStart"/>
+      <w:r>
+        <w:rPr>
+          <w:rFonts w:ascii="Times New Roman" w:hAnsi="Times New Roman"/>
+          <w:sz w:val="24"/>
+          <w:szCs w:val="24"/>
+        </w:rPr>
+        <w:t>ти</w:t>
+      </w:r>
+      <w:proofErr w:type="spellEnd"/>
+      <w:r>
+        <w:rPr>
+          <w:rFonts w:ascii="Times New Roman" w:hAnsi="Times New Roman"/>
+          <w:sz w:val="24"/>
+          <w:szCs w:val="24"/>
+        </w:rPr>
+        <w:t xml:space="preserve"> </w:t>
+      </w:r>
+      <w:proofErr w:type="spellStart"/>
+      <w:r>
+        <w:rPr>
+          <w:rFonts w:ascii="Times New Roman" w:hAnsi="Times New Roman"/>
+          <w:sz w:val="24"/>
+          <w:szCs w:val="24"/>
+        </w:rPr>
+        <w:t>прикрасив</w:t>
+      </w:r>
+      <w:proofErr w:type="spellEnd"/>
+      <w:r>
+        <w:rPr>
+          <w:rFonts w:ascii="Times New Roman" w:hAnsi="Times New Roman"/>
+          <w:sz w:val="24"/>
+          <w:szCs w:val="24"/>
+        </w:rPr>
+        <w:t xml:space="preserve">* </w:t>
+      </w:r>
+      <w:proofErr w:type="spellStart"/>
+      <w:r>
+        <w:rPr>
+          <w:rFonts w:ascii="Times New Roman" w:hAnsi="Times New Roman"/>
+          <w:sz w:val="24"/>
+          <w:szCs w:val="24"/>
+        </w:rPr>
+        <w:t>вінком</w:t>
+      </w:r>
+      <w:proofErr w:type="spellEnd"/>
+      <w:r>
+        <w:rPr>
+          <w:rFonts w:ascii="Times New Roman" w:hAnsi="Times New Roman"/>
+          <w:sz w:val="24"/>
+          <w:szCs w:val="24"/>
+        </w:rPr>
+        <w:t xml:space="preserve"> </w:t>
+      </w:r>
+      <w:proofErr w:type="spellStart"/>
+      <w:r>
+        <w:rPr>
+          <w:rFonts w:ascii="Times New Roman" w:hAnsi="Times New Roman"/>
+          <w:sz w:val="24"/>
+          <w:szCs w:val="24"/>
+        </w:rPr>
+        <w:t>життя</w:t>
+      </w:r>
+      <w:proofErr w:type="spellEnd"/>
+      <w:r>
+        <w:rPr>
+          <w:rFonts w:ascii="Times New Roman" w:hAnsi="Times New Roman"/>
+          <w:sz w:val="24"/>
+          <w:szCs w:val="24"/>
+        </w:rPr>
+        <w:t xml:space="preserve"> нетлінного.* </w:t>
+      </w:r>
+      <w:proofErr w:type="spellStart"/>
+      <w:r>
+        <w:rPr>
+          <w:rFonts w:ascii="Times New Roman" w:hAnsi="Times New Roman"/>
+          <w:sz w:val="24"/>
+          <w:szCs w:val="24"/>
+        </w:rPr>
+        <w:t>Несучи</w:t>
+      </w:r>
+      <w:proofErr w:type="spellEnd"/>
+      <w:r>
+        <w:rPr>
+          <w:rFonts w:ascii="Times New Roman" w:hAnsi="Times New Roman"/>
+          <w:sz w:val="24"/>
+          <w:szCs w:val="24"/>
+        </w:rPr>
+        <w:t xml:space="preserve"> в </w:t>
+      </w:r>
+      <w:proofErr w:type="spellStart"/>
+      <w:r>
+        <w:rPr>
+          <w:rFonts w:ascii="Times New Roman" w:hAnsi="Times New Roman"/>
+          <w:sz w:val="24"/>
+          <w:szCs w:val="24"/>
+        </w:rPr>
+        <w:t>правиці</w:t>
+      </w:r>
+      <w:proofErr w:type="spellEnd"/>
+      <w:r>
+        <w:rPr>
+          <w:rFonts w:ascii="Times New Roman" w:hAnsi="Times New Roman"/>
+          <w:sz w:val="24"/>
+          <w:szCs w:val="24"/>
+        </w:rPr>
+        <w:t xml:space="preserve">, </w:t>
+      </w:r>
+      <w:proofErr w:type="spellStart"/>
+      <w:r>
+        <w:rPr>
+          <w:rFonts w:ascii="Times New Roman" w:hAnsi="Times New Roman"/>
+          <w:sz w:val="24"/>
+          <w:szCs w:val="24"/>
+        </w:rPr>
+        <w:t>немов</w:t>
+      </w:r>
+      <w:proofErr w:type="spellEnd"/>
+      <w:r>
+        <w:rPr>
+          <w:rFonts w:ascii="Times New Roman" w:hAnsi="Times New Roman"/>
+          <w:sz w:val="24"/>
+          <w:szCs w:val="24"/>
+        </w:rPr>
+        <w:t xml:space="preserve"> </w:t>
+      </w:r>
+      <w:proofErr w:type="spellStart"/>
+      <w:r>
+        <w:rPr>
+          <w:rFonts w:ascii="Times New Roman" w:hAnsi="Times New Roman"/>
+          <w:sz w:val="24"/>
+          <w:szCs w:val="24"/>
+        </w:rPr>
+        <w:t>берло</w:t>
+      </w:r>
+      <w:proofErr w:type="spellEnd"/>
+      <w:r>
+        <w:rPr>
+          <w:rFonts w:ascii="Times New Roman" w:hAnsi="Times New Roman"/>
+          <w:sz w:val="24"/>
+          <w:szCs w:val="24"/>
+        </w:rPr>
+        <w:t xml:space="preserve">,* </w:t>
+      </w:r>
+      <w:proofErr w:type="spellStart"/>
+      <w:r>
+        <w:rPr>
+          <w:rFonts w:ascii="Times New Roman" w:hAnsi="Times New Roman"/>
+          <w:sz w:val="24"/>
+          <w:szCs w:val="24"/>
+        </w:rPr>
+        <w:t>хресне</w:t>
+      </w:r>
+      <w:proofErr w:type="spellEnd"/>
+      <w:r>
+        <w:rPr>
+          <w:rFonts w:ascii="Times New Roman" w:hAnsi="Times New Roman"/>
+          <w:sz w:val="24"/>
+          <w:szCs w:val="24"/>
+        </w:rPr>
+        <w:t xml:space="preserve"> </w:t>
+      </w:r>
+      <w:proofErr w:type="spellStart"/>
+      <w:r>
+        <w:rPr>
+          <w:rFonts w:ascii="Times New Roman" w:hAnsi="Times New Roman"/>
+          <w:sz w:val="24"/>
+          <w:szCs w:val="24"/>
+        </w:rPr>
+        <w:t>переможне</w:t>
+      </w:r>
+      <w:proofErr w:type="spellEnd"/>
+      <w:r>
+        <w:rPr>
+          <w:rFonts w:ascii="Times New Roman" w:hAnsi="Times New Roman"/>
+          <w:sz w:val="24"/>
+          <w:szCs w:val="24"/>
+        </w:rPr>
+        <w:t xml:space="preserve"> </w:t>
+      </w:r>
+      <w:proofErr w:type="spellStart"/>
+      <w:r>
+        <w:rPr>
+          <w:rFonts w:ascii="Times New Roman" w:hAnsi="Times New Roman"/>
+          <w:sz w:val="24"/>
+          <w:szCs w:val="24"/>
+        </w:rPr>
+        <w:t>знамення</w:t>
+      </w:r>
+      <w:proofErr w:type="spellEnd"/>
+      <w:r>
+        <w:rPr>
+          <w:rFonts w:ascii="Times New Roman" w:hAnsi="Times New Roman"/>
+          <w:sz w:val="24"/>
+          <w:szCs w:val="24"/>
+        </w:rPr>
+        <w:t xml:space="preserve">,* </w:t>
+      </w:r>
+      <w:proofErr w:type="spellStart"/>
+      <w:r>
+        <w:rPr>
+          <w:rFonts w:ascii="Times New Roman" w:hAnsi="Times New Roman"/>
+          <w:sz w:val="24"/>
+          <w:szCs w:val="24"/>
+        </w:rPr>
+        <w:t>всемудрий</w:t>
+      </w:r>
+      <w:proofErr w:type="spellEnd"/>
+      <w:r>
+        <w:rPr>
+          <w:rFonts w:ascii="Times New Roman" w:hAnsi="Times New Roman"/>
+          <w:sz w:val="24"/>
+          <w:szCs w:val="24"/>
+        </w:rPr>
+        <w:t xml:space="preserve"> </w:t>
+      </w:r>
+      <w:proofErr w:type="spellStart"/>
+      <w:r>
+        <w:rPr>
+          <w:rFonts w:ascii="Times New Roman" w:hAnsi="Times New Roman"/>
+          <w:sz w:val="24"/>
+          <w:szCs w:val="24"/>
+        </w:rPr>
+        <w:t>Мученику</w:t>
+      </w:r>
+      <w:proofErr w:type="spellEnd"/>
+      <w:r>
+        <w:rPr>
+          <w:rFonts w:ascii="Times New Roman" w:hAnsi="Times New Roman"/>
+          <w:sz w:val="24"/>
+          <w:szCs w:val="24"/>
+        </w:rPr>
+        <w:t xml:space="preserve">,* </w:t>
+      </w:r>
+      <w:proofErr w:type="spellStart"/>
+      <w:r>
+        <w:rPr>
+          <w:rFonts w:ascii="Times New Roman" w:hAnsi="Times New Roman"/>
+          <w:sz w:val="24"/>
+          <w:szCs w:val="24"/>
+        </w:rPr>
+        <w:t>царюєш</w:t>
+      </w:r>
+      <w:proofErr w:type="spellEnd"/>
+      <w:r>
+        <w:rPr>
+          <w:rFonts w:ascii="Times New Roman" w:hAnsi="Times New Roman"/>
+          <w:sz w:val="24"/>
+          <w:szCs w:val="24"/>
+        </w:rPr>
+        <w:t xml:space="preserve"> з </w:t>
+      </w:r>
+      <w:proofErr w:type="spellStart"/>
+      <w:r>
+        <w:rPr>
+          <w:rFonts w:ascii="Times New Roman" w:hAnsi="Times New Roman"/>
+          <w:sz w:val="24"/>
+          <w:szCs w:val="24"/>
+        </w:rPr>
+        <w:t>Христом</w:t>
+      </w:r>
+      <w:proofErr w:type="spellEnd"/>
+      <w:r>
+        <w:rPr>
+          <w:rFonts w:ascii="Times New Roman" w:hAnsi="Times New Roman"/>
+          <w:sz w:val="24"/>
+          <w:szCs w:val="24"/>
+        </w:rPr>
+        <w:t xml:space="preserve">, </w:t>
+      </w:r>
+      <w:proofErr w:type="spellStart"/>
+      <w:r>
+        <w:rPr>
+          <w:rFonts w:ascii="Times New Roman" w:hAnsi="Times New Roman"/>
+          <w:sz w:val="24"/>
+          <w:szCs w:val="24"/>
+        </w:rPr>
+        <w:t>постійно</w:t>
+      </w:r>
+      <w:proofErr w:type="spellEnd"/>
+      <w:r>
+        <w:rPr>
+          <w:rFonts w:ascii="Times New Roman" w:hAnsi="Times New Roman"/>
+          <w:sz w:val="24"/>
+          <w:szCs w:val="24"/>
+        </w:rPr>
+        <w:t xml:space="preserve"> </w:t>
+      </w:r>
+      <w:proofErr w:type="spellStart"/>
+      <w:r>
+        <w:rPr>
+          <w:rFonts w:ascii="Times New Roman" w:hAnsi="Times New Roman"/>
+          <w:sz w:val="24"/>
+          <w:szCs w:val="24"/>
+        </w:rPr>
+        <w:t>радіючи</w:t>
+      </w:r>
+      <w:proofErr w:type="spellEnd"/>
+      <w:r>
+        <w:rPr>
+          <w:rFonts w:ascii="Times New Roman" w:hAnsi="Times New Roman"/>
+          <w:sz w:val="24"/>
+          <w:szCs w:val="24"/>
+        </w:rPr>
+        <w:t>.</w:t>
       </w:r>
     </w:p>
     <w:p>
@@ -4454,31 +5174,553 @@
     </w:p>
     <w:p>
       <w:pPr>
-        <w:pStyle w:val="a"/>
-      </w:pPr>
-      <w:r>
-        <w:rPr>
-          <w:rFonts w:ascii="Times New Roman" w:hAnsi="Times New Roman"/>
-          <w:sz w:val="24"/>
-        </w:rPr>
-        <w:t xml:space="preserve">Осяяний достойним боговидінням* та відзначений пророчою мовою* і благодаттю, богонатхненний </w:t>
-      </w:r>
-      <w:r>
-        <w:rPr>
-          <w:rFonts w:ascii="Times New Roman" w:hAnsi="Times New Roman"/>
-          <w:i w:val="0"/>
-          <w:color w:val="000000"/>
-          <w:sz w:val="24"/>
-          <w:highlight w:val="yellow"/>
-        </w:rPr>
-        <w:t>Єлисея</w:t>
-      </w:r>
-      <w:r>
-        <w:rPr>
-          <w:rFonts w:ascii="Times New Roman" w:hAnsi="Times New Roman"/>
-          <w:sz w:val="24"/>
-        </w:rPr>
-        <w:t>!* Ти вдостоївся божественного блаженства* та здобув нині оце довір'я* і ласку в Преблагого,* щоб молитися за тих, які тебе з вірою почитають* і вихваляють як чесного і Богом посланого благовісника,* щоб визволити з бід* і спасти душі наші.</w:t>
+        <w:spacing w:after="120"/>
+        <w:jc w:val="both"/>
+        <w:rPr>
+          <w:rFonts w:ascii="Times New Roman" w:hAnsi="Times New Roman"/>
+          <w:sz w:val="24"/>
+          <w:szCs w:val="24"/>
+        </w:rPr>
+      </w:pPr>
+      <w:proofErr w:type="spellStart"/>
+      <w:r>
+        <w:rPr>
+          <w:rFonts w:ascii="Times New Roman" w:hAnsi="Times New Roman"/>
+          <w:sz w:val="24"/>
+          <w:szCs w:val="24"/>
+        </w:rPr>
+        <w:t>Ти</w:t>
+      </w:r>
+      <w:proofErr w:type="spellEnd"/>
+      <w:r>
+        <w:rPr>
+          <w:rFonts w:ascii="Times New Roman" w:hAnsi="Times New Roman"/>
+          <w:sz w:val="24"/>
+          <w:szCs w:val="24"/>
+        </w:rPr>
+        <w:t xml:space="preserve">, </w:t>
+      </w:r>
+      <w:proofErr w:type="spellStart"/>
+      <w:r>
+        <w:rPr>
+          <w:rFonts w:ascii="Times New Roman" w:hAnsi="Times New Roman"/>
+          <w:sz w:val="24"/>
+          <w:szCs w:val="24"/>
+        </w:rPr>
+        <w:t>Славний</w:t>
+      </w:r>
+      <w:proofErr w:type="spellEnd"/>
+      <w:r>
+        <w:rPr>
+          <w:rFonts w:ascii="Times New Roman" w:hAnsi="Times New Roman"/>
+          <w:sz w:val="24"/>
+          <w:szCs w:val="24"/>
+        </w:rPr>
+        <w:t xml:space="preserve">, </w:t>
+      </w:r>
+      <w:proofErr w:type="spellStart"/>
+      <w:r>
+        <w:rPr>
+          <w:rFonts w:ascii="Times New Roman" w:hAnsi="Times New Roman"/>
+          <w:sz w:val="24"/>
+          <w:szCs w:val="24"/>
+        </w:rPr>
+        <w:t>був</w:t>
+      </w:r>
+      <w:proofErr w:type="spellEnd"/>
+      <w:r>
+        <w:rPr>
+          <w:rFonts w:ascii="Times New Roman" w:hAnsi="Times New Roman"/>
+          <w:sz w:val="24"/>
+          <w:szCs w:val="24"/>
+        </w:rPr>
+        <w:t xml:space="preserve"> </w:t>
+      </w:r>
+      <w:proofErr w:type="spellStart"/>
+      <w:r>
+        <w:rPr>
+          <w:rFonts w:ascii="Times New Roman" w:hAnsi="Times New Roman"/>
+          <w:sz w:val="24"/>
+          <w:szCs w:val="24"/>
+        </w:rPr>
+        <w:t>знаний</w:t>
+      </w:r>
+      <w:proofErr w:type="spellEnd"/>
+      <w:r>
+        <w:rPr>
+          <w:rFonts w:ascii="Times New Roman" w:hAnsi="Times New Roman"/>
+          <w:sz w:val="24"/>
+          <w:szCs w:val="24"/>
+        </w:rPr>
+        <w:t xml:space="preserve">* </w:t>
+      </w:r>
+      <w:proofErr w:type="spellStart"/>
+      <w:r>
+        <w:rPr>
+          <w:rFonts w:ascii="Times New Roman" w:hAnsi="Times New Roman"/>
+          <w:sz w:val="24"/>
+          <w:szCs w:val="24"/>
+        </w:rPr>
+        <w:t>як</w:t>
+      </w:r>
+      <w:proofErr w:type="spellEnd"/>
+      <w:r>
+        <w:rPr>
+          <w:rFonts w:ascii="Times New Roman" w:hAnsi="Times New Roman"/>
+          <w:sz w:val="24"/>
+          <w:szCs w:val="24"/>
+        </w:rPr>
+        <w:t xml:space="preserve"> </w:t>
+      </w:r>
+      <w:proofErr w:type="spellStart"/>
+      <w:r>
+        <w:rPr>
+          <w:rFonts w:ascii="Times New Roman" w:hAnsi="Times New Roman"/>
+          <w:sz w:val="24"/>
+          <w:szCs w:val="24"/>
+        </w:rPr>
+        <w:t>непереможний</w:t>
+      </w:r>
+      <w:proofErr w:type="spellEnd"/>
+      <w:r>
+        <w:rPr>
+          <w:rFonts w:ascii="Times New Roman" w:hAnsi="Times New Roman"/>
+          <w:sz w:val="24"/>
+          <w:szCs w:val="24"/>
+        </w:rPr>
+        <w:t xml:space="preserve"> воїн.* </w:t>
+      </w:r>
+      <w:proofErr w:type="spellStart"/>
+      <w:r>
+        <w:rPr>
+          <w:rFonts w:ascii="Times New Roman" w:hAnsi="Times New Roman"/>
+          <w:sz w:val="24"/>
+          <w:szCs w:val="24"/>
+        </w:rPr>
+        <w:t>Озброєний</w:t>
+      </w:r>
+      <w:proofErr w:type="spellEnd"/>
+      <w:r>
+        <w:rPr>
+          <w:rFonts w:ascii="Times New Roman" w:hAnsi="Times New Roman"/>
+          <w:sz w:val="24"/>
+          <w:szCs w:val="24"/>
+        </w:rPr>
+        <w:t xml:space="preserve"> </w:t>
+      </w:r>
+      <w:proofErr w:type="spellStart"/>
+      <w:r>
+        <w:rPr>
+          <w:rFonts w:ascii="Times New Roman" w:hAnsi="Times New Roman"/>
+          <w:sz w:val="24"/>
+          <w:szCs w:val="24"/>
+        </w:rPr>
+        <w:t>хресним</w:t>
+      </w:r>
+      <w:proofErr w:type="spellEnd"/>
+      <w:r>
+        <w:rPr>
+          <w:rFonts w:ascii="Times New Roman" w:hAnsi="Times New Roman"/>
+          <w:sz w:val="24"/>
+          <w:szCs w:val="24"/>
+        </w:rPr>
+        <w:t xml:space="preserve"> </w:t>
+      </w:r>
+      <w:proofErr w:type="spellStart"/>
+      <w:r>
+        <w:rPr>
+          <w:rFonts w:ascii="Times New Roman" w:hAnsi="Times New Roman"/>
+          <w:sz w:val="24"/>
+          <w:szCs w:val="24"/>
+        </w:rPr>
+        <w:t>знаряддям</w:t>
+      </w:r>
+      <w:proofErr w:type="spellEnd"/>
+      <w:r>
+        <w:rPr>
+          <w:rFonts w:ascii="Times New Roman" w:hAnsi="Times New Roman"/>
+          <w:sz w:val="24"/>
+          <w:szCs w:val="24"/>
+        </w:rPr>
+        <w:t xml:space="preserve">,* </w:t>
+      </w:r>
+      <w:proofErr w:type="spellStart"/>
+      <w:r>
+        <w:rPr>
+          <w:rFonts w:ascii="Times New Roman" w:hAnsi="Times New Roman"/>
+          <w:sz w:val="24"/>
+          <w:szCs w:val="24"/>
+        </w:rPr>
+        <w:t>ти</w:t>
+      </w:r>
+      <w:proofErr w:type="spellEnd"/>
+      <w:r>
+        <w:rPr>
+          <w:rFonts w:ascii="Times New Roman" w:hAnsi="Times New Roman"/>
+          <w:sz w:val="24"/>
+          <w:szCs w:val="24"/>
+        </w:rPr>
+        <w:t xml:space="preserve"> </w:t>
+      </w:r>
+      <w:proofErr w:type="spellStart"/>
+      <w:r>
+        <w:rPr>
+          <w:rFonts w:ascii="Times New Roman" w:hAnsi="Times New Roman"/>
+          <w:sz w:val="24"/>
+          <w:szCs w:val="24"/>
+        </w:rPr>
+        <w:t>вийшов</w:t>
+      </w:r>
+      <w:proofErr w:type="spellEnd"/>
+      <w:r>
+        <w:rPr>
+          <w:rFonts w:ascii="Times New Roman" w:hAnsi="Times New Roman"/>
+          <w:sz w:val="24"/>
+          <w:szCs w:val="24"/>
+        </w:rPr>
+        <w:t xml:space="preserve"> </w:t>
+      </w:r>
+      <w:proofErr w:type="spellStart"/>
+      <w:r>
+        <w:rPr>
+          <w:rFonts w:ascii="Times New Roman" w:hAnsi="Times New Roman"/>
+          <w:sz w:val="24"/>
+          <w:szCs w:val="24"/>
+        </w:rPr>
+        <w:t>на</w:t>
+      </w:r>
+      <w:proofErr w:type="spellEnd"/>
+      <w:r>
+        <w:rPr>
+          <w:rFonts w:ascii="Times New Roman" w:hAnsi="Times New Roman"/>
+          <w:sz w:val="24"/>
+          <w:szCs w:val="24"/>
+        </w:rPr>
+        <w:t xml:space="preserve"> </w:t>
+      </w:r>
+      <w:proofErr w:type="spellStart"/>
+      <w:r>
+        <w:rPr>
+          <w:rFonts w:ascii="Times New Roman" w:hAnsi="Times New Roman"/>
+          <w:sz w:val="24"/>
+          <w:szCs w:val="24"/>
+        </w:rPr>
+        <w:t>боротьбу</w:t>
+      </w:r>
+      <w:proofErr w:type="spellEnd"/>
+      <w:r>
+        <w:rPr>
+          <w:rFonts w:ascii="Times New Roman" w:hAnsi="Times New Roman"/>
+          <w:sz w:val="24"/>
+          <w:szCs w:val="24"/>
+        </w:rPr>
+        <w:t xml:space="preserve">* з </w:t>
+      </w:r>
+      <w:proofErr w:type="spellStart"/>
+      <w:r>
+        <w:rPr>
+          <w:rFonts w:ascii="Times New Roman" w:hAnsi="Times New Roman"/>
+          <w:sz w:val="24"/>
+          <w:szCs w:val="24"/>
+        </w:rPr>
+        <w:t>ворожою</w:t>
+      </w:r>
+      <w:proofErr w:type="spellEnd"/>
+      <w:r>
+        <w:rPr>
+          <w:rFonts w:ascii="Times New Roman" w:hAnsi="Times New Roman"/>
+          <w:sz w:val="24"/>
+          <w:szCs w:val="24"/>
+        </w:rPr>
+        <w:t xml:space="preserve"> </w:t>
+      </w:r>
+      <w:proofErr w:type="spellStart"/>
+      <w:r>
+        <w:rPr>
+          <w:rFonts w:ascii="Times New Roman" w:hAnsi="Times New Roman"/>
+          <w:sz w:val="24"/>
+          <w:szCs w:val="24"/>
+        </w:rPr>
+        <w:t>силою</w:t>
+      </w:r>
+      <w:proofErr w:type="spellEnd"/>
+      <w:r>
+        <w:rPr>
+          <w:rFonts w:ascii="Times New Roman" w:hAnsi="Times New Roman"/>
+          <w:sz w:val="24"/>
+          <w:szCs w:val="24"/>
+        </w:rPr>
+        <w:t xml:space="preserve">* і </w:t>
+      </w:r>
+      <w:proofErr w:type="spellStart"/>
+      <w:r>
+        <w:rPr>
+          <w:rFonts w:ascii="Times New Roman" w:hAnsi="Times New Roman"/>
+          <w:sz w:val="24"/>
+          <w:szCs w:val="24"/>
+        </w:rPr>
+        <w:t>переміг</w:t>
+      </w:r>
+      <w:proofErr w:type="spellEnd"/>
+      <w:r>
+        <w:rPr>
+          <w:rFonts w:ascii="Times New Roman" w:hAnsi="Times New Roman"/>
+          <w:sz w:val="24"/>
+          <w:szCs w:val="24"/>
+        </w:rPr>
+        <w:t xml:space="preserve"> </w:t>
+      </w:r>
+      <w:proofErr w:type="spellStart"/>
+      <w:r>
+        <w:rPr>
+          <w:rFonts w:ascii="Times New Roman" w:hAnsi="Times New Roman"/>
+          <w:sz w:val="24"/>
+          <w:szCs w:val="24"/>
+        </w:rPr>
+        <w:t>її</w:t>
+      </w:r>
+      <w:proofErr w:type="spellEnd"/>
+      <w:r>
+        <w:rPr>
+          <w:rFonts w:ascii="Times New Roman" w:hAnsi="Times New Roman"/>
+          <w:sz w:val="24"/>
+          <w:szCs w:val="24"/>
+        </w:rPr>
+        <w:t xml:space="preserve">, </w:t>
+      </w:r>
+      <w:proofErr w:type="spellStart"/>
+      <w:r>
+        <w:rPr>
+          <w:rFonts w:ascii="Times New Roman" w:hAnsi="Times New Roman"/>
+          <w:sz w:val="24"/>
+          <w:szCs w:val="24"/>
+        </w:rPr>
+        <w:t>Славний</w:t>
+      </w:r>
+      <w:proofErr w:type="spellEnd"/>
+      <w:r>
+        <w:rPr>
+          <w:rFonts w:ascii="Times New Roman" w:hAnsi="Times New Roman"/>
+          <w:sz w:val="24"/>
+          <w:szCs w:val="24"/>
+        </w:rPr>
+        <w:t xml:space="preserve">, в </w:t>
+      </w:r>
+      <w:proofErr w:type="spellStart"/>
+      <w:r>
+        <w:rPr>
+          <w:rFonts w:ascii="Times New Roman" w:hAnsi="Times New Roman"/>
+          <w:sz w:val="24"/>
+          <w:szCs w:val="24"/>
+        </w:rPr>
+        <w:t>бою</w:t>
+      </w:r>
+      <w:proofErr w:type="spellEnd"/>
+      <w:r>
+        <w:rPr>
+          <w:rFonts w:ascii="Times New Roman" w:hAnsi="Times New Roman"/>
+          <w:sz w:val="24"/>
+          <w:szCs w:val="24"/>
+        </w:rPr>
+        <w:t xml:space="preserve">* </w:t>
+      </w:r>
+      <w:proofErr w:type="spellStart"/>
+      <w:r>
+        <w:rPr>
+          <w:rFonts w:ascii="Times New Roman" w:hAnsi="Times New Roman"/>
+          <w:sz w:val="24"/>
+          <w:szCs w:val="24"/>
+        </w:rPr>
+        <w:t>та</w:t>
+      </w:r>
+      <w:proofErr w:type="spellEnd"/>
+      <w:r>
+        <w:rPr>
+          <w:rFonts w:ascii="Times New Roman" w:hAnsi="Times New Roman"/>
+          <w:sz w:val="24"/>
+          <w:szCs w:val="24"/>
+        </w:rPr>
+        <w:t xml:space="preserve"> й </w:t>
+      </w:r>
+      <w:proofErr w:type="spellStart"/>
+      <w:r>
+        <w:rPr>
+          <w:rFonts w:ascii="Times New Roman" w:hAnsi="Times New Roman"/>
+          <w:sz w:val="24"/>
+          <w:szCs w:val="24"/>
+        </w:rPr>
+        <w:t>прийняв</w:t>
+      </w:r>
+      <w:proofErr w:type="spellEnd"/>
+      <w:r>
+        <w:rPr>
+          <w:rFonts w:ascii="Times New Roman" w:hAnsi="Times New Roman"/>
+          <w:sz w:val="24"/>
+          <w:szCs w:val="24"/>
+        </w:rPr>
+        <w:t xml:space="preserve"> </w:t>
+      </w:r>
+      <w:proofErr w:type="spellStart"/>
+      <w:r>
+        <w:rPr>
+          <w:rFonts w:ascii="Times New Roman" w:hAnsi="Times New Roman"/>
+          <w:sz w:val="24"/>
+          <w:szCs w:val="24"/>
+        </w:rPr>
+        <w:t>вінок</w:t>
+      </w:r>
+      <w:proofErr w:type="spellEnd"/>
+      <w:r>
+        <w:rPr>
+          <w:rFonts w:ascii="Times New Roman" w:hAnsi="Times New Roman"/>
+          <w:sz w:val="24"/>
+          <w:szCs w:val="24"/>
+        </w:rPr>
+        <w:t xml:space="preserve"> </w:t>
+      </w:r>
+      <w:proofErr w:type="spellStart"/>
+      <w:r>
+        <w:rPr>
+          <w:rFonts w:ascii="Times New Roman" w:hAnsi="Times New Roman"/>
+          <w:sz w:val="24"/>
+          <w:szCs w:val="24"/>
+        </w:rPr>
+        <w:t>перемоги</w:t>
+      </w:r>
+      <w:proofErr w:type="spellEnd"/>
+      <w:r>
+        <w:rPr>
+          <w:rFonts w:ascii="Times New Roman" w:hAnsi="Times New Roman"/>
+          <w:sz w:val="24"/>
+          <w:szCs w:val="24"/>
+        </w:rPr>
+        <w:t xml:space="preserve">* </w:t>
+      </w:r>
+      <w:proofErr w:type="spellStart"/>
+      <w:r>
+        <w:rPr>
+          <w:rFonts w:ascii="Times New Roman" w:hAnsi="Times New Roman"/>
+          <w:sz w:val="24"/>
+          <w:szCs w:val="24"/>
+        </w:rPr>
+        <w:t>від</w:t>
+      </w:r>
+      <w:proofErr w:type="spellEnd"/>
+      <w:r>
+        <w:rPr>
+          <w:rFonts w:ascii="Times New Roman" w:hAnsi="Times New Roman"/>
+          <w:sz w:val="24"/>
+          <w:szCs w:val="24"/>
+        </w:rPr>
+        <w:t xml:space="preserve"> </w:t>
+      </w:r>
+      <w:proofErr w:type="spellStart"/>
+      <w:r>
+        <w:rPr>
+          <w:rFonts w:ascii="Times New Roman" w:hAnsi="Times New Roman"/>
+          <w:sz w:val="24"/>
+          <w:szCs w:val="24"/>
+        </w:rPr>
+        <w:t>єдиного</w:t>
+      </w:r>
+      <w:proofErr w:type="spellEnd"/>
+      <w:r>
+        <w:rPr>
+          <w:rFonts w:ascii="Times New Roman" w:hAnsi="Times New Roman"/>
+          <w:sz w:val="24"/>
+          <w:szCs w:val="24"/>
+        </w:rPr>
+        <w:t xml:space="preserve"> </w:t>
+      </w:r>
+      <w:proofErr w:type="spellStart"/>
+      <w:r>
+        <w:rPr>
+          <w:rFonts w:ascii="Times New Roman" w:hAnsi="Times New Roman"/>
+          <w:sz w:val="24"/>
+          <w:szCs w:val="24"/>
+        </w:rPr>
+        <w:t>Переможця</w:t>
+      </w:r>
+      <w:proofErr w:type="spellEnd"/>
+      <w:r>
+        <w:rPr>
+          <w:rFonts w:ascii="Times New Roman" w:hAnsi="Times New Roman"/>
+          <w:sz w:val="24"/>
+          <w:szCs w:val="24"/>
+        </w:rPr>
+        <w:t xml:space="preserve"> і </w:t>
+      </w:r>
+      <w:proofErr w:type="spellStart"/>
+      <w:r>
+        <w:rPr>
+          <w:rFonts w:ascii="Times New Roman" w:hAnsi="Times New Roman"/>
+          <w:sz w:val="24"/>
+          <w:szCs w:val="24"/>
+        </w:rPr>
+        <w:t>Владики</w:t>
+      </w:r>
+      <w:proofErr w:type="spellEnd"/>
+      <w:r>
+        <w:rPr>
+          <w:rFonts w:ascii="Times New Roman" w:hAnsi="Times New Roman"/>
+          <w:sz w:val="24"/>
+          <w:szCs w:val="24"/>
+        </w:rPr>
+        <w:t xml:space="preserve">,* </w:t>
+      </w:r>
+      <w:proofErr w:type="spellStart"/>
+      <w:r>
+        <w:rPr>
+          <w:rFonts w:ascii="Times New Roman" w:hAnsi="Times New Roman"/>
+          <w:sz w:val="24"/>
+          <w:szCs w:val="24"/>
+        </w:rPr>
+        <w:t>що</w:t>
+      </w:r>
+      <w:proofErr w:type="spellEnd"/>
+      <w:r>
+        <w:rPr>
+          <w:rFonts w:ascii="Times New Roman" w:hAnsi="Times New Roman"/>
+          <w:sz w:val="24"/>
+          <w:szCs w:val="24"/>
+        </w:rPr>
+        <w:t xml:space="preserve"> </w:t>
+      </w:r>
+      <w:proofErr w:type="spellStart"/>
+      <w:r>
+        <w:rPr>
+          <w:rFonts w:ascii="Times New Roman" w:hAnsi="Times New Roman"/>
+          <w:sz w:val="24"/>
+          <w:szCs w:val="24"/>
+        </w:rPr>
+        <w:t>повсякчасно</w:t>
+      </w:r>
+      <w:proofErr w:type="spellEnd"/>
+      <w:r>
+        <w:rPr>
+          <w:rFonts w:ascii="Times New Roman" w:hAnsi="Times New Roman"/>
+          <w:sz w:val="24"/>
+          <w:szCs w:val="24"/>
+        </w:rPr>
+        <w:t xml:space="preserve"> </w:t>
+      </w:r>
+      <w:proofErr w:type="spellStart"/>
+      <w:r>
+        <w:rPr>
+          <w:rFonts w:ascii="Times New Roman" w:hAnsi="Times New Roman"/>
+          <w:sz w:val="24"/>
+          <w:szCs w:val="24"/>
+        </w:rPr>
+        <w:t>царює</w:t>
+      </w:r>
+      <w:proofErr w:type="spellEnd"/>
+      <w:r>
+        <w:rPr>
+          <w:rFonts w:ascii="Times New Roman" w:hAnsi="Times New Roman"/>
+          <w:sz w:val="24"/>
+          <w:szCs w:val="24"/>
+        </w:rPr>
+        <w:t>.</w:t>
       </w:r>
     </w:p>
     <w:p>
@@ -4540,95 +5782,587 @@
     </w:p>
     <w:p>
       <w:pPr>
-        <w:pStyle w:val="a"/>
-      </w:pPr>
-      <w:r>
-        <w:rPr>
-          <w:rFonts w:ascii="Times New Roman" w:hAnsi="Times New Roman"/>
-          <w:sz w:val="24"/>
-        </w:rPr>
-        <w:t xml:space="preserve">Твого пророка </w:t>
-      </w:r>
-      <w:r>
-        <w:rPr>
-          <w:rFonts w:ascii="Times New Roman" w:hAnsi="Times New Roman"/>
-          <w:i w:val="0"/>
-          <w:color w:val="000000"/>
-          <w:sz w:val="24"/>
-          <w:highlight w:val="yellow"/>
-        </w:rPr>
-        <w:t>Єлисея</w:t>
-      </w:r>
-      <w:r>
-        <w:rPr>
-          <w:rFonts w:ascii="Times New Roman" w:hAnsi="Times New Roman"/>
-          <w:sz w:val="24"/>
-        </w:rPr>
-        <w:t xml:space="preserve"> появив ти, Безсмертний,* немов духовну хмарину, що справді виточує воду життя вічного.* Ти послав його щедро і дарував пресвятого Духа,* єдиносущного тобі Отцю Вседержителеві* і твоєму Синові,* що засіяв з твого єства,* і через нього звістив спасенний прихід Христа Бога нашого.* Моли його, щоб спас* і просвітив душі наші.</w:t>
-      </w:r>
-    </w:p>
-    <w:p>
-      <w:pPr>
-        <w:pStyle w:val="a"/>
+        <w:spacing w:after="120"/>
+        <w:jc w:val="both"/>
+        <w:rPr>
+          <w:rFonts w:ascii="Times New Roman" w:hAnsi="Times New Roman"/>
+          <w:sz w:val="24"/>
+          <w:szCs w:val="24"/>
+        </w:rPr>
+      </w:pPr>
+      <w:proofErr w:type="spellStart"/>
+      <w:r>
+        <w:rPr>
+          <w:rFonts w:ascii="Times New Roman" w:hAnsi="Times New Roman"/>
+          <w:sz w:val="24"/>
+          <w:szCs w:val="24"/>
+        </w:rPr>
+        <w:t>Твоїми</w:t>
+      </w:r>
+      <w:proofErr w:type="spellEnd"/>
+      <w:r>
+        <w:rPr>
+          <w:rFonts w:ascii="Times New Roman" w:hAnsi="Times New Roman"/>
+          <w:sz w:val="24"/>
+          <w:szCs w:val="24"/>
+        </w:rPr>
+        <w:t xml:space="preserve"> </w:t>
+      </w:r>
+      <w:proofErr w:type="spellStart"/>
+      <w:r>
+        <w:rPr>
+          <w:rFonts w:ascii="Times New Roman" w:hAnsi="Times New Roman"/>
+          <w:sz w:val="24"/>
+          <w:szCs w:val="24"/>
+        </w:rPr>
+        <w:t>світлими</w:t>
+      </w:r>
+      <w:proofErr w:type="spellEnd"/>
+      <w:r>
+        <w:rPr>
+          <w:rFonts w:ascii="Times New Roman" w:hAnsi="Times New Roman"/>
+          <w:sz w:val="24"/>
+          <w:szCs w:val="24"/>
+        </w:rPr>
+        <w:t xml:space="preserve"> </w:t>
+      </w:r>
+      <w:proofErr w:type="spellStart"/>
+      <w:r>
+        <w:rPr>
+          <w:rFonts w:ascii="Times New Roman" w:hAnsi="Times New Roman"/>
+          <w:sz w:val="24"/>
+          <w:szCs w:val="24"/>
+        </w:rPr>
+        <w:t>стражданнями</w:t>
+      </w:r>
+      <w:proofErr w:type="spellEnd"/>
+      <w:r>
+        <w:rPr>
+          <w:rFonts w:ascii="Times New Roman" w:hAnsi="Times New Roman"/>
+          <w:sz w:val="24"/>
+          <w:szCs w:val="24"/>
+        </w:rPr>
+        <w:t xml:space="preserve">* </w:t>
+      </w:r>
+      <w:proofErr w:type="spellStart"/>
+      <w:r>
+        <w:rPr>
+          <w:rFonts w:ascii="Times New Roman" w:hAnsi="Times New Roman"/>
+          <w:sz w:val="24"/>
+          <w:szCs w:val="24"/>
+        </w:rPr>
+        <w:t>ти</w:t>
+      </w:r>
+      <w:proofErr w:type="spellEnd"/>
+      <w:r>
+        <w:rPr>
+          <w:rFonts w:ascii="Times New Roman" w:hAnsi="Times New Roman"/>
+          <w:sz w:val="24"/>
+          <w:szCs w:val="24"/>
+        </w:rPr>
+        <w:t xml:space="preserve">, </w:t>
+      </w:r>
+      <w:proofErr w:type="spellStart"/>
+      <w:r>
+        <w:rPr>
+          <w:rFonts w:ascii="Times New Roman" w:hAnsi="Times New Roman"/>
+          <w:sz w:val="24"/>
+          <w:szCs w:val="24"/>
+        </w:rPr>
+        <w:t>славний</w:t>
+      </w:r>
+      <w:proofErr w:type="spellEnd"/>
+      <w:r>
+        <w:rPr>
+          <w:rFonts w:ascii="Times New Roman" w:hAnsi="Times New Roman"/>
+          <w:sz w:val="24"/>
+          <w:szCs w:val="24"/>
+        </w:rPr>
+        <w:t xml:space="preserve"> </w:t>
+      </w:r>
+      <w:proofErr w:type="spellStart"/>
+      <w:r>
+        <w:rPr>
+          <w:rFonts w:ascii="Times New Roman" w:hAnsi="Times New Roman"/>
+          <w:sz w:val="24"/>
+          <w:szCs w:val="24"/>
+        </w:rPr>
+        <w:t>страждальнику</w:t>
+      </w:r>
+      <w:proofErr w:type="spellEnd"/>
+      <w:r>
+        <w:rPr>
+          <w:rFonts w:ascii="Times New Roman" w:hAnsi="Times New Roman"/>
+          <w:sz w:val="24"/>
+          <w:szCs w:val="24"/>
+        </w:rPr>
+        <w:t xml:space="preserve"> </w:t>
+      </w:r>
+      <w:proofErr w:type="spellStart"/>
+      <w:r>
+        <w:rPr>
+          <w:rFonts w:ascii="Times New Roman" w:hAnsi="Times New Roman"/>
+          <w:i/>
+          <w:color w:val="FF0000"/>
+          <w:sz w:val="24"/>
+          <w:szCs w:val="24"/>
+          <w:lang w:val="uk-UA"/>
+        </w:rPr>
+        <w:t>Ісидоре</w:t>
+      </w:r>
+      <w:proofErr w:type="spellEnd"/>
+      <w:r>
+        <w:rPr>
+          <w:rFonts w:ascii="Times New Roman" w:hAnsi="Times New Roman"/>
+          <w:sz w:val="24"/>
+          <w:szCs w:val="24"/>
+        </w:rPr>
+        <w:t xml:space="preserve">* </w:t>
+      </w:r>
+      <w:proofErr w:type="spellStart"/>
+      <w:r>
+        <w:rPr>
+          <w:rFonts w:ascii="Times New Roman" w:hAnsi="Times New Roman"/>
+          <w:sz w:val="24"/>
+          <w:szCs w:val="24"/>
+        </w:rPr>
+        <w:t>відобразив</w:t>
+      </w:r>
+      <w:proofErr w:type="spellEnd"/>
+      <w:r>
+        <w:rPr>
+          <w:rFonts w:ascii="Times New Roman" w:hAnsi="Times New Roman"/>
+          <w:sz w:val="24"/>
+          <w:szCs w:val="24"/>
+        </w:rPr>
+        <w:t xml:space="preserve"> </w:t>
+      </w:r>
+      <w:proofErr w:type="spellStart"/>
+      <w:r>
+        <w:rPr>
+          <w:rFonts w:ascii="Times New Roman" w:hAnsi="Times New Roman"/>
+          <w:sz w:val="24"/>
+          <w:szCs w:val="24"/>
+        </w:rPr>
+        <w:t>пречисті</w:t>
+      </w:r>
+      <w:proofErr w:type="spellEnd"/>
+      <w:r>
+        <w:rPr>
+          <w:rFonts w:ascii="Times New Roman" w:hAnsi="Times New Roman"/>
+          <w:sz w:val="24"/>
+          <w:szCs w:val="24"/>
+        </w:rPr>
+        <w:t xml:space="preserve"> </w:t>
+      </w:r>
+      <w:proofErr w:type="spellStart"/>
+      <w:r>
+        <w:rPr>
+          <w:rFonts w:ascii="Times New Roman" w:hAnsi="Times New Roman"/>
+          <w:sz w:val="24"/>
+          <w:szCs w:val="24"/>
+        </w:rPr>
+        <w:t>страждання</w:t>
+      </w:r>
+      <w:proofErr w:type="spellEnd"/>
+      <w:r>
+        <w:rPr>
+          <w:rFonts w:ascii="Times New Roman" w:hAnsi="Times New Roman"/>
+          <w:sz w:val="24"/>
+          <w:szCs w:val="24"/>
+        </w:rPr>
+        <w:t xml:space="preserve">* і </w:t>
+      </w:r>
+      <w:proofErr w:type="spellStart"/>
+      <w:r>
+        <w:rPr>
+          <w:rFonts w:ascii="Times New Roman" w:hAnsi="Times New Roman"/>
+          <w:sz w:val="24"/>
+          <w:szCs w:val="24"/>
+        </w:rPr>
+        <w:t>явився</w:t>
+      </w:r>
+      <w:proofErr w:type="spellEnd"/>
+      <w:r>
+        <w:rPr>
+          <w:rFonts w:ascii="Times New Roman" w:hAnsi="Times New Roman"/>
+          <w:sz w:val="24"/>
+          <w:szCs w:val="24"/>
+        </w:rPr>
+        <w:t xml:space="preserve"> </w:t>
+      </w:r>
+      <w:proofErr w:type="spellStart"/>
+      <w:r>
+        <w:rPr>
+          <w:rFonts w:ascii="Times New Roman" w:hAnsi="Times New Roman"/>
+          <w:sz w:val="24"/>
+          <w:szCs w:val="24"/>
+        </w:rPr>
+        <w:t>переможцем</w:t>
+      </w:r>
+      <w:proofErr w:type="spellEnd"/>
+      <w:r>
+        <w:rPr>
+          <w:rFonts w:ascii="Times New Roman" w:hAnsi="Times New Roman"/>
+          <w:sz w:val="24"/>
+          <w:szCs w:val="24"/>
+        </w:rPr>
+        <w:t xml:space="preserve">* </w:t>
+      </w:r>
+      <w:proofErr w:type="spellStart"/>
+      <w:r>
+        <w:rPr>
+          <w:rFonts w:ascii="Times New Roman" w:hAnsi="Times New Roman"/>
+          <w:sz w:val="24"/>
+          <w:szCs w:val="24"/>
+        </w:rPr>
+        <w:t>та</w:t>
+      </w:r>
+      <w:proofErr w:type="spellEnd"/>
+      <w:r>
+        <w:rPr>
+          <w:rFonts w:ascii="Times New Roman" w:hAnsi="Times New Roman"/>
+          <w:sz w:val="24"/>
+          <w:szCs w:val="24"/>
+        </w:rPr>
+        <w:t xml:space="preserve"> й </w:t>
+      </w:r>
+      <w:proofErr w:type="spellStart"/>
+      <w:r>
+        <w:rPr>
+          <w:rFonts w:ascii="Times New Roman" w:hAnsi="Times New Roman"/>
+          <w:sz w:val="24"/>
+          <w:szCs w:val="24"/>
+        </w:rPr>
+        <w:t>живеш</w:t>
+      </w:r>
+      <w:proofErr w:type="spellEnd"/>
+      <w:r>
+        <w:rPr>
+          <w:rFonts w:ascii="Times New Roman" w:hAnsi="Times New Roman"/>
+          <w:sz w:val="24"/>
+          <w:szCs w:val="24"/>
+        </w:rPr>
+        <w:t xml:space="preserve">, </w:t>
+      </w:r>
+      <w:proofErr w:type="spellStart"/>
+      <w:r>
+        <w:rPr>
+          <w:rFonts w:ascii="Times New Roman" w:hAnsi="Times New Roman"/>
+          <w:sz w:val="24"/>
+          <w:szCs w:val="24"/>
+        </w:rPr>
+        <w:t>Страстотерпче</w:t>
+      </w:r>
+      <w:proofErr w:type="spellEnd"/>
+      <w:r>
+        <w:rPr>
+          <w:rFonts w:ascii="Times New Roman" w:hAnsi="Times New Roman"/>
+          <w:sz w:val="24"/>
+          <w:szCs w:val="24"/>
+        </w:rPr>
+        <w:t xml:space="preserve">, </w:t>
+      </w:r>
+      <w:proofErr w:type="spellStart"/>
+      <w:r>
+        <w:rPr>
+          <w:rFonts w:ascii="Times New Roman" w:hAnsi="Times New Roman"/>
+          <w:sz w:val="24"/>
+          <w:szCs w:val="24"/>
+        </w:rPr>
+        <w:t>радіючи</w:t>
+      </w:r>
+      <w:proofErr w:type="spellEnd"/>
+      <w:r>
+        <w:rPr>
+          <w:rFonts w:ascii="Times New Roman" w:hAnsi="Times New Roman"/>
+          <w:sz w:val="24"/>
+          <w:szCs w:val="24"/>
+        </w:rPr>
+        <w:t xml:space="preserve">,* з </w:t>
+      </w:r>
+      <w:proofErr w:type="spellStart"/>
+      <w:r>
+        <w:rPr>
+          <w:rFonts w:ascii="Times New Roman" w:hAnsi="Times New Roman"/>
+          <w:sz w:val="24"/>
+          <w:szCs w:val="24"/>
+        </w:rPr>
+        <w:t>усіма</w:t>
+      </w:r>
+      <w:proofErr w:type="spellEnd"/>
+      <w:r>
+        <w:rPr>
+          <w:rFonts w:ascii="Times New Roman" w:hAnsi="Times New Roman"/>
+          <w:sz w:val="24"/>
+          <w:szCs w:val="24"/>
+        </w:rPr>
+        <w:t xml:space="preserve"> в </w:t>
+      </w:r>
+      <w:proofErr w:type="spellStart"/>
+      <w:r>
+        <w:rPr>
+          <w:rFonts w:ascii="Times New Roman" w:hAnsi="Times New Roman"/>
+          <w:sz w:val="24"/>
+          <w:szCs w:val="24"/>
+        </w:rPr>
+        <w:t>небесній</w:t>
+      </w:r>
+      <w:proofErr w:type="spellEnd"/>
+      <w:r>
+        <w:rPr>
+          <w:rFonts w:ascii="Times New Roman" w:hAnsi="Times New Roman"/>
+          <w:sz w:val="24"/>
+          <w:szCs w:val="24"/>
+        </w:rPr>
+        <w:t xml:space="preserve"> </w:t>
+      </w:r>
+      <w:proofErr w:type="spellStart"/>
+      <w:r>
+        <w:rPr>
+          <w:rFonts w:ascii="Times New Roman" w:hAnsi="Times New Roman"/>
+          <w:sz w:val="24"/>
+          <w:szCs w:val="24"/>
+        </w:rPr>
+        <w:t>столиці</w:t>
+      </w:r>
+      <w:proofErr w:type="spellEnd"/>
+      <w:r>
+        <w:rPr>
+          <w:rFonts w:ascii="Times New Roman" w:hAnsi="Times New Roman"/>
+          <w:sz w:val="24"/>
+          <w:szCs w:val="24"/>
+        </w:rPr>
+        <w:t xml:space="preserve">,* </w:t>
+      </w:r>
+      <w:proofErr w:type="spellStart"/>
+      <w:r>
+        <w:rPr>
+          <w:rFonts w:ascii="Times New Roman" w:hAnsi="Times New Roman"/>
+          <w:sz w:val="24"/>
+          <w:szCs w:val="24"/>
+        </w:rPr>
+        <w:t>обожений</w:t>
+      </w:r>
+      <w:proofErr w:type="spellEnd"/>
+      <w:r>
+        <w:rPr>
+          <w:rFonts w:ascii="Times New Roman" w:hAnsi="Times New Roman"/>
+          <w:sz w:val="24"/>
+          <w:szCs w:val="24"/>
+        </w:rPr>
+        <w:t xml:space="preserve"> </w:t>
+      </w:r>
+      <w:proofErr w:type="spellStart"/>
+      <w:r>
+        <w:rPr>
+          <w:rFonts w:ascii="Times New Roman" w:hAnsi="Times New Roman"/>
+          <w:sz w:val="24"/>
+          <w:szCs w:val="24"/>
+        </w:rPr>
+        <w:t>участю</w:t>
+      </w:r>
+      <w:proofErr w:type="spellEnd"/>
+      <w:r>
+        <w:rPr>
+          <w:rFonts w:ascii="Times New Roman" w:hAnsi="Times New Roman"/>
+          <w:sz w:val="24"/>
+          <w:szCs w:val="24"/>
+        </w:rPr>
+        <w:t xml:space="preserve"> у </w:t>
+      </w:r>
+      <w:proofErr w:type="spellStart"/>
+      <w:r>
+        <w:rPr>
+          <w:rFonts w:ascii="Times New Roman" w:hAnsi="Times New Roman"/>
+          <w:sz w:val="24"/>
+          <w:szCs w:val="24"/>
+        </w:rPr>
+        <w:t>Божому</w:t>
+      </w:r>
+      <w:proofErr w:type="spellEnd"/>
+      <w:r>
+        <w:rPr>
+          <w:rFonts w:ascii="Times New Roman" w:hAnsi="Times New Roman"/>
+          <w:sz w:val="24"/>
+          <w:szCs w:val="24"/>
+        </w:rPr>
+        <w:t xml:space="preserve"> </w:t>
+      </w:r>
+      <w:proofErr w:type="spellStart"/>
+      <w:r>
+        <w:rPr>
+          <w:rFonts w:ascii="Times New Roman" w:hAnsi="Times New Roman"/>
+          <w:sz w:val="24"/>
+          <w:szCs w:val="24"/>
+        </w:rPr>
+        <w:t>житті</w:t>
+      </w:r>
+      <w:proofErr w:type="spellEnd"/>
+      <w:r>
+        <w:rPr>
+          <w:rFonts w:ascii="Times New Roman" w:hAnsi="Times New Roman"/>
+          <w:sz w:val="24"/>
+          <w:szCs w:val="24"/>
+        </w:rPr>
+        <w:t xml:space="preserve">;* </w:t>
+      </w:r>
+      <w:proofErr w:type="spellStart"/>
+      <w:r>
+        <w:rPr>
+          <w:rFonts w:ascii="Times New Roman" w:hAnsi="Times New Roman"/>
+          <w:sz w:val="24"/>
+          <w:szCs w:val="24"/>
+        </w:rPr>
+        <w:t>тому</w:t>
+      </w:r>
+      <w:proofErr w:type="spellEnd"/>
+      <w:r>
+        <w:rPr>
+          <w:rFonts w:ascii="Times New Roman" w:hAnsi="Times New Roman"/>
+          <w:sz w:val="24"/>
+          <w:szCs w:val="24"/>
+        </w:rPr>
+        <w:t xml:space="preserve"> й </w:t>
+      </w:r>
+      <w:proofErr w:type="spellStart"/>
+      <w:r>
+        <w:rPr>
+          <w:rFonts w:ascii="Times New Roman" w:hAnsi="Times New Roman"/>
+          <w:sz w:val="24"/>
+          <w:szCs w:val="24"/>
+        </w:rPr>
+        <w:t>ми</w:t>
+      </w:r>
+      <w:proofErr w:type="spellEnd"/>
+      <w:r>
+        <w:rPr>
+          <w:rFonts w:ascii="Times New Roman" w:hAnsi="Times New Roman"/>
+          <w:sz w:val="24"/>
+          <w:szCs w:val="24"/>
+        </w:rPr>
+        <w:t xml:space="preserve"> </w:t>
+      </w:r>
+      <w:proofErr w:type="spellStart"/>
+      <w:r>
+        <w:rPr>
+          <w:rFonts w:ascii="Times New Roman" w:hAnsi="Times New Roman"/>
+          <w:sz w:val="24"/>
+          <w:szCs w:val="24"/>
+        </w:rPr>
+        <w:t>звершуємо</w:t>
+      </w:r>
+      <w:proofErr w:type="spellEnd"/>
+      <w:r>
+        <w:rPr>
+          <w:rFonts w:ascii="Times New Roman" w:hAnsi="Times New Roman"/>
+          <w:sz w:val="24"/>
+          <w:szCs w:val="24"/>
+        </w:rPr>
+        <w:t xml:space="preserve">* </w:t>
+      </w:r>
+      <w:proofErr w:type="spellStart"/>
+      <w:r>
+        <w:rPr>
+          <w:rFonts w:ascii="Times New Roman" w:hAnsi="Times New Roman"/>
+          <w:sz w:val="24"/>
+          <w:szCs w:val="24"/>
+        </w:rPr>
+        <w:t>твоє</w:t>
+      </w:r>
+      <w:proofErr w:type="spellEnd"/>
+      <w:r>
+        <w:rPr>
+          <w:rFonts w:ascii="Times New Roman" w:hAnsi="Times New Roman"/>
+          <w:sz w:val="24"/>
+          <w:szCs w:val="24"/>
+        </w:rPr>
+        <w:t xml:space="preserve"> </w:t>
+      </w:r>
+      <w:proofErr w:type="spellStart"/>
+      <w:r>
+        <w:rPr>
+          <w:rFonts w:ascii="Times New Roman" w:hAnsi="Times New Roman"/>
+          <w:sz w:val="24"/>
+          <w:szCs w:val="24"/>
+        </w:rPr>
+        <w:t>визначне</w:t>
+      </w:r>
+      <w:proofErr w:type="spellEnd"/>
+      <w:r>
+        <w:rPr>
+          <w:rFonts w:ascii="Times New Roman" w:hAnsi="Times New Roman"/>
+          <w:sz w:val="24"/>
+          <w:szCs w:val="24"/>
+        </w:rPr>
+        <w:t xml:space="preserve"> і </w:t>
+      </w:r>
+      <w:proofErr w:type="spellStart"/>
+      <w:r>
+        <w:rPr>
+          <w:rFonts w:ascii="Times New Roman" w:hAnsi="Times New Roman"/>
+          <w:sz w:val="24"/>
+          <w:szCs w:val="24"/>
+        </w:rPr>
+        <w:t>святе</w:t>
+      </w:r>
+      <w:proofErr w:type="spellEnd"/>
+      <w:r>
+        <w:rPr>
+          <w:rFonts w:ascii="Times New Roman" w:hAnsi="Times New Roman"/>
+          <w:sz w:val="24"/>
+          <w:szCs w:val="24"/>
+        </w:rPr>
+        <w:t xml:space="preserve"> </w:t>
+      </w:r>
+      <w:proofErr w:type="spellStart"/>
+      <w:r>
+        <w:rPr>
+          <w:rFonts w:ascii="Times New Roman" w:hAnsi="Times New Roman"/>
+          <w:sz w:val="24"/>
+          <w:szCs w:val="24"/>
+        </w:rPr>
+        <w:t>торжество</w:t>
+      </w:r>
+      <w:proofErr w:type="spellEnd"/>
+      <w:r>
+        <w:rPr>
+          <w:rFonts w:ascii="Times New Roman" w:hAnsi="Times New Roman"/>
+          <w:sz w:val="24"/>
+          <w:szCs w:val="24"/>
+        </w:rPr>
+        <w:t>.</w:t>
+      </w:r>
+    </w:p>
+    <w:p>
+      <w:pPr>
+        <w:spacing w:after="120"/>
+        <w:jc w:val="both"/>
+        <w:rPr>
+          <w:rFonts w:ascii="Times New Roman" w:hAnsi="Times New Roman"/>
+          <w:i/>
+          <w:color w:val="FF0000"/>
+          <w:sz w:val="24"/>
+          <w:szCs w:val="24"/>
+          <w:lang w:val="uk-UA"/>
+        </w:rPr>
       </w:pPr>
       <w:r>
         <w:rPr>
           <w:rFonts w:ascii="Times New Roman" w:hAnsi="Times New Roman"/>
           <w:b/>
           <w:sz w:val="24"/>
-        </w:rPr>
-        <w:t xml:space="preserve">Слава </w:t>
-      </w:r>
-      <w:r>
-        <w:rPr>
-          <w:rFonts w:ascii="Times New Roman" w:hAnsi="Times New Roman"/>
-          <w:i/>
-          <w:color w:val="FF0000"/>
-          <w:sz w:val="24"/>
-        </w:rPr>
-        <w:t xml:space="preserve">(г. 4): </w:t>
-      </w:r>
-      <w:r>
-        <w:rPr>
-          <w:rFonts w:ascii="Times New Roman" w:hAnsi="Times New Roman"/>
-          <w:sz w:val="24"/>
-        </w:rPr>
-        <w:t xml:space="preserve">Радіючи в Господі Бозі, Спасі твоїм,* богомовний, славний пророче </w:t>
-      </w:r>
-      <w:r>
-        <w:rPr>
-          <w:rFonts w:ascii="Times New Roman" w:hAnsi="Times New Roman"/>
-          <w:i w:val="0"/>
-          <w:color w:val="000000"/>
-          <w:sz w:val="24"/>
-          <w:highlight w:val="yellow"/>
-        </w:rPr>
-        <w:t>Єлисея</w:t>
-      </w:r>
-      <w:r>
-        <w:rPr>
-          <w:rFonts w:ascii="Times New Roman" w:hAnsi="Times New Roman"/>
-          <w:sz w:val="24"/>
-        </w:rPr>
-        <w:t>,* і в ньому веселившись, ти прийняв з потойбічного сіяння промінне світло* і був духовно просвітлений богодійним світлом.* Тому своїми молитвами визволи від бід і напастей тих,* що з вірою вчиняють твою всесвітлу пам'ять.</w:t>
-      </w:r>
-    </w:p>
-    <w:p>
-      <w:pPr>
-        <w:spacing w:after="120"/>
-      </w:pPr>
-      <w:r>
-        <w:rPr>
-          <w:rFonts w:ascii="Times New Roman" w:hAnsi="Times New Roman"/>
-          <w:b/>
-          <w:sz w:val="24"/>
-        </w:rPr>
-        <w:t>І нині</w:t>
-      </w:r>
-      <w:r>
-        <w:rPr>
-          <w:rFonts w:ascii="Times New Roman" w:hAnsi="Times New Roman"/>
-          <w:sz w:val="24"/>
+          <w:szCs w:val="24"/>
+          <w:lang w:val="uk-UA"/>
+        </w:rPr>
+        <w:t>Слава: І нині</w:t>
+      </w:r>
+      <w:r>
+        <w:rPr>
+          <w:rFonts w:ascii="Times New Roman" w:hAnsi="Times New Roman"/>
+          <w:sz w:val="24"/>
+          <w:szCs w:val="24"/>
+          <w:lang w:val="uk-UA"/>
         </w:rPr>
         <w:t xml:space="preserve"> </w:t>
       </w:r>
@@ -4638,6 +6372,8 @@
           <w:i/>
           <w:color w:val="FF0000"/>
           <w:sz w:val="24"/>
+          <w:szCs w:val="24"/>
+          <w:lang w:val="uk-UA"/>
         </w:rPr>
         <w:t>(догмат, г. 5):</w:t>
       </w:r>
@@ -4645,51 +6381,83 @@
         <w:rPr>
           <w:rFonts w:ascii="Times New Roman" w:hAnsi="Times New Roman"/>
           <w:sz w:val="24"/>
+          <w:szCs w:val="24"/>
+          <w:lang w:val="uk-UA"/>
         </w:rPr>
         <w:t xml:space="preserve"> Колись-то, в Червонім морі,* записано образ непорочної Вседіви.* Там Мойсей – </w:t>
       </w:r>
-      <w:r>
-        <w:rPr>
-          <w:rFonts w:ascii="Times New Roman" w:hAnsi="Times New Roman"/>
-          <w:sz w:val="24"/>
+      <w:proofErr w:type="spellStart"/>
+      <w:r>
+        <w:rPr>
+          <w:rFonts w:ascii="Times New Roman" w:hAnsi="Times New Roman"/>
+          <w:sz w:val="24"/>
+          <w:szCs w:val="24"/>
+          <w:lang w:val="uk-UA"/>
         </w:rPr>
         <w:t>ділитель</w:t>
       </w:r>
-      <w:r>
-        <w:rPr>
-          <w:rFonts w:ascii="Times New Roman" w:hAnsi="Times New Roman"/>
-          <w:sz w:val="24"/>
+      <w:proofErr w:type="spellEnd"/>
+      <w:r>
+        <w:rPr>
+          <w:rFonts w:ascii="Times New Roman" w:hAnsi="Times New Roman"/>
+          <w:sz w:val="24"/>
+          <w:szCs w:val="24"/>
+          <w:lang w:val="uk-UA"/>
         </w:rPr>
         <w:t xml:space="preserve"> води,* а тут Гавриїл − служитель чуда.* Тоді Ізраїль ішов глибинами, немов по суші,* нині ж Діва Христа зродила </w:t>
       </w:r>
-      <w:r>
-        <w:rPr>
-          <w:rFonts w:ascii="Times New Roman" w:hAnsi="Times New Roman"/>
-          <w:sz w:val="24"/>
+      <w:proofErr w:type="spellStart"/>
+      <w:r>
+        <w:rPr>
+          <w:rFonts w:ascii="Times New Roman" w:hAnsi="Times New Roman"/>
+          <w:sz w:val="24"/>
+          <w:szCs w:val="24"/>
+          <w:lang w:val="uk-UA"/>
         </w:rPr>
         <w:t>безсіменно</w:t>
       </w:r>
-      <w:r>
-        <w:rPr>
-          <w:rFonts w:ascii="Times New Roman" w:hAnsi="Times New Roman"/>
-          <w:sz w:val="24"/>
+      <w:proofErr w:type="spellEnd"/>
+      <w:r>
+        <w:rPr>
+          <w:rFonts w:ascii="Times New Roman" w:hAnsi="Times New Roman"/>
+          <w:sz w:val="24"/>
+          <w:szCs w:val="24"/>
+          <w:lang w:val="uk-UA"/>
         </w:rPr>
         <w:t xml:space="preserve">;* море по переході </w:t>
       </w:r>
-      <w:r>
-        <w:rPr>
-          <w:rFonts w:ascii="Times New Roman" w:hAnsi="Times New Roman"/>
-          <w:sz w:val="24"/>
+      <w:proofErr w:type="spellStart"/>
+      <w:r>
+        <w:rPr>
+          <w:rFonts w:ascii="Times New Roman" w:hAnsi="Times New Roman"/>
+          <w:sz w:val="24"/>
+          <w:szCs w:val="24"/>
+          <w:lang w:val="uk-UA"/>
         </w:rPr>
         <w:t>Ізраїля</w:t>
       </w:r>
-      <w:r>
-        <w:rPr>
-          <w:rFonts w:ascii="Times New Roman" w:hAnsi="Times New Roman"/>
-          <w:sz w:val="24"/>
+      <w:proofErr w:type="spellEnd"/>
+      <w:r>
+        <w:rPr>
+          <w:rFonts w:ascii="Times New Roman" w:hAnsi="Times New Roman"/>
+          <w:sz w:val="24"/>
+          <w:szCs w:val="24"/>
+          <w:lang w:val="uk-UA"/>
         </w:rPr>
         <w:t xml:space="preserve"> лишилось непрохідне,* а Непорочна після народження Еммануїла зосталась нетлінною.* Боже вічний і предвічний, що появився людиною, помилуй нас!</w:t>
       </w:r>
+    </w:p>
+    <w:p>
+      <w:pPr>
+        <w:spacing w:after="120"/>
+        <w:jc w:val="both"/>
+        <w:rPr>
+          <w:rFonts w:ascii="Times New Roman" w:hAnsi="Times New Roman"/>
+          <w:sz w:val="24"/>
+          <w:szCs w:val="24"/>
+          <w:lang w:val="uk-UA"/>
+        </w:rPr>
+      </w:pPr>
     </w:p>
     <w:p>
       <w:pPr>
@@ -4830,17 +6598,31 @@
         <w:rPr>
           <w:rFonts w:ascii="Times New Roman" w:hAnsi="Times New Roman"/>
           <w:i/>
-          <w:color w:val="FF4400"/>
-          <w:sz w:val="24"/>
+          <w:color w:val="FF0000"/>
+          <w:sz w:val="24"/>
+          <w:szCs w:val="24"/>
+          <w:lang w:val="uk-UA"/>
         </w:rPr>
         <w:t>Священик:</w:t>
       </w:r>
       <w:r>
         <w:rPr>
           <w:rFonts w:ascii="Times New Roman" w:hAnsi="Times New Roman"/>
-          <w:sz w:val="24"/>
-        </w:rPr>
-        <w:t xml:space="preserve"> Мир всім.</w:t>
+          <w:color w:val="FF0000"/>
+          <w:sz w:val="24"/>
+          <w:szCs w:val="24"/>
+          <w:lang w:val="uk-UA"/>
+        </w:rPr>
+        <w:t xml:space="preserve"> </w:t>
+      </w:r>
+      <w:r>
+        <w:rPr>
+          <w:rFonts w:ascii="Times New Roman" w:hAnsi="Times New Roman"/>
+          <w:sz w:val="24"/>
+          <w:szCs w:val="24"/>
+          <w:lang w:val="uk-UA"/>
+        </w:rPr>
+        <w:t>Мир всім.</w:t>
       </w:r>
     </w:p>
     <w:p>
@@ -6034,17 +7816,91 @@
         <w:rPr>
           <w:rFonts w:ascii="Times New Roman" w:hAnsi="Times New Roman"/>
           <w:i/>
-          <w:color w:val="FF4400"/>
-          <w:sz w:val="24"/>
+          <w:color w:val="FF0000"/>
+          <w:sz w:val="24"/>
+          <w:szCs w:val="24"/>
+          <w:lang w:val="uk-UA"/>
         </w:rPr>
         <w:t>Священик:</w:t>
       </w:r>
       <w:r>
         <w:rPr>
           <w:rFonts w:ascii="Times New Roman" w:hAnsi="Times New Roman"/>
-          <w:sz w:val="24"/>
-        </w:rPr>
-        <w:t xml:space="preserve"> Бо ти Бог милости, ласк і чоловіколюбности, і тобі славу віддаємо: Отцю, і Сину, і Святому Духові, нині і повсякчас, і на віки віків.</w:t>
+          <w:color w:val="FF0000"/>
+          <w:sz w:val="24"/>
+          <w:szCs w:val="24"/>
+          <w:lang w:val="uk-UA"/>
+        </w:rPr>
+        <w:t xml:space="preserve"> </w:t>
+      </w:r>
+      <w:r>
+        <w:rPr>
+          <w:rFonts w:ascii="Times New Roman" w:hAnsi="Times New Roman"/>
+          <w:sz w:val="24"/>
+          <w:szCs w:val="24"/>
+          <w:lang w:val="uk-UA"/>
+        </w:rPr>
+        <w:t xml:space="preserve">Бо ти Бог </w:t>
+      </w:r>
+      <w:proofErr w:type="spellStart"/>
+      <w:r>
+        <w:rPr>
+          <w:rFonts w:ascii="Times New Roman" w:hAnsi="Times New Roman"/>
+          <w:sz w:val="24"/>
+          <w:szCs w:val="24"/>
+          <w:lang w:val="uk-UA"/>
+        </w:rPr>
+        <w:t>милости</w:t>
+      </w:r>
+      <w:proofErr w:type="spellEnd"/>
+      <w:r>
+        <w:rPr>
+          <w:rFonts w:ascii="Times New Roman" w:hAnsi="Times New Roman"/>
+          <w:sz w:val="24"/>
+          <w:szCs w:val="24"/>
+          <w:lang w:val="uk-UA"/>
+        </w:rPr>
+        <w:t xml:space="preserve">, </w:t>
+      </w:r>
+      <w:proofErr w:type="spellStart"/>
+      <w:r>
+        <w:rPr>
+          <w:rFonts w:ascii="Times New Roman" w:hAnsi="Times New Roman"/>
+          <w:sz w:val="24"/>
+          <w:szCs w:val="24"/>
+          <w:lang w:val="uk-UA"/>
+        </w:rPr>
+        <w:t>ласк</w:t>
+      </w:r>
+      <w:proofErr w:type="spellEnd"/>
+      <w:r>
+        <w:rPr>
+          <w:rFonts w:ascii="Times New Roman" w:hAnsi="Times New Roman"/>
+          <w:sz w:val="24"/>
+          <w:szCs w:val="24"/>
+          <w:lang w:val="uk-UA"/>
+        </w:rPr>
+        <w:t xml:space="preserve"> і </w:t>
+      </w:r>
+      <w:proofErr w:type="spellStart"/>
+      <w:r>
+        <w:rPr>
+          <w:rFonts w:ascii="Times New Roman" w:hAnsi="Times New Roman"/>
+          <w:sz w:val="24"/>
+          <w:szCs w:val="24"/>
+          <w:lang w:val="uk-UA"/>
+        </w:rPr>
+        <w:t>чоловіколюбности</w:t>
+      </w:r>
+      <w:proofErr w:type="spellEnd"/>
+      <w:r>
+        <w:rPr>
+          <w:rFonts w:ascii="Times New Roman" w:hAnsi="Times New Roman"/>
+          <w:sz w:val="24"/>
+          <w:szCs w:val="24"/>
+          <w:lang w:val="uk-UA"/>
+        </w:rPr>
+        <w:t>, і тобі славу віддаємо: Отцю, і Сину, і Святому Духові, нині і повсякчас, і на віки віків.</w:t>
       </w:r>
     </w:p>
     <w:p>
@@ -6104,17 +7960,31 @@
         <w:rPr>
           <w:rFonts w:ascii="Times New Roman" w:hAnsi="Times New Roman"/>
           <w:i/>
-          <w:color w:val="FF4400"/>
-          <w:sz w:val="24"/>
+          <w:color w:val="FF0000"/>
+          <w:sz w:val="24"/>
+          <w:szCs w:val="24"/>
+          <w:lang w:val="uk-UA"/>
         </w:rPr>
         <w:t>Священик:</w:t>
       </w:r>
       <w:r>
         <w:rPr>
           <w:rFonts w:ascii="Times New Roman" w:hAnsi="Times New Roman"/>
-          <w:sz w:val="24"/>
-        </w:rPr>
-        <w:t xml:space="preserve"> Мир всім.</w:t>
+          <w:color w:val="FF0000"/>
+          <w:sz w:val="24"/>
+          <w:szCs w:val="24"/>
+          <w:lang w:val="uk-UA"/>
+        </w:rPr>
+        <w:t xml:space="preserve"> </w:t>
+      </w:r>
+      <w:r>
+        <w:rPr>
+          <w:rFonts w:ascii="Times New Roman" w:hAnsi="Times New Roman"/>
+          <w:sz w:val="24"/>
+          <w:szCs w:val="24"/>
+          <w:lang w:val="uk-UA"/>
+        </w:rPr>
+        <w:t>Мир всім.</w:t>
       </w:r>
     </w:p>
     <w:p>
@@ -6269,17 +8139,49 @@
         <w:rPr>
           <w:rFonts w:ascii="Times New Roman" w:hAnsi="Times New Roman"/>
           <w:i/>
-          <w:color w:val="FF4400"/>
-          <w:sz w:val="24"/>
+          <w:color w:val="FF0000"/>
+          <w:sz w:val="24"/>
+          <w:szCs w:val="24"/>
+          <w:lang w:val="uk-UA"/>
         </w:rPr>
         <w:t>Священик:</w:t>
       </w:r>
       <w:r>
         <w:rPr>
           <w:rFonts w:ascii="Times New Roman" w:hAnsi="Times New Roman"/>
-          <w:sz w:val="24"/>
-        </w:rPr>
-        <w:t xml:space="preserve"> Нехай буде влада царства твого благословенна і дуже прославлена: Отця, і Сина, і Святого Духа, нині і повсякчас, і на віки віків.</w:t>
+          <w:color w:val="FF0000"/>
+          <w:sz w:val="24"/>
+          <w:szCs w:val="24"/>
+          <w:lang w:val="uk-UA"/>
+        </w:rPr>
+        <w:t xml:space="preserve"> </w:t>
+      </w:r>
+      <w:r>
+        <w:rPr>
+          <w:rFonts w:ascii="Times New Roman" w:hAnsi="Times New Roman"/>
+          <w:sz w:val="24"/>
+          <w:szCs w:val="24"/>
+          <w:lang w:val="uk-UA"/>
+        </w:rPr>
+        <w:t xml:space="preserve">Нехай буде влада царства твого благословенна і дуже прославлена: Отця, і Сина, і Святого Духа, нині і повсякчас, і на </w:t>
+      </w:r>
+      <w:r>
+        <w:rPr>
+          <w:rFonts w:ascii="Times New Roman" w:hAnsi="Times New Roman"/>
+          <w:sz w:val="24"/>
+          <w:szCs w:val="24"/>
+          <w:lang w:val="uk-UA"/>
+        </w:rPr>
+        <w:t>віки віків</w:t>
+      </w:r>
+      <w:r>
+        <w:rPr>
+          <w:rFonts w:ascii="Times New Roman" w:hAnsi="Times New Roman"/>
+          <w:sz w:val="24"/>
+          <w:szCs w:val="24"/>
+          <w:lang w:val="uk-UA"/>
+        </w:rPr>
+        <w:t>.</w:t>
       </w:r>
     </w:p>
     <w:p>
@@ -7103,8 +9005,10 @@
         <w:rPr>
           <w:rFonts w:ascii="Times New Roman" w:hAnsi="Times New Roman"/>
           <w:i/>
-          <w:color w:val="FF4400"/>
-          <w:sz w:val="24"/>
+          <w:color w:val="FF0000"/>
+          <w:sz w:val="24"/>
+          <w:szCs w:val="24"/>
+          <w:lang w:val="uk-UA"/>
         </w:rPr>
         <w:t>Священик:</w:t>
       </w:r>
@@ -7112,8 +9016,28 @@
         <w:rPr>
           <w:rFonts w:ascii="Times New Roman" w:hAnsi="Times New Roman"/>
           <w:sz w:val="24"/>
-        </w:rPr>
-        <w:t xml:space="preserve"> Бо твоє є царство, і сила, і слава, Отця, і Сина, і Святого Духа, нині і повсякчас, і на віки віків.</w:t>
+          <w:szCs w:val="24"/>
+          <w:lang w:val="uk-UA"/>
+        </w:rPr>
+        <w:t xml:space="preserve"> Бо твоє є царство, і сила, і слава, Отця, і Сина, і Святого Духа, нині і повсякчас, і на </w:t>
+      </w:r>
+      <w:r>
+        <w:rPr>
+          <w:rFonts w:ascii="Times New Roman" w:hAnsi="Times New Roman"/>
+          <w:sz w:val="24"/>
+          <w:szCs w:val="24"/>
+          <w:lang w:val="uk-UA"/>
+        </w:rPr>
+        <w:t>віки віків</w:t>
+      </w:r>
+      <w:r>
+        <w:rPr>
+          <w:rFonts w:ascii="Times New Roman" w:hAnsi="Times New Roman"/>
+          <w:sz w:val="24"/>
+          <w:szCs w:val="24"/>
+          <w:lang w:val="uk-UA"/>
+        </w:rPr>
+        <w:t>.</w:t>
       </w:r>
     </w:p>
     <w:p>
@@ -7196,106 +9120,201 @@
     </w:p>
     <w:p>
       <w:pPr>
-        <w:pStyle w:val="a"/>
-        <w:spacing w:after="160"/>
-      </w:pPr>
-      <w:r>
-        <w:rPr>
-          <w:rFonts w:ascii="Times New Roman" w:hAnsi="Times New Roman"/>
-          <w:i/>
-          <w:color w:val="FF0000"/>
-          <w:sz w:val="24"/>
-        </w:rPr>
-        <w:t>Тропар (г. 2):</w:t>
-      </w:r>
-      <w:r>
-        <w:rPr>
-          <w:rFonts w:ascii="Times New Roman" w:hAnsi="Times New Roman"/>
-          <w:color w:val="000000"/>
-          <w:sz w:val="24"/>
-        </w:rPr>
-        <w:t xml:space="preserve"> Пророка </w:t>
-      </w:r>
-      <w:r>
-        <w:rPr>
-          <w:rFonts w:ascii="Times New Roman" w:hAnsi="Times New Roman"/>
-          <w:sz w:val="24"/>
-        </w:rPr>
-        <w:t>Т</w:t>
-      </w:r>
-      <w:r>
-        <w:rPr>
-          <w:rFonts w:ascii="Times New Roman" w:hAnsi="Times New Roman"/>
-          <w:color w:val="000000"/>
-          <w:sz w:val="24"/>
-        </w:rPr>
-        <w:t>вого Амоса пам’ять, Господи, празнуємо.</w:t>
-      </w:r>
-      <w:r>
-        <w:rPr>
-          <w:rFonts w:ascii="Times New Roman" w:hAnsi="Times New Roman"/>
-          <w:sz w:val="24"/>
+        <w:pStyle w:val="Normal1"/>
+        <w:spacing w:after="120" w:line="240" w:lineRule="auto"/>
+        <w:jc w:val="both"/>
+        <w:rPr>
+          <w:rFonts w:ascii="Times New Roman" w:eastAsia="Times New Roman" w:hAnsi="Times New Roman" w:cs="Times New Roman"/>
+          <w:sz w:val="24"/>
+          <w:szCs w:val="24"/>
+        </w:rPr>
+      </w:pPr>
+      <w:r>
+        <w:rPr>
+          <w:rFonts w:ascii="Times New Roman" w:eastAsia="Times New Roman" w:hAnsi="Times New Roman" w:cs="Times New Roman"/>
+          <w:i/>
+          <w:color w:val="FF0000"/>
+          <w:sz w:val="24"/>
+          <w:szCs w:val="24"/>
+          <w:highlight w:val="white"/>
+        </w:rPr>
+        <w:t>(г. 4):</w:t>
+      </w:r>
+      <w:r>
+        <w:rPr>
+          <w:rFonts w:ascii="Times New Roman" w:eastAsia="Times New Roman" w:hAnsi="Times New Roman" w:cs="Times New Roman"/>
+          <w:color w:val="FF0000"/>
+          <w:sz w:val="24"/>
+          <w:szCs w:val="24"/>
+          <w:highlight w:val="white"/>
+        </w:rPr>
+        <w:t xml:space="preserve"> </w:t>
+      </w:r>
+      <w:r>
+        <w:rPr>
+          <w:rFonts w:ascii="Times New Roman" w:eastAsia="Times New Roman" w:hAnsi="Times New Roman" w:cs="Times New Roman"/>
+          <w:sz w:val="24"/>
+          <w:szCs w:val="24"/>
+          <w:highlight w:val="white"/>
+        </w:rPr>
+        <w:t>Мученик Твій, Господи, Ісидор* у стражданнях своїх прийняв вінці нетлінні від тебе, Бога нашого.* Мавши бо кріпость твою, мучителів подолав,* сокрушив і демонів зухвальства безсильні.* Його молитвами спаси душі наші.</w:t>
+      </w:r>
+    </w:p>
+    <w:p>
+      <w:pPr>
+        <w:spacing w:after="120"/>
+        <w:jc w:val="both"/>
+        <w:rPr>
+          <w:rFonts w:ascii="Times New Roman" w:hAnsi="Times New Roman"/>
+          <w:sz w:val="24"/>
+          <w:szCs w:val="24"/>
+          <w:lang w:val="uk-UA"/>
+        </w:rPr>
+      </w:pPr>
+      <w:r>
+        <w:rPr>
+          <w:rFonts w:ascii="Times New Roman" w:hAnsi="Times New Roman"/>
+          <w:b/>
+          <w:sz w:val="24"/>
+          <w:szCs w:val="24"/>
+          <w:lang w:val="uk-UA"/>
+        </w:rPr>
+        <w:t>Слава: і нині:</w:t>
+      </w:r>
+      <w:r>
+        <w:rPr>
+          <w:rFonts w:ascii="Times New Roman" w:hAnsi="Times New Roman"/>
+          <w:sz w:val="24"/>
+          <w:szCs w:val="24"/>
+          <w:lang w:val="uk-UA"/>
+        </w:rPr>
+        <w:t xml:space="preserve"> </w:t>
+      </w:r>
+      <w:r>
+        <w:rPr>
+          <w:rFonts w:ascii="Times New Roman" w:hAnsi="Times New Roman"/>
+          <w:i/>
+          <w:color w:val="FF0000"/>
+          <w:sz w:val="24"/>
+          <w:szCs w:val="24"/>
+          <w:lang w:val="uk-UA"/>
+        </w:rPr>
+        <w:t>(г. 4):</w:t>
+      </w:r>
+      <w:r>
+        <w:rPr>
+          <w:rFonts w:ascii="Times New Roman" w:hAnsi="Times New Roman"/>
+          <w:sz w:val="24"/>
+          <w:szCs w:val="24"/>
+          <w:lang w:val="uk-UA"/>
+        </w:rPr>
+        <w:t xml:space="preserve"> Вознісся Ти у славі, Христе Боже наш,</w:t>
+      </w:r>
+      <w:r>
+        <w:rPr>
+          <w:rFonts w:ascii="Times New Roman" w:hAnsi="Times New Roman"/>
+          <w:sz w:val="24"/>
+          <w:szCs w:val="24"/>
+          <w:lang w:val="uk-UA"/>
         </w:rPr>
         <w:t>*</w:t>
       </w:r>
       <w:r>
         <w:rPr>
           <w:rFonts w:ascii="Times New Roman" w:hAnsi="Times New Roman"/>
-          <w:color w:val="000000"/>
-          <w:sz w:val="24"/>
-        </w:rPr>
-        <w:t xml:space="preserve"> Тому молимо </w:t>
-      </w:r>
-      <w:r>
-        <w:rPr>
-          <w:rFonts w:ascii="Times New Roman" w:hAnsi="Times New Roman"/>
-          <w:sz w:val="24"/>
-        </w:rPr>
-        <w:t>Т</w:t>
-      </w:r>
-      <w:r>
-        <w:rPr>
-          <w:rFonts w:ascii="Times New Roman" w:hAnsi="Times New Roman"/>
-          <w:color w:val="000000"/>
-          <w:sz w:val="24"/>
-        </w:rPr>
-        <w:t>ебе: Спаси душі наші.</w:t>
-      </w:r>
-    </w:p>
-    <w:p>
-      <w:pPr>
-        <w:pStyle w:val="Normal"/>
-        <w:spacing w:after="280"/>
-      </w:pPr>
-      <w:r>
-        <w:rPr>
-          <w:rFonts w:ascii="Times New Roman" w:hAnsi="Times New Roman"/>
-          <w:b/>
-          <w:sz w:val="24"/>
-        </w:rPr>
-        <w:t xml:space="preserve">І нині: </w:t>
-      </w:r>
-      <w:r>
-        <w:rPr>
-          <w:rFonts w:ascii="Times New Roman" w:hAnsi="Times New Roman"/>
-          <w:i/>
-          <w:color w:val="FF4400"/>
-          <w:sz w:val="24"/>
-        </w:rPr>
-        <w:t>Тропар (г. 4):</w:t>
-      </w:r>
-      <w:r>
-        <w:rPr>
-          <w:rFonts w:ascii="Times New Roman" w:hAnsi="Times New Roman"/>
-          <w:color w:val="333333"/>
-          <w:sz w:val="24"/>
-        </w:rPr>
-        <w:t xml:space="preserve"> Вознісся Ти у славі, Христе Боже наш,* радість сотворивши ученикам обітуванням Святого Духа,* утвердивши їх благословенням,* бо Ти єси Син Божий, ізбавитель світу.</w:t>
-      </w:r>
-    </w:p>
-    <w:p>
-      <w:pPr>
-        <w:pStyle w:val="Normal"/>
+          <w:sz w:val="24"/>
+          <w:szCs w:val="24"/>
+          <w:lang w:val="uk-UA"/>
+        </w:rPr>
+        <w:t xml:space="preserve"> радість сотворивши ученикам </w:t>
+      </w:r>
+      <w:proofErr w:type="spellStart"/>
+      <w:r>
+        <w:rPr>
+          <w:rFonts w:ascii="Times New Roman" w:hAnsi="Times New Roman"/>
+          <w:sz w:val="24"/>
+          <w:szCs w:val="24"/>
+          <w:lang w:val="uk-UA"/>
+        </w:rPr>
+        <w:t>обітуванням</w:t>
+      </w:r>
+      <w:proofErr w:type="spellEnd"/>
+      <w:r>
+        <w:rPr>
+          <w:rFonts w:ascii="Times New Roman" w:hAnsi="Times New Roman"/>
+          <w:sz w:val="24"/>
+          <w:szCs w:val="24"/>
+          <w:lang w:val="uk-UA"/>
+        </w:rPr>
+        <w:t xml:space="preserve"> Святого Духа,</w:t>
+      </w:r>
+      <w:r>
+        <w:rPr>
+          <w:rFonts w:ascii="Times New Roman" w:hAnsi="Times New Roman"/>
+          <w:sz w:val="24"/>
+          <w:szCs w:val="24"/>
+          <w:lang w:val="uk-UA"/>
+        </w:rPr>
+        <w:t>*</w:t>
+      </w:r>
+      <w:r>
+        <w:rPr>
+          <w:rFonts w:ascii="Times New Roman" w:hAnsi="Times New Roman"/>
+          <w:sz w:val="24"/>
+          <w:szCs w:val="24"/>
+          <w:lang w:val="uk-UA"/>
+        </w:rPr>
+        <w:t xml:space="preserve"> утвердивши їх благословенням,</w:t>
+      </w:r>
+      <w:r>
+        <w:rPr>
+          <w:rFonts w:ascii="Times New Roman" w:hAnsi="Times New Roman"/>
+          <w:sz w:val="24"/>
+          <w:szCs w:val="24"/>
+          <w:lang w:val="uk-UA"/>
+        </w:rPr>
+        <w:t>*</w:t>
+      </w:r>
+      <w:r>
+        <w:rPr>
+          <w:rFonts w:ascii="Times New Roman" w:hAnsi="Times New Roman"/>
+          <w:sz w:val="24"/>
+          <w:szCs w:val="24"/>
+          <w:lang w:val="uk-UA"/>
+        </w:rPr>
+        <w:t xml:space="preserve"> бо Ти єси Син Божий, </w:t>
+      </w:r>
+      <w:proofErr w:type="spellStart"/>
+      <w:r>
+        <w:rPr>
+          <w:rFonts w:ascii="Times New Roman" w:hAnsi="Times New Roman"/>
+          <w:sz w:val="24"/>
+          <w:szCs w:val="24"/>
+          <w:lang w:val="uk-UA"/>
+        </w:rPr>
+        <w:t>ізбавитель</w:t>
+      </w:r>
+      <w:proofErr w:type="spellEnd"/>
+      <w:r>
+        <w:rPr>
+          <w:rFonts w:ascii="Times New Roman" w:hAnsi="Times New Roman"/>
+          <w:sz w:val="24"/>
+          <w:szCs w:val="24"/>
+          <w:lang w:val="uk-UA"/>
+        </w:rPr>
+        <w:t xml:space="preserve"> світу.</w:t>
+      </w:r>
+    </w:p>
+    <w:p>
+      <w:pPr>
+        <w:spacing w:after="120"/>
+        <w:jc w:val="both"/>
+        <w:rPr>
+          <w:rFonts w:ascii="Times New Roman" w:hAnsi="Times New Roman"/>
+          <w:sz w:val="24"/>
+          <w:szCs w:val="24"/>
+          <w:lang w:val="uk-UA"/>
+        </w:rPr>
       </w:pPr>
     </w:p>
     <w:p>
@@ -7966,8 +9985,10 @@
         <w:rPr>
           <w:rFonts w:ascii="Times New Roman" w:hAnsi="Times New Roman"/>
           <w:i/>
-          <w:color w:val="FF4400"/>
-          <w:sz w:val="24"/>
+          <w:color w:val="FF0000"/>
+          <w:sz w:val="24"/>
+          <w:szCs w:val="24"/>
+          <w:lang w:val="uk-UA"/>
         </w:rPr>
         <w:t>Священик:</w:t>
       </w:r>
@@ -7975,6 +9996,8 @@
         <w:rPr>
           <w:rFonts w:ascii="Times New Roman" w:hAnsi="Times New Roman"/>
           <w:sz w:val="24"/>
+          <w:szCs w:val="24"/>
+          <w:lang w:val="uk-UA"/>
         </w:rPr>
         <w:t xml:space="preserve"> Бо милостивий і чоловіколюбець Бог єси, і тобі славу возсилаємо: Отцю, і Сину, і Святому Духові, нині і повсякчас, і на віки віків.</w:t>
       </w:r>
@@ -8129,17 +10152,31 @@
         <w:rPr>
           <w:rFonts w:ascii="Times New Roman" w:hAnsi="Times New Roman"/>
           <w:i/>
-          <w:color w:val="FF4400"/>
-          <w:sz w:val="24"/>
+          <w:color w:val="FF0000"/>
+          <w:sz w:val="24"/>
+          <w:szCs w:val="24"/>
+          <w:lang w:val="uk-UA"/>
         </w:rPr>
         <w:t>Священик:</w:t>
       </w:r>
       <w:r>
         <w:rPr>
           <w:rFonts w:ascii="Times New Roman" w:hAnsi="Times New Roman"/>
-          <w:sz w:val="24"/>
-        </w:rPr>
-        <w:t xml:space="preserve"> Благословенний Христос, Бог наш, завжди, нині і повсякчас, і на віки віків.</w:t>
+          <w:color w:val="FF0000"/>
+          <w:sz w:val="24"/>
+          <w:szCs w:val="24"/>
+          <w:lang w:val="uk-UA"/>
+        </w:rPr>
+        <w:t xml:space="preserve"> </w:t>
+      </w:r>
+      <w:r>
+        <w:rPr>
+          <w:rFonts w:ascii="Times New Roman" w:hAnsi="Times New Roman"/>
+          <w:sz w:val="24"/>
+          <w:szCs w:val="24"/>
+          <w:lang w:val="uk-UA"/>
+        </w:rPr>
+        <w:t>Благословенний Христос, Бог наш, завжди, нині і повсякчас, і на віки віків.</w:t>
       </w:r>
     </w:p>
     <w:p>
@@ -8199,17 +10236,31 @@
         <w:rPr>
           <w:rFonts w:ascii="Times New Roman" w:hAnsi="Times New Roman"/>
           <w:i/>
-          <w:color w:val="FF4400"/>
-          <w:sz w:val="24"/>
+          <w:color w:val="FF0000"/>
+          <w:sz w:val="24"/>
+          <w:szCs w:val="24"/>
+          <w:lang w:val="uk-UA"/>
         </w:rPr>
         <w:t>Священик:</w:t>
       </w:r>
       <w:r>
         <w:rPr>
           <w:rFonts w:ascii="Times New Roman" w:hAnsi="Times New Roman"/>
-          <w:sz w:val="24"/>
-        </w:rPr>
-        <w:t xml:space="preserve"> Пресвята Богородице, спаси нас.</w:t>
+          <w:color w:val="FF0000"/>
+          <w:sz w:val="24"/>
+          <w:szCs w:val="24"/>
+          <w:lang w:val="uk-UA"/>
+        </w:rPr>
+        <w:t xml:space="preserve"> </w:t>
+      </w:r>
+      <w:r>
+        <w:rPr>
+          <w:rFonts w:ascii="Times New Roman" w:hAnsi="Times New Roman"/>
+          <w:sz w:val="24"/>
+          <w:szCs w:val="24"/>
+          <w:lang w:val="uk-UA"/>
+        </w:rPr>
+        <w:t>Пресвята Богородице, спаси нас.</w:t>
       </w:r>
     </w:p>
     <w:p>
@@ -8259,17 +10310,31 @@
         <w:rPr>
           <w:rFonts w:ascii="Times New Roman" w:hAnsi="Times New Roman"/>
           <w:i/>
-          <w:color w:val="FF4400"/>
-          <w:sz w:val="24"/>
+          <w:color w:val="FF0000"/>
+          <w:sz w:val="24"/>
+          <w:szCs w:val="24"/>
+          <w:lang w:val="uk-UA"/>
         </w:rPr>
         <w:t>Священик:</w:t>
       </w:r>
       <w:r>
         <w:rPr>
           <w:rFonts w:ascii="Times New Roman" w:hAnsi="Times New Roman"/>
-          <w:sz w:val="24"/>
-        </w:rPr>
-        <w:t xml:space="preserve"> Слава тобі, Христе Боже, надіє наша, слава тобі!</w:t>
+          <w:color w:val="FF0000"/>
+          <w:sz w:val="24"/>
+          <w:szCs w:val="24"/>
+          <w:lang w:val="uk-UA"/>
+        </w:rPr>
+        <w:t xml:space="preserve"> </w:t>
+      </w:r>
+      <w:r>
+        <w:rPr>
+          <w:rFonts w:ascii="Times New Roman" w:hAnsi="Times New Roman"/>
+          <w:sz w:val="24"/>
+          <w:szCs w:val="24"/>
+          <w:lang w:val="uk-UA"/>
+        </w:rPr>
+        <w:t>Слава тобі, Христе Боже, надіє наша, слава тобі!</w:t>
       </w:r>
     </w:p>
     <w:p>
@@ -8335,12 +10400,24 @@
       </w:r>
     </w:p>
     <w:p>
-      <w:r>
-        <w:rPr>
-          <w:rFonts w:ascii="Times New Roman" w:hAnsi="Times New Roman"/>
-          <w:i/>
-          <w:color w:val="FF4400"/>
-          <w:sz w:val="24"/>
+      <w:pPr>
+        <w:spacing w:after="120"/>
+        <w:jc w:val="both"/>
+        <w:rPr>
+          <w:rFonts w:ascii="Times New Roman" w:hAnsi="Times New Roman"/>
+          <w:sz w:val="24"/>
+          <w:szCs w:val="24"/>
+          <w:lang w:val="uk-UA"/>
+        </w:rPr>
+      </w:pPr>
+      <w:r>
+        <w:rPr>
+          <w:rFonts w:ascii="Times New Roman" w:hAnsi="Times New Roman"/>
+          <w:i/>
+          <w:color w:val="FF0000"/>
+          <w:sz w:val="24"/>
+          <w:szCs w:val="24"/>
+          <w:lang w:val="uk-UA"/>
         </w:rPr>
         <w:t>Священик:</w:t>
       </w:r>
@@ -8348,24 +10425,49 @@
         <w:rPr>
           <w:rFonts w:ascii="Times New Roman" w:hAnsi="Times New Roman"/>
           <w:sz w:val="24"/>
-        </w:rPr>
-        <w:t xml:space="preserve"> Христос, істинний Бог наш - молитвами пречистої Своєї Матері, силою чесного і животворчого Хреста, заступництвом чесних небесних сил безтілесних, чесного і славного пророка, предтечі і хрестителя Йоана, святих славних і всехвальних апостолів, святого отця нашого Миколая, архиєпископа Мир Ликійських, чудотворця, святих славних і переможних мучеників, преподобних і богоносних отців наших, святих і праведних богоотців Йоакима й Анни, святого, </w:t>
-      </w:r>
-      <w:r>
-        <w:rPr>
-          <w:rFonts w:ascii="Times New Roman" w:hAnsi="Times New Roman"/>
-          <w:i/>
-          <w:color w:val="FF4400"/>
-          <w:sz w:val="24"/>
-        </w:rPr>
-        <w:t>якого є храм</w:t>
-      </w:r>
-      <w:r>
-        <w:rPr>
-          <w:rFonts w:ascii="Times New Roman" w:hAnsi="Times New Roman"/>
-          <w:sz w:val="24"/>
-        </w:rPr>
-        <w:t>, святого пророка Амоса, преподобного Єроніма, пресвітера Стридонського і всіх святих - помилує і спасе нас як благий і людинолюбний.</w:t>
+          <w:szCs w:val="24"/>
+          <w:lang w:val="uk-UA"/>
+        </w:rPr>
+        <w:t xml:space="preserve"> Христос, істинний Бог наш, що в славі вознісся від нас на небо і сів праворуч Бога й Отця, спасіння нашого ради, молитвами пречистої своєї Матері, святих славних і </w:t>
+      </w:r>
+      <w:proofErr w:type="spellStart"/>
+      <w:r>
+        <w:rPr>
+          <w:rFonts w:ascii="Times New Roman" w:hAnsi="Times New Roman"/>
+          <w:sz w:val="24"/>
+          <w:szCs w:val="24"/>
+          <w:lang w:val="uk-UA"/>
+        </w:rPr>
+        <w:t>всехвальних</w:t>
+      </w:r>
+      <w:proofErr w:type="spellEnd"/>
+      <w:r>
+        <w:rPr>
+          <w:rFonts w:ascii="Times New Roman" w:hAnsi="Times New Roman"/>
+          <w:sz w:val="24"/>
+          <w:szCs w:val="24"/>
+          <w:lang w:val="uk-UA"/>
+        </w:rPr>
+        <w:t xml:space="preserve"> апостолів, святого мученика </w:t>
+      </w:r>
+      <w:r>
+        <w:rPr>
+          <w:rFonts w:ascii="Times New Roman" w:hAnsi="Times New Roman"/>
+          <w:color w:val="000000"/>
+          <w:sz w:val="24"/>
+          <w:szCs w:val="24"/>
+          <w:lang w:val="uk-UA" w:eastAsia="ru-RU"/>
+        </w:rPr>
+        <w:t>Ісидора</w:t>
+      </w:r>
+      <w:r>
+        <w:rPr>
+          <w:rFonts w:ascii="Times New Roman" w:hAnsi="Times New Roman"/>
+          <w:sz w:val="24"/>
+          <w:szCs w:val="24"/>
+          <w:lang w:val="uk-UA"/>
+        </w:rPr>
+        <w:t>, і всіх святих, помилує і спасе нас, як благий і чоловіколюбець.</w:t>
       </w:r>
     </w:p>
     <w:p>
@@ -8557,17 +10659,98 @@
         <w:rPr>
           <w:rFonts w:ascii="Times New Roman" w:hAnsi="Times New Roman"/>
           <w:i/>
-          <w:color w:val="FF4400"/>
-          <w:sz w:val="24"/>
-        </w:rPr>
-        <w:t>Священик:</w:t>
-      </w:r>
-      <w:r>
-        <w:rPr>
-          <w:rFonts w:ascii="Times New Roman" w:hAnsi="Times New Roman"/>
-          <w:sz w:val="24"/>
-        </w:rPr>
-        <w:t xml:space="preserve"> Слава святій, одноістотній, животворящій і нероздільній Тройці, завжди, нині і повсякчас, і на віки віків.</w:t>
+          <w:color w:val="FF0000"/>
+          <w:sz w:val="24"/>
+          <w:szCs w:val="24"/>
+          <w:lang w:val="uk-UA"/>
+        </w:rPr>
+        <w:t>Священ</w:t>
+      </w:r>
+      <w:r>
+        <w:rPr>
+          <w:rFonts w:ascii="Times New Roman" w:hAnsi="Times New Roman"/>
+          <w:i/>
+          <w:color w:val="FF0000"/>
+          <w:sz w:val="24"/>
+          <w:szCs w:val="24"/>
+          <w:lang w:val="uk-UA"/>
+        </w:rPr>
+        <w:t>ик</w:t>
+      </w:r>
+      <w:r>
+        <w:rPr>
+          <w:rFonts w:ascii="Times New Roman" w:hAnsi="Times New Roman"/>
+          <w:color w:val="FF0000"/>
+          <w:sz w:val="24"/>
+          <w:szCs w:val="24"/>
+          <w:lang w:val="uk-UA"/>
+        </w:rPr>
+        <w:t xml:space="preserve">: </w:t>
+      </w:r>
+      <w:r>
+        <w:rPr>
+          <w:rFonts w:ascii="Times New Roman" w:hAnsi="Times New Roman"/>
+          <w:sz w:val="24"/>
+          <w:szCs w:val="24"/>
+          <w:lang w:val="uk-UA"/>
+        </w:rPr>
+        <w:t xml:space="preserve">Слава святій, </w:t>
+      </w:r>
+      <w:proofErr w:type="spellStart"/>
+      <w:r>
+        <w:rPr>
+          <w:rFonts w:ascii="Times New Roman" w:hAnsi="Times New Roman"/>
+          <w:sz w:val="24"/>
+          <w:szCs w:val="24"/>
+          <w:lang w:val="uk-UA"/>
+        </w:rPr>
+        <w:t>одноістотній</w:t>
+      </w:r>
+      <w:proofErr w:type="spellEnd"/>
+      <w:r>
+        <w:rPr>
+          <w:rFonts w:ascii="Times New Roman" w:hAnsi="Times New Roman"/>
+          <w:sz w:val="24"/>
+          <w:szCs w:val="24"/>
+          <w:lang w:val="uk-UA"/>
+        </w:rPr>
+        <w:t xml:space="preserve">, </w:t>
+      </w:r>
+      <w:r>
+        <w:rPr>
+          <w:rFonts w:ascii="Times New Roman" w:hAnsi="Times New Roman"/>
+          <w:sz w:val="24"/>
+          <w:szCs w:val="24"/>
+          <w:lang w:val="uk-UA"/>
+        </w:rPr>
+        <w:t>животворящ</w:t>
+      </w:r>
+      <w:r>
+        <w:rPr>
+          <w:rFonts w:ascii="Times New Roman" w:hAnsi="Times New Roman"/>
+          <w:sz w:val="24"/>
+          <w:szCs w:val="24"/>
+          <w:lang w:val="uk-UA"/>
+        </w:rPr>
+        <w:t xml:space="preserve">ій і нероздільній Тройці, завжди, нині і повсякчас, і на </w:t>
+      </w:r>
+      <w:r>
+        <w:rPr>
+          <w:rFonts w:ascii="Times New Roman" w:hAnsi="Times New Roman"/>
+          <w:sz w:val="24"/>
+          <w:szCs w:val="24"/>
+          <w:lang w:val="uk-UA"/>
+        </w:rPr>
+        <w:t>віки віків</w:t>
+      </w:r>
+      <w:r>
+        <w:rPr>
+          <w:rFonts w:ascii="Times New Roman" w:hAnsi="Times New Roman"/>
+          <w:sz w:val="24"/>
+          <w:szCs w:val="24"/>
+          <w:lang w:val="uk-UA"/>
+        </w:rPr>
+        <w:t>.</w:t>
       </w:r>
     </w:p>
     <w:p>
@@ -13494,8 +15677,10 @@
         <w:rPr>
           <w:rFonts w:ascii="Times New Roman" w:hAnsi="Times New Roman"/>
           <w:i/>
-          <w:color w:val="FF4400"/>
-          <w:sz w:val="24"/>
+          <w:color w:val="FF0000"/>
+          <w:sz w:val="24"/>
+          <w:szCs w:val="24"/>
+          <w:lang w:val="uk-UA"/>
         </w:rPr>
         <w:t>Священик:</w:t>
       </w:r>
@@ -13503,6 +15688,8 @@
         <w:rPr>
           <w:rFonts w:ascii="Times New Roman" w:hAnsi="Times New Roman"/>
           <w:sz w:val="24"/>
+          <w:szCs w:val="24"/>
+          <w:lang w:val="uk-UA"/>
         </w:rPr>
         <w:t xml:space="preserve"> Бо тобі належить усяка слава, честь і поклоніння, Отцю, і Сину, і Святому Духові, нині і повсякчас, і на віки віків.</w:t>
       </w:r>
@@ -13869,115 +16056,427 @@
     </w:p>
     <w:p>
       <w:pPr>
-        <w:pStyle w:val="a"/>
-        <w:spacing w:after="160"/>
-      </w:pPr>
-      <w:r>
-        <w:rPr>
-          <w:rFonts w:ascii="Times New Roman" w:hAnsi="Times New Roman"/>
-          <w:i/>
-          <w:color w:val="FF0000"/>
-          <w:sz w:val="24"/>
-        </w:rPr>
-        <w:t>Тропар (г. 2):</w:t>
-      </w:r>
-      <w:r>
-        <w:rPr>
-          <w:rFonts w:ascii="Times New Roman" w:hAnsi="Times New Roman"/>
+        <w:spacing w:after="120"/>
+        <w:jc w:val="both"/>
+        <w:rPr>
+          <w:rFonts w:ascii="Times New Roman" w:hAnsi="Times New Roman"/>
+          <w:sz w:val="24"/>
+          <w:szCs w:val="24"/>
+          <w:lang w:val="uk-UA"/>
+        </w:rPr>
+      </w:pPr>
+      <w:r>
+        <w:rPr>
+          <w:rFonts w:ascii="Times New Roman" w:hAnsi="Times New Roman"/>
+          <w:i/>
+          <w:color w:val="FF0000"/>
+          <w:sz w:val="24"/>
+          <w:szCs w:val="24"/>
+          <w:lang w:val="uk-UA"/>
+        </w:rPr>
+        <w:t>(г. 4):</w:t>
+      </w:r>
+      <w:r>
+        <w:rPr>
+          <w:rFonts w:ascii="Times New Roman" w:hAnsi="Times New Roman"/>
+          <w:sz w:val="24"/>
+          <w:szCs w:val="24"/>
+          <w:lang w:val="uk-UA"/>
+        </w:rPr>
+        <w:t xml:space="preserve"> Вознісся Ти у славі, Христе Боже наш,</w:t>
+      </w:r>
+      <w:r>
+        <w:rPr>
+          <w:rFonts w:ascii="Times New Roman" w:hAnsi="Times New Roman"/>
+          <w:sz w:val="24"/>
+          <w:szCs w:val="24"/>
+          <w:lang w:val="uk-UA"/>
+        </w:rPr>
+        <w:t>*</w:t>
+      </w:r>
+      <w:r>
+        <w:rPr>
+          <w:rFonts w:ascii="Times New Roman" w:hAnsi="Times New Roman"/>
+          <w:sz w:val="24"/>
+          <w:szCs w:val="24"/>
+          <w:lang w:val="uk-UA"/>
+        </w:rPr>
+        <w:t xml:space="preserve"> радість сотворивши ученикам </w:t>
+      </w:r>
+      <w:proofErr w:type="spellStart"/>
+      <w:r>
+        <w:rPr>
+          <w:rFonts w:ascii="Times New Roman" w:hAnsi="Times New Roman"/>
+          <w:sz w:val="24"/>
+          <w:szCs w:val="24"/>
+          <w:lang w:val="uk-UA"/>
+        </w:rPr>
+        <w:t>обітуванням</w:t>
+      </w:r>
+      <w:proofErr w:type="spellEnd"/>
+      <w:r>
+        <w:rPr>
+          <w:rFonts w:ascii="Times New Roman" w:hAnsi="Times New Roman"/>
+          <w:sz w:val="24"/>
+          <w:szCs w:val="24"/>
+          <w:lang w:val="uk-UA"/>
+        </w:rPr>
+        <w:t xml:space="preserve"> Святого Духа,</w:t>
+      </w:r>
+      <w:r>
+        <w:rPr>
+          <w:rFonts w:ascii="Times New Roman" w:hAnsi="Times New Roman"/>
+          <w:sz w:val="24"/>
+          <w:szCs w:val="24"/>
+          <w:lang w:val="uk-UA"/>
+        </w:rPr>
+        <w:t>*</w:t>
+      </w:r>
+      <w:r>
+        <w:rPr>
+          <w:rFonts w:ascii="Times New Roman" w:hAnsi="Times New Roman"/>
+          <w:sz w:val="24"/>
+          <w:szCs w:val="24"/>
+          <w:lang w:val="uk-UA"/>
+        </w:rPr>
+        <w:t xml:space="preserve"> утвердивши їх благословенням,</w:t>
+      </w:r>
+      <w:r>
+        <w:rPr>
+          <w:rFonts w:ascii="Times New Roman" w:hAnsi="Times New Roman"/>
+          <w:sz w:val="24"/>
+          <w:szCs w:val="24"/>
+          <w:lang w:val="uk-UA"/>
+        </w:rPr>
+        <w:t>*</w:t>
+      </w:r>
+      <w:r>
+        <w:rPr>
+          <w:rFonts w:ascii="Times New Roman" w:hAnsi="Times New Roman"/>
+          <w:sz w:val="24"/>
+          <w:szCs w:val="24"/>
+          <w:lang w:val="uk-UA"/>
+        </w:rPr>
+        <w:t xml:space="preserve"> бо Ти єси Син Божий, </w:t>
+      </w:r>
+      <w:proofErr w:type="spellStart"/>
+      <w:r>
+        <w:rPr>
+          <w:rFonts w:ascii="Times New Roman" w:hAnsi="Times New Roman"/>
+          <w:sz w:val="24"/>
+          <w:szCs w:val="24"/>
+          <w:lang w:val="uk-UA"/>
+        </w:rPr>
+        <w:t>ізбавитель</w:t>
+      </w:r>
+      <w:proofErr w:type="spellEnd"/>
+      <w:r>
+        <w:rPr>
+          <w:rFonts w:ascii="Times New Roman" w:hAnsi="Times New Roman"/>
+          <w:sz w:val="24"/>
+          <w:szCs w:val="24"/>
+          <w:lang w:val="uk-UA"/>
+        </w:rPr>
+        <w:t xml:space="preserve"> світу. </w:t>
+      </w:r>
+      <w:r>
+        <w:rPr>
+          <w:rFonts w:ascii="Times New Roman" w:hAnsi="Times New Roman"/>
+          <w:i/>
+          <w:color w:val="FF0000"/>
+          <w:sz w:val="24"/>
+          <w:szCs w:val="24"/>
+          <w:lang w:val="uk-UA"/>
+        </w:rPr>
+        <w:t>(2 р.)</w:t>
+      </w:r>
+    </w:p>
+    <w:p>
+      <w:pPr>
+        <w:pStyle w:val="Normal1"/>
+        <w:spacing w:after="120" w:line="240" w:lineRule="auto"/>
+        <w:jc w:val="both"/>
+        <w:rPr>
+          <w:rFonts w:ascii="Times New Roman" w:eastAsia="Times New Roman" w:hAnsi="Times New Roman" w:cs="Times New Roman"/>
+          <w:sz w:val="24"/>
+          <w:szCs w:val="24"/>
+        </w:rPr>
+      </w:pPr>
+      <w:r>
+        <w:rPr>
+          <w:rFonts w:ascii="Times New Roman" w:hAnsi="Times New Roman" w:cs="Times New Roman"/>
+          <w:b/>
+          <w:sz w:val="24"/>
+          <w:szCs w:val="24"/>
+        </w:rPr>
+        <w:t>Слава:</w:t>
+      </w:r>
+      <w:r>
+        <w:rPr>
+          <w:rFonts w:ascii="Times New Roman" w:hAnsi="Times New Roman" w:cs="Times New Roman"/>
+          <w:b/>
+          <w:sz w:val="24"/>
+          <w:szCs w:val="24"/>
+        </w:rPr>
+        <w:t xml:space="preserve"> </w:t>
+      </w:r>
+      <w:r>
+        <w:rPr>
+          <w:rFonts w:ascii="Times New Roman" w:eastAsia="Times New Roman" w:hAnsi="Times New Roman" w:cs="Times New Roman"/>
+          <w:i/>
+          <w:color w:val="FF0000"/>
+          <w:sz w:val="24"/>
+          <w:szCs w:val="24"/>
+          <w:highlight w:val="white"/>
+        </w:rPr>
+        <w:t>(г. 4):</w:t>
+      </w:r>
+      <w:r>
+        <w:rPr>
+          <w:rFonts w:ascii="Times New Roman" w:eastAsia="Times New Roman" w:hAnsi="Times New Roman" w:cs="Times New Roman"/>
+          <w:color w:val="FF0000"/>
+          <w:sz w:val="24"/>
+          <w:szCs w:val="24"/>
+          <w:highlight w:val="white"/>
+        </w:rPr>
+        <w:t xml:space="preserve"> </w:t>
+      </w:r>
+      <w:r>
+        <w:rPr>
+          <w:rFonts w:ascii="Times New Roman" w:eastAsia="Times New Roman" w:hAnsi="Times New Roman" w:cs="Times New Roman"/>
+          <w:sz w:val="24"/>
+          <w:szCs w:val="24"/>
+          <w:highlight w:val="white"/>
+        </w:rPr>
+        <w:t>Мученик Твій, Господи, Ісидор* у стражданнях своїх прийняв вінці нетлінні від тебе, Бога нашого.* Мавши бо кріпость твою, мучителів подолав,* сокрушив і демонів зухвальства безсильні.* Його молитвами спаси душі наші.</w:t>
+      </w:r>
+    </w:p>
+    <w:p>
+      <w:pPr>
+        <w:pBdr>
+          <w:top w:val="nil"/>
+          <w:left w:val="nil"/>
+          <w:bottom w:val="nil"/>
+          <w:right w:val="nil"/>
+          <w:between w:val="nil"/>
+        </w:pBdr>
+        <w:spacing w:after="120"/>
+        <w:jc w:val="both"/>
+        <w:rPr>
+          <w:rFonts w:ascii="Times New Roman" w:hAnsi="Times New Roman"/>
+          <w:sz w:val="24"/>
+          <w:szCs w:val="24"/>
+          <w:lang w:val="uk-UA"/>
+        </w:rPr>
+      </w:pPr>
+      <w:r>
+        <w:rPr>
+          <w:rFonts w:ascii="Times New Roman" w:hAnsi="Times New Roman"/>
+          <w:b/>
+          <w:sz w:val="24"/>
+          <w:szCs w:val="24"/>
+          <w:lang w:val="uk-UA"/>
+        </w:rPr>
+        <w:t>І нині:</w:t>
+      </w:r>
+      <w:r>
+        <w:rPr>
+          <w:rFonts w:ascii="Times New Roman" w:hAnsi="Times New Roman"/>
+          <w:sz w:val="24"/>
+          <w:szCs w:val="24"/>
+          <w:lang w:val="uk-UA"/>
+        </w:rPr>
+        <w:t xml:space="preserve"> </w:t>
+      </w:r>
+      <w:r>
+        <w:rPr>
+          <w:rFonts w:ascii="Times New Roman" w:hAnsi="Times New Roman"/>
+          <w:i/>
+          <w:color w:val="FF0000"/>
+          <w:sz w:val="24"/>
+          <w:szCs w:val="24"/>
+          <w:lang w:val="uk-UA"/>
+        </w:rPr>
+        <w:t>(г. 4):</w:t>
+      </w:r>
+      <w:r>
+        <w:rPr>
+          <w:rFonts w:ascii="Times New Roman" w:hAnsi="Times New Roman"/>
+          <w:sz w:val="24"/>
+          <w:szCs w:val="24"/>
+          <w:lang w:val="uk-UA"/>
+        </w:rPr>
+        <w:t xml:space="preserve"> Вознісся Ти у славі, Христе Боже наш,</w:t>
+      </w:r>
+      <w:r>
+        <w:rPr>
+          <w:rFonts w:ascii="Times New Roman" w:hAnsi="Times New Roman"/>
+          <w:sz w:val="24"/>
+          <w:szCs w:val="24"/>
+          <w:lang w:val="uk-UA"/>
+        </w:rPr>
+        <w:t>*</w:t>
+      </w:r>
+      <w:r>
+        <w:rPr>
+          <w:rFonts w:ascii="Times New Roman" w:hAnsi="Times New Roman"/>
+          <w:sz w:val="24"/>
+          <w:szCs w:val="24"/>
+          <w:lang w:val="uk-UA"/>
+        </w:rPr>
+        <w:t xml:space="preserve"> радість сотворивши ученикам </w:t>
+      </w:r>
+      <w:proofErr w:type="spellStart"/>
+      <w:r>
+        <w:rPr>
+          <w:rFonts w:ascii="Times New Roman" w:hAnsi="Times New Roman"/>
+          <w:sz w:val="24"/>
+          <w:szCs w:val="24"/>
+          <w:lang w:val="uk-UA"/>
+        </w:rPr>
+        <w:t>обітуванням</w:t>
+      </w:r>
+      <w:proofErr w:type="spellEnd"/>
+      <w:r>
+        <w:rPr>
+          <w:rFonts w:ascii="Times New Roman" w:hAnsi="Times New Roman"/>
+          <w:sz w:val="24"/>
+          <w:szCs w:val="24"/>
+          <w:lang w:val="uk-UA"/>
+        </w:rPr>
+        <w:t xml:space="preserve"> Святого Духа,</w:t>
+      </w:r>
+      <w:r>
+        <w:rPr>
+          <w:rFonts w:ascii="Times New Roman" w:hAnsi="Times New Roman"/>
+          <w:sz w:val="24"/>
+          <w:szCs w:val="24"/>
+          <w:lang w:val="uk-UA"/>
+        </w:rPr>
+        <w:t>*</w:t>
+      </w:r>
+      <w:r>
+        <w:rPr>
+          <w:rFonts w:ascii="Times New Roman" w:hAnsi="Times New Roman"/>
+          <w:sz w:val="24"/>
+          <w:szCs w:val="24"/>
+          <w:lang w:val="uk-UA"/>
+        </w:rPr>
+        <w:t xml:space="preserve"> утвердивши їх благословенням,</w:t>
+      </w:r>
+      <w:r>
+        <w:rPr>
+          <w:rFonts w:ascii="Times New Roman" w:hAnsi="Times New Roman"/>
+          <w:sz w:val="24"/>
+          <w:szCs w:val="24"/>
+          <w:lang w:val="uk-UA"/>
+        </w:rPr>
+        <w:t>*</w:t>
+      </w:r>
+      <w:r>
+        <w:rPr>
+          <w:rFonts w:ascii="Times New Roman" w:hAnsi="Times New Roman"/>
+          <w:sz w:val="24"/>
+          <w:szCs w:val="24"/>
+          <w:lang w:val="uk-UA"/>
+        </w:rPr>
+        <w:t xml:space="preserve"> бо Ти єси Син Божий, </w:t>
+      </w:r>
+      <w:proofErr w:type="spellStart"/>
+      <w:r>
+        <w:rPr>
+          <w:rFonts w:ascii="Times New Roman" w:hAnsi="Times New Roman"/>
+          <w:sz w:val="24"/>
+          <w:szCs w:val="24"/>
+          <w:lang w:val="uk-UA"/>
+        </w:rPr>
+        <w:t>ізбавитель</w:t>
+      </w:r>
+      <w:proofErr w:type="spellEnd"/>
+      <w:r>
+        <w:rPr>
+          <w:rFonts w:ascii="Times New Roman" w:hAnsi="Times New Roman"/>
+          <w:sz w:val="24"/>
+          <w:szCs w:val="24"/>
+          <w:lang w:val="uk-UA"/>
+        </w:rPr>
+        <w:t xml:space="preserve"> світу.</w:t>
+      </w:r>
+    </w:p>
+    <w:p>
+      <w:pPr>
+        <w:spacing w:after="120"/>
+        <w:jc w:val="both"/>
+        <w:rPr>
+          <w:rFonts w:ascii="Times New Roman" w:hAnsi="Times New Roman"/>
+          <w:i/>
+          <w:iCs/>
+          <w:color w:val="FF0000"/>
+          <w:sz w:val="24"/>
+          <w:szCs w:val="24"/>
+          <w:lang w:val="uk-UA"/>
+        </w:rPr>
+      </w:pPr>
+      <w:r>
+        <w:rPr>
+          <w:rFonts w:ascii="Times New Roman" w:hAnsi="Times New Roman"/>
+          <w:i/>
+          <w:color w:val="FF0000"/>
+          <w:sz w:val="24"/>
+          <w:szCs w:val="24"/>
+          <w:lang w:val="uk-UA"/>
+        </w:rPr>
+        <w:t xml:space="preserve">По тропарях читає читець чергову </w:t>
+      </w:r>
+      <w:proofErr w:type="spellStart"/>
+      <w:r>
+        <w:rPr>
+          <w:rFonts w:ascii="Times New Roman" w:hAnsi="Times New Roman"/>
+          <w:i/>
+          <w:color w:val="FF0000"/>
+          <w:sz w:val="24"/>
+          <w:szCs w:val="24"/>
+          <w:lang w:val="uk-UA"/>
+        </w:rPr>
+        <w:t>катизму</w:t>
+      </w:r>
+      <w:proofErr w:type="spellEnd"/>
+      <w:r>
+        <w:rPr>
+          <w:rFonts w:ascii="Times New Roman" w:hAnsi="Times New Roman"/>
+          <w:i/>
+          <w:color w:val="FF0000"/>
+          <w:sz w:val="24"/>
+          <w:szCs w:val="24"/>
+          <w:lang w:val="uk-UA"/>
+        </w:rPr>
+        <w:t>, після якої диякон перед св. дверми виголошує</w:t>
+      </w:r>
+      <w:r>
+        <w:rPr>
+          <w:rFonts w:ascii="Times New Roman" w:hAnsi="Times New Roman"/>
+          <w:i/>
+          <w:iCs/>
+          <w:color w:val="FF0000"/>
+          <w:sz w:val="24"/>
+          <w:szCs w:val="24"/>
+          <w:lang w:val="uk-UA"/>
+        </w:rPr>
+        <w:t>:</w:t>
+      </w:r>
+    </w:p>
+    <w:p>
+      <w:pPr>
+        <w:spacing w:after="120"/>
+        <w:jc w:val="both"/>
+        <w:rPr>
+          <w:rFonts w:ascii="Times New Roman" w:hAnsi="Times New Roman"/>
+          <w:i/>
           <w:color w:val="000000"/>
           <w:sz w:val="24"/>
-        </w:rPr>
-        <w:t xml:space="preserve"> Пророка </w:t>
-      </w:r>
-      <w:r>
-        <w:rPr>
-          <w:rFonts w:ascii="Times New Roman" w:hAnsi="Times New Roman"/>
-          <w:sz w:val="24"/>
-        </w:rPr>
-        <w:t>Т</w:t>
-      </w:r>
-      <w:r>
-        <w:rPr>
-          <w:rFonts w:ascii="Times New Roman" w:hAnsi="Times New Roman"/>
-          <w:color w:val="000000"/>
-          <w:sz w:val="24"/>
-        </w:rPr>
-        <w:t>вого Амоса пам’ять, Господи, празнуємо.</w:t>
-      </w:r>
-      <w:r>
-        <w:rPr>
-          <w:rFonts w:ascii="Times New Roman" w:hAnsi="Times New Roman"/>
-          <w:sz w:val="24"/>
-        </w:rPr>
-        <w:t>*</w:t>
-      </w:r>
-      <w:r>
-        <w:rPr>
-          <w:rFonts w:ascii="Times New Roman" w:hAnsi="Times New Roman"/>
-          <w:color w:val="000000"/>
-          <w:sz w:val="24"/>
-        </w:rPr>
-        <w:t xml:space="preserve"> Тому молимо </w:t>
-      </w:r>
-      <w:r>
-        <w:rPr>
-          <w:rFonts w:ascii="Times New Roman" w:hAnsi="Times New Roman"/>
-          <w:sz w:val="24"/>
-        </w:rPr>
-        <w:t>Т</w:t>
-      </w:r>
-      <w:r>
-        <w:rPr>
-          <w:rFonts w:ascii="Times New Roman" w:hAnsi="Times New Roman"/>
-          <w:color w:val="000000"/>
-          <w:sz w:val="24"/>
-        </w:rPr>
-        <w:t>ебе: Спаси душі наші.</w:t>
-      </w:r>
-      <w:r>
-        <w:rPr>
-          <w:rFonts w:ascii="Times New Roman" w:hAnsi="Times New Roman"/>
-          <w:i/>
-          <w:color w:val="FF4400"/>
-          <w:sz w:val="24"/>
-        </w:rPr>
-        <w:t xml:space="preserve"> (2 р.)</w:t>
-      </w:r>
-    </w:p>
-    <w:p>
-      <w:pPr>
-        <w:pStyle w:val="Normal"/>
-        <w:spacing w:after="280"/>
-      </w:pPr>
-      <w:r>
-        <w:rPr>
-          <w:rFonts w:ascii="Times New Roman" w:hAnsi="Times New Roman"/>
-          <w:b/>
-          <w:sz w:val="24"/>
-        </w:rPr>
-        <w:t xml:space="preserve">І нині: </w:t>
-      </w:r>
-      <w:r>
-        <w:rPr>
-          <w:rFonts w:ascii="Times New Roman" w:hAnsi="Times New Roman"/>
-          <w:i/>
-          <w:color w:val="FF4400"/>
-          <w:sz w:val="24"/>
-        </w:rPr>
-        <w:t>Тропар (г. 4):</w:t>
-      </w:r>
-      <w:r>
-        <w:rPr>
-          <w:rFonts w:ascii="Times New Roman" w:hAnsi="Times New Roman"/>
-          <w:color w:val="333333"/>
-          <w:sz w:val="24"/>
-        </w:rPr>
-        <w:t xml:space="preserve"> Вознісся Ти у славі, Христе Боже наш,* радість сотворивши ученикам обітуванням Святого Духа,* утвердивши їх благословенням,* бо Ти єси Син Божий, ізбавитель світу.</w:t>
-      </w:r>
-    </w:p>
-    <w:p>
-      <w:pPr>
-        <w:pStyle w:val="Normal"/>
+          <w:szCs w:val="24"/>
+          <w:lang w:val="uk-UA"/>
+        </w:rPr>
       </w:pPr>
     </w:p>
     <w:p>
@@ -14274,17 +16773,32 @@
         <w:rPr>
           <w:rFonts w:ascii="Times New Roman" w:hAnsi="Times New Roman"/>
           <w:i/>
-          <w:color w:val="FF4400"/>
-          <w:sz w:val="24"/>
-        </w:rPr>
-        <w:t>Священик:</w:t>
-      </w:r>
-      <w:r>
-        <w:rPr>
-          <w:rFonts w:ascii="Times New Roman" w:hAnsi="Times New Roman"/>
-          <w:sz w:val="24"/>
-        </w:rPr>
-        <w:t xml:space="preserve"> Бо Твоя влада і Твоє єсть царство і сила, і слава Отця, і Сина, і Святого Духа, нині і повсякчас, і на віки віків.</w:t>
+          <w:iCs/>
+          <w:color w:val="FF0000"/>
+          <w:sz w:val="24"/>
+          <w:szCs w:val="24"/>
+          <w:lang w:val="uk-UA"/>
+        </w:rPr>
+        <w:t>Священик: </w:t>
+      </w:r>
+      <w:r>
+        <w:rPr>
+          <w:rFonts w:ascii="Times New Roman" w:hAnsi="Times New Roman"/>
+          <w:color w:val="000000"/>
+          <w:sz w:val="24"/>
+          <w:szCs w:val="24"/>
+          <w:lang w:val="uk-UA"/>
+        </w:rPr>
+        <w:t>Бо Твоя влада і Твоє єсть царство і сила, і слава Отця, і Сина, і Святого Духа</w:t>
+      </w:r>
+      <w:r>
+        <w:rPr>
+          <w:rFonts w:ascii="Times New Roman" w:hAnsi="Times New Roman"/>
+          <w:sz w:val="24"/>
+          <w:szCs w:val="24"/>
+          <w:lang w:val="uk-UA"/>
+        </w:rPr>
+        <w:t>, нині і повсякчас, і на віки віків.</w:t>
       </w:r>
     </w:p>
     <w:p>
@@ -14910,17 +17424,32 @@
         <w:rPr>
           <w:rFonts w:ascii="Times New Roman" w:hAnsi="Times New Roman"/>
           <w:i/>
-          <w:color w:val="FF4400"/>
-          <w:sz w:val="24"/>
-        </w:rPr>
-        <w:t>Священик:</w:t>
-      </w:r>
-      <w:r>
-        <w:rPr>
-          <w:rFonts w:ascii="Times New Roman" w:hAnsi="Times New Roman"/>
-          <w:sz w:val="24"/>
-        </w:rPr>
-        <w:t xml:space="preserve"> Бо Ти благий і Чоловіколюбець Бог єси і Тобі славу возсилаємо Отцю, і Сину, і Святому Духові, нині і повсякчас, і на віки віків.</w:t>
+          <w:iCs/>
+          <w:color w:val="FF0000"/>
+          <w:sz w:val="24"/>
+          <w:szCs w:val="24"/>
+          <w:lang w:val="uk-UA"/>
+        </w:rPr>
+        <w:t>Священик: </w:t>
+      </w:r>
+      <w:r>
+        <w:rPr>
+          <w:rFonts w:ascii="Times New Roman" w:hAnsi="Times New Roman"/>
+          <w:color w:val="000000"/>
+          <w:sz w:val="24"/>
+          <w:szCs w:val="24"/>
+          <w:lang w:val="uk-UA"/>
+        </w:rPr>
+        <w:t>Бо Ти благий і Чоловіколюбець Бог єси і Тобі славу возсилаємо Отцю, і Сину, і Святому Духові</w:t>
+      </w:r>
+      <w:r>
+        <w:rPr>
+          <w:rFonts w:ascii="Times New Roman" w:hAnsi="Times New Roman"/>
+          <w:sz w:val="24"/>
+          <w:szCs w:val="24"/>
+          <w:lang w:val="uk-UA"/>
+        </w:rPr>
+        <w:t>, нині і повсякчас, і на віки віків.</w:t>
       </w:r>
     </w:p>
     <w:p>
@@ -17129,17 +19658,32 @@
         <w:rPr>
           <w:rFonts w:ascii="Times New Roman" w:hAnsi="Times New Roman"/>
           <w:i/>
-          <w:color w:val="FF4400"/>
-          <w:sz w:val="24"/>
-        </w:rPr>
-        <w:t>Священик:</w:t>
-      </w:r>
-      <w:r>
-        <w:rPr>
-          <w:rFonts w:ascii="Times New Roman" w:hAnsi="Times New Roman"/>
-          <w:sz w:val="24"/>
-        </w:rPr>
-        <w:t xml:space="preserve"> Бо Ти Бог наш і Тобі славу возсилаємо: Отцю, і Сину, і Святому Духові, нині і повсякчас, і на віки віків.</w:t>
+          <w:iCs/>
+          <w:color w:val="FF0000"/>
+          <w:sz w:val="24"/>
+          <w:szCs w:val="24"/>
+          <w:lang w:val="uk-UA"/>
+        </w:rPr>
+        <w:t>Священик: </w:t>
+      </w:r>
+      <w:r>
+        <w:rPr>
+          <w:rFonts w:ascii="Times New Roman" w:hAnsi="Times New Roman"/>
+          <w:color w:val="000000"/>
+          <w:sz w:val="24"/>
+          <w:szCs w:val="24"/>
+          <w:lang w:val="uk-UA"/>
+        </w:rPr>
+        <w:t>Бо Ти Бог наш і Тобі славу возсилаємо: Отцю, і Сину, і Святому Духові</w:t>
+      </w:r>
+      <w:r>
+        <w:rPr>
+          <w:rFonts w:ascii="Times New Roman" w:hAnsi="Times New Roman"/>
+          <w:sz w:val="24"/>
+          <w:szCs w:val="24"/>
+          <w:lang w:val="uk-UA"/>
+        </w:rPr>
+        <w:t>, нині і повсякчас, і на віки віків.</w:t>
       </w:r>
     </w:p>
     <w:p>
@@ -18774,17 +21318,33 @@
         <w:rPr>
           <w:rFonts w:ascii="Times New Roman" w:hAnsi="Times New Roman"/>
           <w:i/>
-          <w:color w:val="FF4400"/>
-          <w:sz w:val="24"/>
-        </w:rPr>
-        <w:t>Священик:</w:t>
-      </w:r>
-      <w:r>
-        <w:rPr>
-          <w:rFonts w:ascii="Times New Roman" w:hAnsi="Times New Roman"/>
-          <w:sz w:val="24"/>
-        </w:rPr>
-        <w:t xml:space="preserve"> Бо Ти цар миру і Спас душ наших і Тобі славу возсилаємо: Отцю, і Сину, і Святому Духові, нині і повсякчас, і на віки віків.</w:t>
+          <w:iCs/>
+          <w:color w:val="FF0000"/>
+          <w:sz w:val="24"/>
+          <w:szCs w:val="24"/>
+          <w:lang w:val="uk-UA"/>
+        </w:rPr>
+        <w:lastRenderedPageBreak/>
+        <w:t>Священик: </w:t>
+      </w:r>
+      <w:r>
+        <w:rPr>
+          <w:rFonts w:ascii="Times New Roman" w:hAnsi="Times New Roman"/>
+          <w:color w:val="000000"/>
+          <w:sz w:val="24"/>
+          <w:szCs w:val="24"/>
+          <w:lang w:val="uk-UA"/>
+        </w:rPr>
+        <w:t>Бо Ти цар миру і Спас душ наших і Тобі славу возсилаємо: Отцю, і Сину, і Святому Духові</w:t>
+      </w:r>
+      <w:r>
+        <w:rPr>
+          <w:rFonts w:ascii="Times New Roman" w:hAnsi="Times New Roman"/>
+          <w:sz w:val="24"/>
+          <w:szCs w:val="24"/>
+          <w:lang w:val="uk-UA"/>
+        </w:rPr>
+        <w:t>, нині і повсякчас, і на віки віків.</w:t>
       </w:r>
     </w:p>
     <w:p>
@@ -20798,17 +23358,33 @@
         <w:rPr>
           <w:rFonts w:ascii="Times New Roman" w:hAnsi="Times New Roman"/>
           <w:i/>
-          <w:color w:val="FF4400"/>
-          <w:sz w:val="24"/>
-        </w:rPr>
-        <w:t>Священик:</w:t>
-      </w:r>
-      <w:r>
-        <w:rPr>
-          <w:rFonts w:ascii="Times New Roman" w:hAnsi="Times New Roman"/>
-          <w:sz w:val="24"/>
-        </w:rPr>
-        <w:t xml:space="preserve"> Бо Тебе хвалять усі сили небесні і Тобі славу возсилаємо: Отцю, і Сину, і Святому Духові, нині і повсякчас, і на віки віків.</w:t>
+          <w:iCs/>
+          <w:color w:val="FF0000"/>
+          <w:sz w:val="24"/>
+          <w:szCs w:val="24"/>
+          <w:lang w:val="uk-UA"/>
+        </w:rPr>
+        <w:lastRenderedPageBreak/>
+        <w:t>Священик: </w:t>
+      </w:r>
+      <w:r>
+        <w:rPr>
+          <w:rFonts w:ascii="Times New Roman" w:hAnsi="Times New Roman"/>
+          <w:color w:val="000000"/>
+          <w:sz w:val="24"/>
+          <w:szCs w:val="24"/>
+          <w:lang w:val="uk-UA"/>
+        </w:rPr>
+        <w:t>Бо Тебе хвалять усі сили небесні і Тобі славу возсилаємо: Отцю, і Сину, і Святому Духові</w:t>
+      </w:r>
+      <w:r>
+        <w:rPr>
+          <w:rFonts w:ascii="Times New Roman" w:hAnsi="Times New Roman"/>
+          <w:sz w:val="24"/>
+          <w:szCs w:val="24"/>
+          <w:lang w:val="uk-UA"/>
+        </w:rPr>
+        <w:t>, нині і повсякчас, і на віки віків.</w:t>
       </w:r>
     </w:p>
     <w:bookmarkEnd w:id="1"/>
@@ -22018,8 +24594,10 @@
         <w:rPr>
           <w:rFonts w:ascii="Times New Roman" w:hAnsi="Times New Roman"/>
           <w:i/>
-          <w:color w:val="FF4400"/>
-          <w:sz w:val="24"/>
+          <w:color w:val="FF0000"/>
+          <w:sz w:val="24"/>
+          <w:szCs w:val="24"/>
+          <w:lang w:val="uk-UA"/>
         </w:rPr>
         <w:t>Священик:</w:t>
       </w:r>
@@ -22027,6 +24605,8 @@
         <w:rPr>
           <w:rFonts w:ascii="Times New Roman" w:hAnsi="Times New Roman"/>
           <w:sz w:val="24"/>
+          <w:szCs w:val="24"/>
+          <w:lang w:val="uk-UA"/>
         </w:rPr>
         <w:t xml:space="preserve"> Слава тобі, що Світло нам показав!</w:t>
       </w:r>
@@ -23310,17 +25890,91 @@
         <w:rPr>
           <w:rFonts w:ascii="Times New Roman" w:hAnsi="Times New Roman"/>
           <w:i/>
-          <w:color w:val="FF4400"/>
-          <w:sz w:val="24"/>
+          <w:color w:val="FF0000"/>
+          <w:sz w:val="24"/>
+          <w:szCs w:val="24"/>
+          <w:lang w:val="uk-UA"/>
         </w:rPr>
         <w:t>Священик:</w:t>
       </w:r>
       <w:r>
         <w:rPr>
           <w:rFonts w:ascii="Times New Roman" w:hAnsi="Times New Roman"/>
-          <w:sz w:val="24"/>
-        </w:rPr>
-        <w:t xml:space="preserve"> Бо ти Бог милости, ласк і чоловіколюбности, і тобі славу віддаємо: Отцю, і Сину, і Святому Духові, нині і повсякчас, і на віки віків.</w:t>
+          <w:color w:val="FF0000"/>
+          <w:sz w:val="24"/>
+          <w:szCs w:val="24"/>
+          <w:lang w:val="uk-UA"/>
+        </w:rPr>
+        <w:t xml:space="preserve"> </w:t>
+      </w:r>
+      <w:r>
+        <w:rPr>
+          <w:rFonts w:ascii="Times New Roman" w:hAnsi="Times New Roman"/>
+          <w:sz w:val="24"/>
+          <w:szCs w:val="24"/>
+          <w:lang w:val="uk-UA"/>
+        </w:rPr>
+        <w:t xml:space="preserve">Бо ти Бог </w:t>
+      </w:r>
+      <w:proofErr w:type="spellStart"/>
+      <w:r>
+        <w:rPr>
+          <w:rFonts w:ascii="Times New Roman" w:hAnsi="Times New Roman"/>
+          <w:sz w:val="24"/>
+          <w:szCs w:val="24"/>
+          <w:lang w:val="uk-UA"/>
+        </w:rPr>
+        <w:t>милости</w:t>
+      </w:r>
+      <w:proofErr w:type="spellEnd"/>
+      <w:r>
+        <w:rPr>
+          <w:rFonts w:ascii="Times New Roman" w:hAnsi="Times New Roman"/>
+          <w:sz w:val="24"/>
+          <w:szCs w:val="24"/>
+          <w:lang w:val="uk-UA"/>
+        </w:rPr>
+        <w:t xml:space="preserve">, </w:t>
+      </w:r>
+      <w:proofErr w:type="spellStart"/>
+      <w:r>
+        <w:rPr>
+          <w:rFonts w:ascii="Times New Roman" w:hAnsi="Times New Roman"/>
+          <w:sz w:val="24"/>
+          <w:szCs w:val="24"/>
+          <w:lang w:val="uk-UA"/>
+        </w:rPr>
+        <w:t>ласк</w:t>
+      </w:r>
+      <w:proofErr w:type="spellEnd"/>
+      <w:r>
+        <w:rPr>
+          <w:rFonts w:ascii="Times New Roman" w:hAnsi="Times New Roman"/>
+          <w:sz w:val="24"/>
+          <w:szCs w:val="24"/>
+          <w:lang w:val="uk-UA"/>
+        </w:rPr>
+        <w:t xml:space="preserve"> і </w:t>
+      </w:r>
+      <w:proofErr w:type="spellStart"/>
+      <w:r>
+        <w:rPr>
+          <w:rFonts w:ascii="Times New Roman" w:hAnsi="Times New Roman"/>
+          <w:sz w:val="24"/>
+          <w:szCs w:val="24"/>
+          <w:lang w:val="uk-UA"/>
+        </w:rPr>
+        <w:t>чоловіколюбности</w:t>
+      </w:r>
+      <w:proofErr w:type="spellEnd"/>
+      <w:r>
+        <w:rPr>
+          <w:rFonts w:ascii="Times New Roman" w:hAnsi="Times New Roman"/>
+          <w:sz w:val="24"/>
+          <w:szCs w:val="24"/>
+          <w:lang w:val="uk-UA"/>
+        </w:rPr>
+        <w:t>, і тобі славу віддаємо: Отцю, і Сину, і Святому Духові, нині і повсякчас, і на віки віків.</w:t>
       </w:r>
     </w:p>
     <w:bookmarkEnd w:id="2"/>
@@ -23381,8 +26035,10 @@
         <w:rPr>
           <w:rFonts w:ascii="Times New Roman" w:hAnsi="Times New Roman"/>
           <w:i/>
-          <w:color w:val="FF4400"/>
-          <w:sz w:val="24"/>
+          <w:color w:val="FF0000"/>
+          <w:sz w:val="24"/>
+          <w:szCs w:val="24"/>
+          <w:lang w:val="uk-UA"/>
         </w:rPr>
         <w:t>Священик:</w:t>
       </w:r>
@@ -23390,6 +26046,8 @@
         <w:rPr>
           <w:rFonts w:ascii="Times New Roman" w:hAnsi="Times New Roman"/>
           <w:sz w:val="24"/>
+          <w:szCs w:val="24"/>
+          <w:lang w:val="uk-UA"/>
         </w:rPr>
         <w:t xml:space="preserve"> Мир всім.</w:t>
       </w:r>
@@ -24410,8 +27068,10 @@
         <w:rPr>
           <w:rFonts w:ascii="Times New Roman" w:hAnsi="Times New Roman"/>
           <w:i/>
-          <w:color w:val="FF4400"/>
-          <w:sz w:val="24"/>
+          <w:color w:val="FF0000"/>
+          <w:sz w:val="24"/>
+          <w:szCs w:val="24"/>
+          <w:lang w:val="uk-UA"/>
         </w:rPr>
         <w:t>Священик:</w:t>
       </w:r>
@@ -24419,8 +27079,28 @@
         <w:rPr>
           <w:rFonts w:ascii="Times New Roman" w:hAnsi="Times New Roman"/>
           <w:sz w:val="24"/>
-        </w:rPr>
-        <w:t xml:space="preserve"> Бо твоє є царство, і сила, і слава, Отця, і Сина, і Святого Духа, нині і повсякчас, і на віки віків.</w:t>
+          <w:szCs w:val="24"/>
+          <w:lang w:val="uk-UA"/>
+        </w:rPr>
+        <w:t xml:space="preserve"> Бо твоє є царство, і сила, і слава, Отця, і Сина, і Святого Духа, нині і повсякчас, і на </w:t>
+      </w:r>
+      <w:r>
+        <w:rPr>
+          <w:rFonts w:ascii="Times New Roman" w:hAnsi="Times New Roman"/>
+          <w:sz w:val="24"/>
+          <w:szCs w:val="24"/>
+          <w:lang w:val="uk-UA"/>
+        </w:rPr>
+        <w:t>віки віків</w:t>
+      </w:r>
+      <w:r>
+        <w:rPr>
+          <w:rFonts w:ascii="Times New Roman" w:hAnsi="Times New Roman"/>
+          <w:sz w:val="24"/>
+          <w:szCs w:val="24"/>
+          <w:lang w:val="uk-UA"/>
+        </w:rPr>
+        <w:t>.</w:t>
       </w:r>
     </w:p>
     <w:p>
@@ -24516,106 +27196,201 @@
     </w:p>
     <w:p>
       <w:pPr>
-        <w:pStyle w:val="a"/>
-        <w:spacing w:after="160"/>
-      </w:pPr>
-      <w:r>
-        <w:rPr>
-          <w:rFonts w:ascii="Times New Roman" w:hAnsi="Times New Roman"/>
-          <w:i/>
-          <w:color w:val="FF0000"/>
-          <w:sz w:val="24"/>
-        </w:rPr>
-        <w:t>Тропар (г. 2):</w:t>
-      </w:r>
-      <w:r>
-        <w:rPr>
-          <w:rFonts w:ascii="Times New Roman" w:hAnsi="Times New Roman"/>
-          <w:color w:val="000000"/>
-          <w:sz w:val="24"/>
-        </w:rPr>
-        <w:t xml:space="preserve"> Пророка </w:t>
-      </w:r>
-      <w:r>
-        <w:rPr>
-          <w:rFonts w:ascii="Times New Roman" w:hAnsi="Times New Roman"/>
-          <w:sz w:val="24"/>
-        </w:rPr>
-        <w:t>Т</w:t>
-      </w:r>
-      <w:r>
-        <w:rPr>
-          <w:rFonts w:ascii="Times New Roman" w:hAnsi="Times New Roman"/>
-          <w:color w:val="000000"/>
-          <w:sz w:val="24"/>
-        </w:rPr>
-        <w:t>вого Амоса пам’ять, Господи, празнуємо.</w:t>
-      </w:r>
-      <w:r>
-        <w:rPr>
-          <w:rFonts w:ascii="Times New Roman" w:hAnsi="Times New Roman"/>
-          <w:sz w:val="24"/>
+        <w:pStyle w:val="Normal1"/>
+        <w:spacing w:after="120" w:line="240" w:lineRule="auto"/>
+        <w:jc w:val="both"/>
+        <w:rPr>
+          <w:rFonts w:ascii="Times New Roman" w:eastAsia="Times New Roman" w:hAnsi="Times New Roman" w:cs="Times New Roman"/>
+          <w:sz w:val="24"/>
+          <w:szCs w:val="24"/>
+        </w:rPr>
+      </w:pPr>
+      <w:r>
+        <w:rPr>
+          <w:rFonts w:ascii="Times New Roman" w:eastAsia="Times New Roman" w:hAnsi="Times New Roman" w:cs="Times New Roman"/>
+          <w:i/>
+          <w:color w:val="FF0000"/>
+          <w:sz w:val="24"/>
+          <w:szCs w:val="24"/>
+          <w:highlight w:val="white"/>
+        </w:rPr>
+        <w:t>(г. 4):</w:t>
+      </w:r>
+      <w:r>
+        <w:rPr>
+          <w:rFonts w:ascii="Times New Roman" w:eastAsia="Times New Roman" w:hAnsi="Times New Roman" w:cs="Times New Roman"/>
+          <w:color w:val="FF0000"/>
+          <w:sz w:val="24"/>
+          <w:szCs w:val="24"/>
+          <w:highlight w:val="white"/>
+        </w:rPr>
+        <w:t xml:space="preserve"> </w:t>
+      </w:r>
+      <w:r>
+        <w:rPr>
+          <w:rFonts w:ascii="Times New Roman" w:eastAsia="Times New Roman" w:hAnsi="Times New Roman" w:cs="Times New Roman"/>
+          <w:sz w:val="24"/>
+          <w:szCs w:val="24"/>
+          <w:highlight w:val="white"/>
+        </w:rPr>
+        <w:t>Мученик Твій, Господи, Ісидор* у стражданнях своїх прийняв вінці нетлінні від тебе, Бога нашого.* Мавши бо кріпость твою, мучителів подолав,* сокрушив і демонів зухвальства безсильні.* Його молитвами спаси душі наші.</w:t>
+      </w:r>
+    </w:p>
+    <w:p>
+      <w:pPr>
+        <w:spacing w:after="120"/>
+        <w:jc w:val="both"/>
+        <w:rPr>
+          <w:rFonts w:ascii="Times New Roman" w:hAnsi="Times New Roman"/>
+          <w:sz w:val="24"/>
+          <w:szCs w:val="24"/>
+          <w:lang w:val="uk-UA"/>
+        </w:rPr>
+      </w:pPr>
+      <w:r>
+        <w:rPr>
+          <w:rFonts w:ascii="Times New Roman" w:hAnsi="Times New Roman"/>
+          <w:b/>
+          <w:sz w:val="24"/>
+          <w:szCs w:val="24"/>
+          <w:lang w:val="uk-UA"/>
+        </w:rPr>
+        <w:t>Слава: і нині:</w:t>
+      </w:r>
+      <w:r>
+        <w:rPr>
+          <w:rFonts w:ascii="Times New Roman" w:hAnsi="Times New Roman"/>
+          <w:sz w:val="24"/>
+          <w:szCs w:val="24"/>
+          <w:lang w:val="uk-UA"/>
+        </w:rPr>
+        <w:t xml:space="preserve"> </w:t>
+      </w:r>
+      <w:r>
+        <w:rPr>
+          <w:rFonts w:ascii="Times New Roman" w:hAnsi="Times New Roman"/>
+          <w:i/>
+          <w:color w:val="FF0000"/>
+          <w:sz w:val="24"/>
+          <w:szCs w:val="24"/>
+          <w:lang w:val="uk-UA"/>
+        </w:rPr>
+        <w:t>(г. 4):</w:t>
+      </w:r>
+      <w:r>
+        <w:rPr>
+          <w:rFonts w:ascii="Times New Roman" w:hAnsi="Times New Roman"/>
+          <w:sz w:val="24"/>
+          <w:szCs w:val="24"/>
+          <w:lang w:val="uk-UA"/>
+        </w:rPr>
+        <w:t xml:space="preserve"> Вознісся Ти у славі, Христе Боже наш,</w:t>
+      </w:r>
+      <w:r>
+        <w:rPr>
+          <w:rFonts w:ascii="Times New Roman" w:hAnsi="Times New Roman"/>
+          <w:sz w:val="24"/>
+          <w:szCs w:val="24"/>
+          <w:lang w:val="uk-UA"/>
         </w:rPr>
         <w:t>*</w:t>
       </w:r>
       <w:r>
         <w:rPr>
           <w:rFonts w:ascii="Times New Roman" w:hAnsi="Times New Roman"/>
-          <w:color w:val="000000"/>
-          <w:sz w:val="24"/>
-        </w:rPr>
-        <w:t xml:space="preserve"> Тому молимо </w:t>
-      </w:r>
-      <w:r>
-        <w:rPr>
-          <w:rFonts w:ascii="Times New Roman" w:hAnsi="Times New Roman"/>
-          <w:sz w:val="24"/>
-        </w:rPr>
-        <w:t>Т</w:t>
-      </w:r>
-      <w:r>
-        <w:rPr>
-          <w:rFonts w:ascii="Times New Roman" w:hAnsi="Times New Roman"/>
-          <w:color w:val="000000"/>
-          <w:sz w:val="24"/>
-        </w:rPr>
-        <w:t>ебе: Спаси душі наші.</w:t>
-      </w:r>
-    </w:p>
-    <w:p>
-      <w:pPr>
-        <w:pStyle w:val="Normal"/>
-        <w:spacing w:after="280"/>
-      </w:pPr>
-      <w:r>
-        <w:rPr>
-          <w:rFonts w:ascii="Times New Roman" w:hAnsi="Times New Roman"/>
-          <w:b/>
-          <w:sz w:val="24"/>
-        </w:rPr>
-        <w:t xml:space="preserve">І нині: </w:t>
-      </w:r>
-      <w:r>
-        <w:rPr>
-          <w:rFonts w:ascii="Times New Roman" w:hAnsi="Times New Roman"/>
-          <w:i/>
-          <w:color w:val="FF4400"/>
-          <w:sz w:val="24"/>
-        </w:rPr>
-        <w:t>Тропар (г. 4):</w:t>
-      </w:r>
-      <w:r>
-        <w:rPr>
-          <w:rFonts w:ascii="Times New Roman" w:hAnsi="Times New Roman"/>
-          <w:color w:val="333333"/>
-          <w:sz w:val="24"/>
-        </w:rPr>
-        <w:t xml:space="preserve"> Вознісся Ти у славі, Христе Боже наш,* радість сотворивши ученикам обітуванням Святого Духа,* утвердивши їх благословенням,* бо Ти єси Син Божий, ізбавитель світу.</w:t>
-      </w:r>
-    </w:p>
-    <w:p>
-      <w:pPr>
-        <w:pStyle w:val="Normal"/>
+          <w:sz w:val="24"/>
+          <w:szCs w:val="24"/>
+          <w:lang w:val="uk-UA"/>
+        </w:rPr>
+        <w:t xml:space="preserve"> радість сотворивши ученикам </w:t>
+      </w:r>
+      <w:proofErr w:type="spellStart"/>
+      <w:r>
+        <w:rPr>
+          <w:rFonts w:ascii="Times New Roman" w:hAnsi="Times New Roman"/>
+          <w:sz w:val="24"/>
+          <w:szCs w:val="24"/>
+          <w:lang w:val="uk-UA"/>
+        </w:rPr>
+        <w:t>обітуванням</w:t>
+      </w:r>
+      <w:proofErr w:type="spellEnd"/>
+      <w:r>
+        <w:rPr>
+          <w:rFonts w:ascii="Times New Roman" w:hAnsi="Times New Roman"/>
+          <w:sz w:val="24"/>
+          <w:szCs w:val="24"/>
+          <w:lang w:val="uk-UA"/>
+        </w:rPr>
+        <w:t xml:space="preserve"> Святого Духа,</w:t>
+      </w:r>
+      <w:r>
+        <w:rPr>
+          <w:rFonts w:ascii="Times New Roman" w:hAnsi="Times New Roman"/>
+          <w:sz w:val="24"/>
+          <w:szCs w:val="24"/>
+          <w:lang w:val="uk-UA"/>
+        </w:rPr>
+        <w:t>*</w:t>
+      </w:r>
+      <w:r>
+        <w:rPr>
+          <w:rFonts w:ascii="Times New Roman" w:hAnsi="Times New Roman"/>
+          <w:sz w:val="24"/>
+          <w:szCs w:val="24"/>
+          <w:lang w:val="uk-UA"/>
+        </w:rPr>
+        <w:t xml:space="preserve"> утвердивши їх благословенням,</w:t>
+      </w:r>
+      <w:r>
+        <w:rPr>
+          <w:rFonts w:ascii="Times New Roman" w:hAnsi="Times New Roman"/>
+          <w:sz w:val="24"/>
+          <w:szCs w:val="24"/>
+          <w:lang w:val="uk-UA"/>
+        </w:rPr>
+        <w:t>*</w:t>
+      </w:r>
+      <w:r>
+        <w:rPr>
+          <w:rFonts w:ascii="Times New Roman" w:hAnsi="Times New Roman"/>
+          <w:sz w:val="24"/>
+          <w:szCs w:val="24"/>
+          <w:lang w:val="uk-UA"/>
+        </w:rPr>
+        <w:t xml:space="preserve"> бо Ти єси Син Божий, </w:t>
+      </w:r>
+      <w:proofErr w:type="spellStart"/>
+      <w:r>
+        <w:rPr>
+          <w:rFonts w:ascii="Times New Roman" w:hAnsi="Times New Roman"/>
+          <w:sz w:val="24"/>
+          <w:szCs w:val="24"/>
+          <w:lang w:val="uk-UA"/>
+        </w:rPr>
+        <w:t>ізбавитель</w:t>
+      </w:r>
+      <w:proofErr w:type="spellEnd"/>
+      <w:r>
+        <w:rPr>
+          <w:rFonts w:ascii="Times New Roman" w:hAnsi="Times New Roman"/>
+          <w:sz w:val="24"/>
+          <w:szCs w:val="24"/>
+          <w:lang w:val="uk-UA"/>
+        </w:rPr>
+        <w:t xml:space="preserve"> світу.</w:t>
+      </w:r>
+    </w:p>
+    <w:p>
+      <w:pPr>
+        <w:spacing w:after="120"/>
+        <w:jc w:val="both"/>
+        <w:rPr>
+          <w:rFonts w:ascii="Times New Roman" w:hAnsi="Times New Roman"/>
+          <w:sz w:val="24"/>
+          <w:szCs w:val="24"/>
+          <w:lang w:val="uk-UA"/>
+        </w:rPr>
       </w:pPr>
     </w:p>
     <w:p>
@@ -25175,8 +27950,10 @@
         <w:rPr>
           <w:rFonts w:ascii="Times New Roman" w:hAnsi="Times New Roman"/>
           <w:i/>
-          <w:color w:val="FF4400"/>
-          <w:sz w:val="24"/>
+          <w:color w:val="FF0000"/>
+          <w:sz w:val="24"/>
+          <w:szCs w:val="24"/>
+          <w:lang w:val="uk-UA"/>
         </w:rPr>
         <w:t>Священик:</w:t>
       </w:r>
@@ -25184,8 +27961,28 @@
         <w:rPr>
           <w:rFonts w:ascii="Times New Roman" w:hAnsi="Times New Roman"/>
           <w:sz w:val="24"/>
-        </w:rPr>
-        <w:t xml:space="preserve"> Бо милостивий і чоловіколюбець Бог єси, і тобі славу возсилаємо, Отцю, і Сину, і Святому Духові, нині і повсякчас, і на віки віків.</w:t>
+          <w:szCs w:val="24"/>
+          <w:lang w:val="uk-UA"/>
+        </w:rPr>
+        <w:t xml:space="preserve"> Бо милостивий і чоловіколюбець Бог єси, і тобі славу возсилаємо, Отцю, і Сину, і Святому Духові, нині і повсякчас, і на </w:t>
+      </w:r>
+      <w:r>
+        <w:rPr>
+          <w:rFonts w:ascii="Times New Roman" w:hAnsi="Times New Roman"/>
+          <w:sz w:val="24"/>
+          <w:szCs w:val="24"/>
+          <w:lang w:val="uk-UA"/>
+        </w:rPr>
+        <w:t>віки віків</w:t>
+      </w:r>
+      <w:r>
+        <w:rPr>
+          <w:rFonts w:ascii="Times New Roman" w:hAnsi="Times New Roman"/>
+          <w:sz w:val="24"/>
+          <w:szCs w:val="24"/>
+          <w:lang w:val="uk-UA"/>
+        </w:rPr>
+        <w:t>.</w:t>
       </w:r>
     </w:p>
     <w:p>
@@ -25338,17 +28135,31 @@
         <w:rPr>
           <w:rFonts w:ascii="Times New Roman" w:hAnsi="Times New Roman"/>
           <w:i/>
-          <w:color w:val="FF4400"/>
-          <w:sz w:val="24"/>
+          <w:color w:val="FF0000"/>
+          <w:sz w:val="24"/>
+          <w:szCs w:val="24"/>
+          <w:lang w:val="uk-UA"/>
         </w:rPr>
         <w:t>Священик:</w:t>
       </w:r>
       <w:r>
         <w:rPr>
           <w:rFonts w:ascii="Times New Roman" w:hAnsi="Times New Roman"/>
-          <w:sz w:val="24"/>
-        </w:rPr>
-        <w:t xml:space="preserve"> Слава тобі, Христе Боже, надіє наша, слава тобі!</w:t>
+          <w:color w:val="FF0000"/>
+          <w:sz w:val="24"/>
+          <w:szCs w:val="24"/>
+          <w:lang w:val="uk-UA"/>
+        </w:rPr>
+        <w:t xml:space="preserve"> </w:t>
+      </w:r>
+      <w:r>
+        <w:rPr>
+          <w:rFonts w:ascii="Times New Roman" w:hAnsi="Times New Roman"/>
+          <w:sz w:val="24"/>
+          <w:szCs w:val="24"/>
+          <w:lang w:val="uk-UA"/>
+        </w:rPr>
+        <w:t>Слава тобі, Христе Боже, надіє наша, слава тобі!</w:t>
       </w:r>
     </w:p>
     <w:p>
@@ -25442,12 +28253,24 @@
       </w:r>
     </w:p>
     <w:p>
-      <w:r>
-        <w:rPr>
-          <w:rFonts w:ascii="Times New Roman" w:hAnsi="Times New Roman"/>
-          <w:i/>
-          <w:color w:val="FF4400"/>
-          <w:sz w:val="24"/>
+      <w:pPr>
+        <w:spacing w:after="120"/>
+        <w:jc w:val="both"/>
+        <w:rPr>
+          <w:rFonts w:ascii="Times New Roman" w:hAnsi="Times New Roman"/>
+          <w:sz w:val="24"/>
+          <w:szCs w:val="24"/>
+          <w:lang w:val="uk-UA"/>
+        </w:rPr>
+      </w:pPr>
+      <w:r>
+        <w:rPr>
+          <w:rFonts w:ascii="Times New Roman" w:hAnsi="Times New Roman"/>
+          <w:i/>
+          <w:color w:val="FF0000"/>
+          <w:sz w:val="24"/>
+          <w:szCs w:val="24"/>
+          <w:lang w:val="uk-UA"/>
         </w:rPr>
         <w:t>Священик:</w:t>
       </w:r>
@@ -25455,24 +28278,49 @@
         <w:rPr>
           <w:rFonts w:ascii="Times New Roman" w:hAnsi="Times New Roman"/>
           <w:sz w:val="24"/>
-        </w:rPr>
-        <w:t xml:space="preserve"> Христос, істинний Бог наш - молитвами пречистої Своєї Матері, силою чесного і животворчого Хреста, заступництвом чесних небесних сил безтілесних, чесного і славного пророка, предтечі і хрестителя Йоана, святих славних і всехвальних апостолів, святого отця нашого Миколая, архиєпископа Мир Ликійських, чудотворця, святих славних і переможних мучеників, преподобних і богоносних отців наших, святих і праведних богоотців Йоакима й Анни, святого, </w:t>
-      </w:r>
-      <w:r>
-        <w:rPr>
-          <w:rFonts w:ascii="Times New Roman" w:hAnsi="Times New Roman"/>
-          <w:i/>
-          <w:color w:val="FF4400"/>
-          <w:sz w:val="24"/>
-        </w:rPr>
-        <w:t>якого є храм</w:t>
-      </w:r>
-      <w:r>
-        <w:rPr>
-          <w:rFonts w:ascii="Times New Roman" w:hAnsi="Times New Roman"/>
-          <w:sz w:val="24"/>
-        </w:rPr>
-        <w:t>, святого пророка Амоса, преподобного Єроніма, пресвітера Стридонського і всіх святих - помилує і спасе нас як благий і людинолюбний.</w:t>
+          <w:szCs w:val="24"/>
+          <w:lang w:val="uk-UA"/>
+        </w:rPr>
+        <w:t xml:space="preserve"> Христос, істинний Бог наш, що в славі вознісся від нас на небо і сів праворуч Бога й Отця, спасіння нашого ради, молитвами пречистої своєї Матері, святих славних і </w:t>
+      </w:r>
+      <w:proofErr w:type="spellStart"/>
+      <w:r>
+        <w:rPr>
+          <w:rFonts w:ascii="Times New Roman" w:hAnsi="Times New Roman"/>
+          <w:sz w:val="24"/>
+          <w:szCs w:val="24"/>
+          <w:lang w:val="uk-UA"/>
+        </w:rPr>
+        <w:t>всехвальних</w:t>
+      </w:r>
+      <w:proofErr w:type="spellEnd"/>
+      <w:r>
+        <w:rPr>
+          <w:rFonts w:ascii="Times New Roman" w:hAnsi="Times New Roman"/>
+          <w:sz w:val="24"/>
+          <w:szCs w:val="24"/>
+          <w:lang w:val="uk-UA"/>
+        </w:rPr>
+        <w:t xml:space="preserve"> апостолів, святого мученика </w:t>
+      </w:r>
+      <w:r>
+        <w:rPr>
+          <w:rFonts w:ascii="Times New Roman" w:hAnsi="Times New Roman"/>
+          <w:color w:val="000000"/>
+          <w:sz w:val="24"/>
+          <w:szCs w:val="24"/>
+          <w:lang w:val="uk-UA" w:eastAsia="ru-RU"/>
+        </w:rPr>
+        <w:t>Ісидора</w:t>
+      </w:r>
+      <w:r>
+        <w:rPr>
+          <w:rFonts w:ascii="Times New Roman" w:hAnsi="Times New Roman"/>
+          <w:sz w:val="24"/>
+          <w:szCs w:val="24"/>
+          <w:lang w:val="uk-UA"/>
+        </w:rPr>
+        <w:t>, і всіх святих, помилує і спасе нас, як благий і чоловіколюбець.</w:t>
       </w:r>
     </w:p>
     <w:p>
